--- a/A5/RaportTechnicalDebt.docx
+++ b/A5/RaportTechnicalDebt.docx
@@ -17,7 +17,42 @@
           <w:rFonts w:ascii="Times New Roman" w:eastAsia="Google Sans" w:hAnsi="Times New Roman" w:cs="Times New Roman"/>
           <w:color w:val="1B1C1D"/>
         </w:rPr>
-        <w:t>Assignment 4 - Experiment</w:t>
+        <w:t xml:space="preserve">Assignment </w:t>
+      </w:r>
+      <w:r>
+        <w:rPr>
+          <w:rFonts w:ascii="Times New Roman" w:eastAsia="Google Sans" w:hAnsi="Times New Roman" w:cs="Times New Roman"/>
+          <w:color w:val="1B1C1D"/>
+        </w:rPr>
+        <w:t>5</w:t>
+      </w:r>
+      <w:r>
+        <w:rPr>
+          <w:rFonts w:ascii="Times New Roman" w:eastAsia="Google Sans" w:hAnsi="Times New Roman" w:cs="Times New Roman"/>
+          <w:color w:val="1B1C1D"/>
+        </w:rPr>
+        <w:t xml:space="preserve"> - </w:t>
+      </w:r>
+      <w:r>
+        <w:rPr>
+          <w:rFonts w:ascii="Times New Roman" w:eastAsia="Google Sans" w:hAnsi="Times New Roman" w:cs="Times New Roman"/>
+          <w:color w:val="1B1C1D"/>
+        </w:rPr>
+        <w:t>R</w:t>
+      </w:r>
+      <w:r>
+        <w:rPr>
+          <w:rFonts w:ascii="Times New Roman" w:eastAsia="Google Sans" w:hAnsi="Times New Roman" w:cs="Times New Roman"/>
+          <w:color w:val="1B1C1D"/>
+        </w:rPr>
+        <w:t>e</w:t>
+      </w:r>
+      <w:r>
+        <w:rPr>
+          <w:rFonts w:ascii="Times New Roman" w:eastAsia="Google Sans" w:hAnsi="Times New Roman" w:cs="Times New Roman"/>
+          <w:color w:val="1B1C1D"/>
+        </w:rPr>
+        <w:t>port</w:t>
       </w:r>
     </w:p>
     <w:p>
@@ -113,12 +148,53 @@
           <w:color w:val="1B1C1D"/>
         </w:rPr>
       </w:pPr>
-      <w:r>
-        <w:rPr>
-          <w:rFonts w:ascii="Times New Roman" w:eastAsia="Google Sans Text" w:hAnsi="Times New Roman" w:cs="Times New Roman"/>
-          <w:color w:val="1B1C1D"/>
-        </w:rPr>
-        <w:t>TDR_Score = (Effort to Fix) * (wcommits * Recent Commits + wbugs * Recent Bugs)</w:t>
+      <w:proofErr w:type="spellStart"/>
+      <w:r>
+        <w:rPr>
+          <w:rFonts w:ascii="Times New Roman" w:eastAsia="Google Sans Text" w:hAnsi="Times New Roman" w:cs="Times New Roman"/>
+          <w:color w:val="1B1C1D"/>
+        </w:rPr>
+        <w:t>TDR_Score</w:t>
+      </w:r>
+      <w:proofErr w:type="spellEnd"/>
+      <w:r>
+        <w:rPr>
+          <w:rFonts w:ascii="Times New Roman" w:eastAsia="Google Sans Text" w:hAnsi="Times New Roman" w:cs="Times New Roman"/>
+          <w:color w:val="1B1C1D"/>
+        </w:rPr>
+        <w:t xml:space="preserve"> = (Effort to Fix) * (</w:t>
+      </w:r>
+      <w:proofErr w:type="spellStart"/>
+      <w:r>
+        <w:rPr>
+          <w:rFonts w:ascii="Times New Roman" w:eastAsia="Google Sans Text" w:hAnsi="Times New Roman" w:cs="Times New Roman"/>
+          <w:color w:val="1B1C1D"/>
+        </w:rPr>
+        <w:t>wcommits</w:t>
+      </w:r>
+      <w:proofErr w:type="spellEnd"/>
+      <w:r>
+        <w:rPr>
+          <w:rFonts w:ascii="Times New Roman" w:eastAsia="Google Sans Text" w:hAnsi="Times New Roman" w:cs="Times New Roman"/>
+          <w:color w:val="1B1C1D"/>
+        </w:rPr>
+        <w:t xml:space="preserve"> * Recent Commits + </w:t>
+      </w:r>
+      <w:proofErr w:type="spellStart"/>
+      <w:r>
+        <w:rPr>
+          <w:rFonts w:ascii="Times New Roman" w:eastAsia="Google Sans Text" w:hAnsi="Times New Roman" w:cs="Times New Roman"/>
+          <w:color w:val="1B1C1D"/>
+        </w:rPr>
+        <w:t>wbugs</w:t>
+      </w:r>
+      <w:proofErr w:type="spellEnd"/>
+      <w:r>
+        <w:rPr>
+          <w:rFonts w:ascii="Times New Roman" w:eastAsia="Google Sans Text" w:hAnsi="Times New Roman" w:cs="Times New Roman"/>
+          <w:color w:val="1B1C1D"/>
+        </w:rPr>
+        <w:t xml:space="preserve"> * Recent Bugs)</w:t>
       </w:r>
     </w:p>
     <w:p>
@@ -142,7 +218,39 @@
           <w:rFonts w:ascii="Times New Roman" w:eastAsia="Google Sans Text" w:hAnsi="Times New Roman" w:cs="Times New Roman"/>
           <w:color w:val="1B1C1D"/>
         </w:rPr>
-        <w:t>This report provides a methodology for gathering these numbers by mining a project's coding history. It explains how to use the Lizard tool to guess the 'Effort', the PyDriller library to count 'Recent Commits', and a practical workaround (called HBFM) to find 'Recent Bugs' from commit messages. There's also a case study on several major open-source projects that shows how this formula helps find the real problem areas (or hotspots) and helps to safely ignore benign debt messy code that isn't actually hurting anyone.</w:t>
+        <w:t xml:space="preserve">This report provides a methodology for gathering these numbers by mining a project's coding history. It explains how to use the Lizard tool to guess the 'Effort', the </w:t>
+      </w:r>
+      <w:proofErr w:type="spellStart"/>
+      <w:r>
+        <w:rPr>
+          <w:rFonts w:ascii="Times New Roman" w:eastAsia="Google Sans Text" w:hAnsi="Times New Roman" w:cs="Times New Roman"/>
+          <w:color w:val="1B1C1D"/>
+        </w:rPr>
+        <w:t>PyDriller</w:t>
+      </w:r>
+      <w:proofErr w:type="spellEnd"/>
+      <w:r>
+        <w:rPr>
+          <w:rFonts w:ascii="Times New Roman" w:eastAsia="Google Sans Text" w:hAnsi="Times New Roman" w:cs="Times New Roman"/>
+          <w:color w:val="1B1C1D"/>
+        </w:rPr>
+        <w:t xml:space="preserve"> library to count 'Recent Commits', and a practical workaround (called HBFM) to find 'Recent Bugs' from commit messages. There's also a case study on several major open-source projects that shows how this formula helps find the real problem areas (or hotspots) and helps to safely ignore benign debt messy code that isn't </w:t>
+      </w:r>
+      <w:proofErr w:type="gramStart"/>
+      <w:r>
+        <w:rPr>
+          <w:rFonts w:ascii="Times New Roman" w:eastAsia="Google Sans Text" w:hAnsi="Times New Roman" w:cs="Times New Roman"/>
+          <w:color w:val="1B1C1D"/>
+        </w:rPr>
+        <w:t>actually hurting</w:t>
+      </w:r>
+      <w:proofErr w:type="gramEnd"/>
+      <w:r>
+        <w:rPr>
+          <w:rFonts w:ascii="Times New Roman" w:eastAsia="Google Sans Text" w:hAnsi="Times New Roman" w:cs="Times New Roman"/>
+          <w:color w:val="1B1C1D"/>
+        </w:rPr>
+        <w:t xml:space="preserve"> anyone.</w:t>
       </w:r>
     </w:p>
     <w:p>
@@ -254,7 +362,23 @@
           <w:rFonts w:ascii="Times New Roman" w:eastAsia="Google Sans Text" w:hAnsi="Times New Roman" w:cs="Times New Roman"/>
           <w:color w:val="1B1C1D"/>
         </w:rPr>
-        <w:t>When they checked if messy code led to slower delivery times, they got mixed results. In some cases, it did, in others it had no meaningful impact and in two cases it actually had a negative impact. Their conclusion was clear: the relationship between code messiness (TDD) and delivery time (lead time) is either very weak or nonexistent.</w:t>
+        <w:t xml:space="preserve">When they checked if messy code led to slower delivery times, they got mixed results. In some cases, it did, in others it had no meaningful impact and in two cases it </w:t>
+      </w:r>
+      <w:proofErr w:type="gramStart"/>
+      <w:r>
+        <w:rPr>
+          <w:rFonts w:ascii="Times New Roman" w:eastAsia="Google Sans Text" w:hAnsi="Times New Roman" w:cs="Times New Roman"/>
+          <w:color w:val="1B1C1D"/>
+        </w:rPr>
+        <w:t>actually had</w:t>
+      </w:r>
+      <w:proofErr w:type="gramEnd"/>
+      <w:r>
+        <w:rPr>
+          <w:rFonts w:ascii="Times New Roman" w:eastAsia="Google Sans Text" w:hAnsi="Times New Roman" w:cs="Times New Roman"/>
+          <w:color w:val="1B1C1D"/>
+        </w:rPr>
+        <w:t xml:space="preserve"> a negative impact. Their conclusion was clear: the relationship between code messiness (TDD) and delivery time (lead time) is either very weak or nonexistent.</w:t>
       </w:r>
     </w:p>
     <w:p>
@@ -771,7 +895,39 @@
           <w:rFonts w:ascii="Times New Roman" w:eastAsia="Google Sans Text" w:hAnsi="Times New Roman" w:cs="Times New Roman"/>
           <w:color w:val="1B1C1D"/>
         </w:rPr>
-        <w:t xml:space="preserve">Technical debt doesn't just cause big bugs, it also creates a constant tax on development. A 2018 study by Besker et al. measured this and found that developers waste, on average, </w:t>
+        <w:t xml:space="preserve">Technical debt doesn't just cause big </w:t>
+      </w:r>
+      <w:proofErr w:type="gramStart"/>
+      <w:r>
+        <w:rPr>
+          <w:rFonts w:ascii="Times New Roman" w:eastAsia="Google Sans Text" w:hAnsi="Times New Roman" w:cs="Times New Roman"/>
+          <w:color w:val="1B1C1D"/>
+        </w:rPr>
+        <w:t>bugs,</w:t>
+      </w:r>
+      <w:proofErr w:type="gramEnd"/>
+      <w:r>
+        <w:rPr>
+          <w:rFonts w:ascii="Times New Roman" w:eastAsia="Google Sans Text" w:hAnsi="Times New Roman" w:cs="Times New Roman"/>
+          <w:color w:val="1B1C1D"/>
+        </w:rPr>
+        <w:t xml:space="preserve"> it also creates a constant tax on development. A 2018 study by </w:t>
+      </w:r>
+      <w:proofErr w:type="spellStart"/>
+      <w:r>
+        <w:rPr>
+          <w:rFonts w:ascii="Times New Roman" w:eastAsia="Google Sans Text" w:hAnsi="Times New Roman" w:cs="Times New Roman"/>
+          <w:color w:val="1B1C1D"/>
+        </w:rPr>
+        <w:t>Besker</w:t>
+      </w:r>
+      <w:proofErr w:type="spellEnd"/>
+      <w:r>
+        <w:rPr>
+          <w:rFonts w:ascii="Times New Roman" w:eastAsia="Google Sans Text" w:hAnsi="Times New Roman" w:cs="Times New Roman"/>
+          <w:color w:val="1B1C1D"/>
+        </w:rPr>
+        <w:t xml:space="preserve"> et al. measured this and found that developers waste, on average, </w:t>
       </w:r>
       <w:r>
         <w:rPr>
@@ -822,7 +978,23 @@
           <w:color w:val="1B1C1D"/>
         </w:rPr>
         <w:lastRenderedPageBreak/>
-        <w:t>Debt in a file that hasn't been touched in years isn't wasting 23% of anyone's time. But debt in a core file that's changed every day is a hotspot that is hurting the team. Another research proposal by Gupta (2018) also supported this idea of linking TD to change-sets in the code's history.</w:t>
+        <w:t xml:space="preserve">Debt in a file that hasn't been touched in years isn't wasting 23% of anyone's time. But debt in a core file that's changed every day is a hotspot that is hurting the team. Another research proposal by Gupta (2018) also supported this idea of linking TD to </w:t>
+      </w:r>
+      <w:proofErr w:type="gramStart"/>
+      <w:r>
+        <w:rPr>
+          <w:rFonts w:ascii="Times New Roman" w:eastAsia="Google Sans Text" w:hAnsi="Times New Roman" w:cs="Times New Roman"/>
+          <w:color w:val="1B1C1D"/>
+        </w:rPr>
+        <w:t>change-sets</w:t>
+      </w:r>
+      <w:proofErr w:type="gramEnd"/>
+      <w:r>
+        <w:rPr>
+          <w:rFonts w:ascii="Times New Roman" w:eastAsia="Google Sans Text" w:hAnsi="Times New Roman" w:cs="Times New Roman"/>
+          <w:color w:val="1B1C1D"/>
+        </w:rPr>
+        <w:t xml:space="preserve"> in the code's history.</w:t>
       </w:r>
     </w:p>
     <w:p>
@@ -945,7 +1117,27 @@
           <w:bCs/>
           <w:color w:val="1B1C1D"/>
         </w:rPr>
-        <w:t>The Principal (Effort to Fix):</w:t>
+        <w:t xml:space="preserve">The </w:t>
+      </w:r>
+      <w:proofErr w:type="gramStart"/>
+      <w:r>
+        <w:rPr>
+          <w:rFonts w:ascii="Times New Roman" w:eastAsia="Google Sans Text" w:hAnsi="Times New Roman" w:cs="Times New Roman"/>
+          <w:b/>
+          <w:bCs/>
+          <w:color w:val="1B1C1D"/>
+        </w:rPr>
+        <w:t>Principal</w:t>
+      </w:r>
+      <w:proofErr w:type="gramEnd"/>
+      <w:r>
+        <w:rPr>
+          <w:rFonts w:ascii="Times New Roman" w:eastAsia="Google Sans Text" w:hAnsi="Times New Roman" w:cs="Times New Roman"/>
+          <w:b/>
+          <w:bCs/>
+          <w:color w:val="1B1C1D"/>
+        </w:rPr>
+        <w:t xml:space="preserve"> (Effort to Fix):</w:t>
       </w:r>
       <w:r>
         <w:rPr>
@@ -1012,7 +1204,23 @@
           <w:rFonts w:ascii="Times New Roman" w:eastAsia="Google Sans Text" w:hAnsi="Times New Roman" w:cs="Times New Roman"/>
           <w:color w:val="1B1C1D"/>
         </w:rPr>
-        <w:t>The TDR score is calculated by multiplying them: TDR_Score = (Effort to Fix) * (Pain Score).</w:t>
+        <w:t xml:space="preserve">The TDR score is calculated by multiplying them: </w:t>
+      </w:r>
+      <w:proofErr w:type="spellStart"/>
+      <w:r>
+        <w:rPr>
+          <w:rFonts w:ascii="Times New Roman" w:eastAsia="Google Sans Text" w:hAnsi="Times New Roman" w:cs="Times New Roman"/>
+          <w:color w:val="1B1C1D"/>
+        </w:rPr>
+        <w:t>TDR_Score</w:t>
+      </w:r>
+      <w:proofErr w:type="spellEnd"/>
+      <w:r>
+        <w:rPr>
+          <w:rFonts w:ascii="Times New Roman" w:eastAsia="Google Sans Text" w:hAnsi="Times New Roman" w:cs="Times New Roman"/>
+          <w:color w:val="1B1C1D"/>
+        </w:rPr>
+        <w:t xml:space="preserve"> = (Effort to Fix) * (Pain Score).</w:t>
       </w:r>
     </w:p>
     <w:p>
@@ -1121,12 +1329,21 @@
           <w:rFonts w:ascii="Times New Roman" w:hAnsi="Times New Roman" w:cs="Times New Roman"/>
         </w:rPr>
       </w:pPr>
-      <w:r>
-        <w:rPr>
-          <w:rFonts w:ascii="Times New Roman" w:eastAsia="Google Sans Text" w:hAnsi="Times New Roman" w:cs="Times New Roman"/>
-          <w:color w:val="1B1C1D"/>
-        </w:rPr>
-        <w:t>TDR_Score = 5000. This is a low-priority item.</w:t>
+      <w:proofErr w:type="spellStart"/>
+      <w:r>
+        <w:rPr>
+          <w:rFonts w:ascii="Times New Roman" w:eastAsia="Google Sans Text" w:hAnsi="Times New Roman" w:cs="Times New Roman"/>
+          <w:color w:val="1B1C1D"/>
+        </w:rPr>
+        <w:t>TDR_Score</w:t>
+      </w:r>
+      <w:proofErr w:type="spellEnd"/>
+      <w:r>
+        <w:rPr>
+          <w:rFonts w:ascii="Times New Roman" w:eastAsia="Google Sans Text" w:hAnsi="Times New Roman" w:cs="Times New Roman"/>
+          <w:color w:val="1B1C1D"/>
+        </w:rPr>
+        <w:t xml:space="preserve"> = 5000. This is a low-priority item.</w:t>
       </w:r>
     </w:p>
     <w:p>
@@ -1228,12 +1445,21 @@
           <w:rFonts w:ascii="Times New Roman" w:hAnsi="Times New Roman" w:cs="Times New Roman"/>
         </w:rPr>
       </w:pPr>
-      <w:r>
-        <w:rPr>
-          <w:rFonts w:ascii="Times New Roman" w:eastAsia="Google Sans Text" w:hAnsi="Times New Roman" w:cs="Times New Roman"/>
-          <w:color w:val="1B1C1D"/>
-        </w:rPr>
-        <w:t>TDR_Score = 5000. This is flagged as an equally important item.</w:t>
+      <w:proofErr w:type="spellStart"/>
+      <w:r>
+        <w:rPr>
+          <w:rFonts w:ascii="Times New Roman" w:eastAsia="Google Sans Text" w:hAnsi="Times New Roman" w:cs="Times New Roman"/>
+          <w:color w:val="1B1C1D"/>
+        </w:rPr>
+        <w:t>TDR_Score</w:t>
+      </w:r>
+      <w:proofErr w:type="spellEnd"/>
+      <w:r>
+        <w:rPr>
+          <w:rFonts w:ascii="Times New Roman" w:eastAsia="Google Sans Text" w:hAnsi="Times New Roman" w:cs="Times New Roman"/>
+          <w:color w:val="1B1C1D"/>
+        </w:rPr>
+        <w:t xml:space="preserve"> = 5000. This is flagged as an equally important item.</w:t>
       </w:r>
     </w:p>
     <w:p>
@@ -1342,7 +1568,23 @@
           <w:rFonts w:ascii="Times New Roman" w:eastAsia="Google Sans Text" w:hAnsi="Times New Roman" w:cs="Times New Roman"/>
           <w:color w:val="1B1C1D"/>
         </w:rPr>
-        <w:t>The specific formula is a weighted version (TDR-W), which adds weights to the Pain Score.</w:t>
+        <w:t xml:space="preserve">The specific formula is a weighted version (TDR-W), which adds </w:t>
+      </w:r>
+      <w:proofErr w:type="gramStart"/>
+      <w:r>
+        <w:rPr>
+          <w:rFonts w:ascii="Times New Roman" w:eastAsia="Google Sans Text" w:hAnsi="Times New Roman" w:cs="Times New Roman"/>
+          <w:color w:val="1B1C1D"/>
+        </w:rPr>
+        <w:t>weights</w:t>
+      </w:r>
+      <w:proofErr w:type="gramEnd"/>
+      <w:r>
+        <w:rPr>
+          <w:rFonts w:ascii="Times New Roman" w:eastAsia="Google Sans Text" w:hAnsi="Times New Roman" w:cs="Times New Roman"/>
+          <w:color w:val="1B1C1D"/>
+        </w:rPr>
+        <w:t xml:space="preserve"> to the Pain Score.</w:t>
       </w:r>
     </w:p>
     <w:p>
@@ -1386,12 +1628,101 @@
           <w:color w:val="1B1C1D"/>
         </w:rPr>
       </w:pPr>
-      <w:r>
-        <w:rPr>
-          <w:rFonts w:ascii="Times New Roman" w:eastAsia="Google Sans Text" w:hAnsi="Times New Roman" w:cs="Times New Roman"/>
-          <w:color w:val="1B1C1D"/>
-        </w:rPr>
-        <w:t>TDR_Score = Effort_to_Fix * (wc * Recent_Commits + wb * Recent_Bugs)</w:t>
+      <w:proofErr w:type="spellStart"/>
+      <w:r>
+        <w:rPr>
+          <w:rFonts w:ascii="Times New Roman" w:eastAsia="Google Sans Text" w:hAnsi="Times New Roman" w:cs="Times New Roman"/>
+          <w:color w:val="1B1C1D"/>
+        </w:rPr>
+        <w:t>TDR_Score</w:t>
+      </w:r>
+      <w:proofErr w:type="spellEnd"/>
+      <w:r>
+        <w:rPr>
+          <w:rFonts w:ascii="Times New Roman" w:eastAsia="Google Sans Text" w:hAnsi="Times New Roman" w:cs="Times New Roman"/>
+          <w:color w:val="1B1C1D"/>
+        </w:rPr>
+        <w:t xml:space="preserve"> = </w:t>
+      </w:r>
+      <w:proofErr w:type="spellStart"/>
+      <w:r>
+        <w:rPr>
+          <w:rFonts w:ascii="Times New Roman" w:eastAsia="Google Sans Text" w:hAnsi="Times New Roman" w:cs="Times New Roman"/>
+          <w:color w:val="1B1C1D"/>
+        </w:rPr>
+        <w:t>Effort_to_Fix</w:t>
+      </w:r>
+      <w:proofErr w:type="spellEnd"/>
+      <w:r>
+        <w:rPr>
+          <w:rFonts w:ascii="Times New Roman" w:eastAsia="Google Sans Text" w:hAnsi="Times New Roman" w:cs="Times New Roman"/>
+          <w:color w:val="1B1C1D"/>
+        </w:rPr>
+        <w:t xml:space="preserve"> * (</w:t>
+      </w:r>
+      <w:proofErr w:type="spellStart"/>
+      <w:r>
+        <w:rPr>
+          <w:rFonts w:ascii="Times New Roman" w:eastAsia="Google Sans Text" w:hAnsi="Times New Roman" w:cs="Times New Roman"/>
+          <w:color w:val="1B1C1D"/>
+        </w:rPr>
+        <w:t>wc</w:t>
+      </w:r>
+      <w:proofErr w:type="spellEnd"/>
+      <w:r>
+        <w:rPr>
+          <w:rFonts w:ascii="Times New Roman" w:eastAsia="Google Sans Text" w:hAnsi="Times New Roman" w:cs="Times New Roman"/>
+          <w:color w:val="1B1C1D"/>
+        </w:rPr>
+        <w:t xml:space="preserve"> * </w:t>
+      </w:r>
+      <w:proofErr w:type="spellStart"/>
+      <w:r>
+        <w:rPr>
+          <w:rFonts w:ascii="Times New Roman" w:eastAsia="Google Sans Text" w:hAnsi="Times New Roman" w:cs="Times New Roman"/>
+          <w:color w:val="1B1C1D"/>
+        </w:rPr>
+        <w:t>Recent_Commits</w:t>
+      </w:r>
+      <w:proofErr w:type="spellEnd"/>
+      <w:r>
+        <w:rPr>
+          <w:rFonts w:ascii="Times New Roman" w:eastAsia="Google Sans Text" w:hAnsi="Times New Roman" w:cs="Times New Roman"/>
+          <w:color w:val="1B1C1D"/>
+        </w:rPr>
+        <w:t xml:space="preserve"> + </w:t>
+      </w:r>
+      <w:proofErr w:type="spellStart"/>
+      <w:r>
+        <w:rPr>
+          <w:rFonts w:ascii="Times New Roman" w:eastAsia="Google Sans Text" w:hAnsi="Times New Roman" w:cs="Times New Roman"/>
+          <w:color w:val="1B1C1D"/>
+        </w:rPr>
+        <w:t>wb</w:t>
+      </w:r>
+      <w:proofErr w:type="spellEnd"/>
+      <w:r>
+        <w:rPr>
+          <w:rFonts w:ascii="Times New Roman" w:eastAsia="Google Sans Text" w:hAnsi="Times New Roman" w:cs="Times New Roman"/>
+          <w:color w:val="1B1C1D"/>
+        </w:rPr>
+        <w:t xml:space="preserve"> * </w:t>
+      </w:r>
+      <w:proofErr w:type="spellStart"/>
+      <w:r>
+        <w:rPr>
+          <w:rFonts w:ascii="Times New Roman" w:eastAsia="Google Sans Text" w:hAnsi="Times New Roman" w:cs="Times New Roman"/>
+          <w:color w:val="1B1C1D"/>
+        </w:rPr>
+        <w:t>Recent_Bugs</w:t>
+      </w:r>
+      <w:proofErr w:type="spellEnd"/>
+      <w:r>
+        <w:rPr>
+          <w:rFonts w:ascii="Times New Roman" w:eastAsia="Google Sans Text" w:hAnsi="Times New Roman" w:cs="Times New Roman"/>
+          <w:color w:val="1B1C1D"/>
+        </w:rPr>
+        <w:t>)</w:t>
       </w:r>
     </w:p>
     <w:p>
@@ -1437,12 +1768,21 @@
           <w:rFonts w:ascii="Times New Roman" w:hAnsi="Times New Roman" w:cs="Times New Roman"/>
         </w:rPr>
       </w:pPr>
-      <w:r>
-        <w:rPr>
-          <w:rFonts w:ascii="Times New Roman" w:eastAsia="Google Sans Text" w:hAnsi="Times New Roman" w:cs="Times New Roman"/>
-          <w:color w:val="1B1C1D"/>
-        </w:rPr>
-        <w:t>TDR_Score is the final risk score</w:t>
+      <w:proofErr w:type="spellStart"/>
+      <w:r>
+        <w:rPr>
+          <w:rFonts w:ascii="Times New Roman" w:eastAsia="Google Sans Text" w:hAnsi="Times New Roman" w:cs="Times New Roman"/>
+          <w:color w:val="1B1C1D"/>
+        </w:rPr>
+        <w:t>TDR_Score</w:t>
+      </w:r>
+      <w:proofErr w:type="spellEnd"/>
+      <w:r>
+        <w:rPr>
+          <w:rFonts w:ascii="Times New Roman" w:eastAsia="Google Sans Text" w:hAnsi="Times New Roman" w:cs="Times New Roman"/>
+          <w:color w:val="1B1C1D"/>
+        </w:rPr>
+        <w:t xml:space="preserve"> is the final risk score</w:t>
       </w:r>
     </w:p>
     <w:p>
@@ -1464,12 +1804,21 @@
           <w:rFonts w:ascii="Times New Roman" w:hAnsi="Times New Roman" w:cs="Times New Roman"/>
         </w:rPr>
       </w:pPr>
-      <w:r>
-        <w:rPr>
-          <w:rFonts w:ascii="Times New Roman" w:eastAsia="Google Sans Text" w:hAnsi="Times New Roman" w:cs="Times New Roman"/>
-          <w:color w:val="1B1C1D"/>
-        </w:rPr>
-        <w:t>Effort_to_Fix is the principal/cost</w:t>
+      <w:proofErr w:type="spellStart"/>
+      <w:r>
+        <w:rPr>
+          <w:rFonts w:ascii="Times New Roman" w:eastAsia="Google Sans Text" w:hAnsi="Times New Roman" w:cs="Times New Roman"/>
+          <w:color w:val="1B1C1D"/>
+        </w:rPr>
+        <w:t>Effort_to_Fix</w:t>
+      </w:r>
+      <w:proofErr w:type="spellEnd"/>
+      <w:r>
+        <w:rPr>
+          <w:rFonts w:ascii="Times New Roman" w:eastAsia="Google Sans Text" w:hAnsi="Times New Roman" w:cs="Times New Roman"/>
+          <w:color w:val="1B1C1D"/>
+        </w:rPr>
+        <w:t xml:space="preserve"> is the principal/cost</w:t>
       </w:r>
     </w:p>
     <w:p>
@@ -1491,12 +1840,21 @@
           <w:rFonts w:ascii="Times New Roman" w:hAnsi="Times New Roman" w:cs="Times New Roman"/>
         </w:rPr>
       </w:pPr>
-      <w:r>
-        <w:rPr>
-          <w:rFonts w:ascii="Times New Roman" w:eastAsia="Google Sans Text" w:hAnsi="Times New Roman" w:cs="Times New Roman"/>
-          <w:color w:val="1B1C1D"/>
-        </w:rPr>
-        <w:t>Recent_Commits is the proxy for development friction</w:t>
+      <w:proofErr w:type="spellStart"/>
+      <w:r>
+        <w:rPr>
+          <w:rFonts w:ascii="Times New Roman" w:eastAsia="Google Sans Text" w:hAnsi="Times New Roman" w:cs="Times New Roman"/>
+          <w:color w:val="1B1C1D"/>
+        </w:rPr>
+        <w:t>Recent_Commits</w:t>
+      </w:r>
+      <w:proofErr w:type="spellEnd"/>
+      <w:r>
+        <w:rPr>
+          <w:rFonts w:ascii="Times New Roman" w:eastAsia="Google Sans Text" w:hAnsi="Times New Roman" w:cs="Times New Roman"/>
+          <w:color w:val="1B1C1D"/>
+        </w:rPr>
+        <w:t xml:space="preserve"> is the proxy for development friction</w:t>
       </w:r>
     </w:p>
     <w:p>
@@ -1518,12 +1876,37 @@
           <w:rFonts w:ascii="Times New Roman" w:hAnsi="Times New Roman" w:cs="Times New Roman"/>
         </w:rPr>
       </w:pPr>
-      <w:r>
-        <w:rPr>
-          <w:rFonts w:ascii="Times New Roman" w:eastAsia="Google Sans Text" w:hAnsi="Times New Roman" w:cs="Times New Roman"/>
-          <w:color w:val="1B1C1D"/>
-        </w:rPr>
-        <w:t>Recent_Bugs is the proxy for product unreliability</w:t>
+      <w:proofErr w:type="spellStart"/>
+      <w:r>
+        <w:rPr>
+          <w:rFonts w:ascii="Times New Roman" w:eastAsia="Google Sans Text" w:hAnsi="Times New Roman" w:cs="Times New Roman"/>
+          <w:color w:val="1B1C1D"/>
+        </w:rPr>
+        <w:t>Recent_Bugs</w:t>
+      </w:r>
+      <w:proofErr w:type="spellEnd"/>
+      <w:r>
+        <w:rPr>
+          <w:rFonts w:ascii="Times New Roman" w:eastAsia="Google Sans Text" w:hAnsi="Times New Roman" w:cs="Times New Roman"/>
+          <w:color w:val="1B1C1D"/>
+        </w:rPr>
+        <w:t xml:space="preserve"> </w:t>
+      </w:r>
+      <w:proofErr w:type="gramStart"/>
+      <w:r>
+        <w:rPr>
+          <w:rFonts w:ascii="Times New Roman" w:eastAsia="Google Sans Text" w:hAnsi="Times New Roman" w:cs="Times New Roman"/>
+          <w:color w:val="1B1C1D"/>
+        </w:rPr>
+        <w:t>is</w:t>
+      </w:r>
+      <w:proofErr w:type="gramEnd"/>
+      <w:r>
+        <w:rPr>
+          <w:rFonts w:ascii="Times New Roman" w:eastAsia="Google Sans Text" w:hAnsi="Times New Roman" w:cs="Times New Roman"/>
+          <w:color w:val="1B1C1D"/>
+        </w:rPr>
+        <w:t xml:space="preserve"> the proxy for product unreliability</w:t>
       </w:r>
     </w:p>
     <w:p>
@@ -1545,12 +1928,21 @@
           <w:rFonts w:ascii="Times New Roman" w:hAnsi="Times New Roman" w:cs="Times New Roman"/>
         </w:rPr>
       </w:pPr>
-      <w:r>
-        <w:rPr>
-          <w:rFonts w:ascii="Times New Roman" w:eastAsia="Google Sans Text" w:hAnsi="Times New Roman" w:cs="Times New Roman"/>
-          <w:color w:val="1B1C1D"/>
-        </w:rPr>
-        <w:t>wc (Commit Weight) is the weight for friction</w:t>
+      <w:proofErr w:type="spellStart"/>
+      <w:r>
+        <w:rPr>
+          <w:rFonts w:ascii="Times New Roman" w:eastAsia="Google Sans Text" w:hAnsi="Times New Roman" w:cs="Times New Roman"/>
+          <w:color w:val="1B1C1D"/>
+        </w:rPr>
+        <w:t>wc</w:t>
+      </w:r>
+      <w:proofErr w:type="spellEnd"/>
+      <w:r>
+        <w:rPr>
+          <w:rFonts w:ascii="Times New Roman" w:eastAsia="Google Sans Text" w:hAnsi="Times New Roman" w:cs="Times New Roman"/>
+          <w:color w:val="1B1C1D"/>
+        </w:rPr>
+        <w:t xml:space="preserve"> (Commit Weight) is the weight for friction</w:t>
       </w:r>
     </w:p>
     <w:p>
@@ -1572,12 +1964,21 @@
           <w:rFonts w:ascii="Times New Roman" w:hAnsi="Times New Roman" w:cs="Times New Roman"/>
         </w:rPr>
       </w:pPr>
-      <w:r>
-        <w:rPr>
-          <w:rFonts w:ascii="Times New Roman" w:eastAsia="Google Sans Text" w:hAnsi="Times New Roman" w:cs="Times New Roman"/>
-          <w:color w:val="1B1C1D"/>
-        </w:rPr>
-        <w:t>wb (Bug Weight) is the weight for unreliability</w:t>
+      <w:proofErr w:type="spellStart"/>
+      <w:r>
+        <w:rPr>
+          <w:rFonts w:ascii="Times New Roman" w:eastAsia="Google Sans Text" w:hAnsi="Times New Roman" w:cs="Times New Roman"/>
+          <w:color w:val="1B1C1D"/>
+        </w:rPr>
+        <w:t>wb</w:t>
+      </w:r>
+      <w:proofErr w:type="spellEnd"/>
+      <w:r>
+        <w:rPr>
+          <w:rFonts w:ascii="Times New Roman" w:eastAsia="Google Sans Text" w:hAnsi="Times New Roman" w:cs="Times New Roman"/>
+          <w:color w:val="1B1C1D"/>
+        </w:rPr>
+        <w:t xml:space="preserve"> (Bug Weight) is the weight for unreliability</w:t>
       </w:r>
     </w:p>
     <w:p>
@@ -1604,7 +2005,39 @@
           <w:rFonts w:ascii="Times New Roman" w:eastAsia="Google Sans Text" w:hAnsi="Times New Roman" w:cs="Times New Roman"/>
           <w:color w:val="1B1C1D"/>
         </w:rPr>
-        <w:t>These weights (wc and wb) are how a company's strategy gets put into the model. They address the research gap for models that consider value and resources constraint.</w:t>
+        <w:t>These weights (</w:t>
+      </w:r>
+      <w:proofErr w:type="spellStart"/>
+      <w:r>
+        <w:rPr>
+          <w:rFonts w:ascii="Times New Roman" w:eastAsia="Google Sans Text" w:hAnsi="Times New Roman" w:cs="Times New Roman"/>
+          <w:color w:val="1B1C1D"/>
+        </w:rPr>
+        <w:t>wc</w:t>
+      </w:r>
+      <w:proofErr w:type="spellEnd"/>
+      <w:r>
+        <w:rPr>
+          <w:rFonts w:ascii="Times New Roman" w:eastAsia="Google Sans Text" w:hAnsi="Times New Roman" w:cs="Times New Roman"/>
+          <w:color w:val="1B1C1D"/>
+        </w:rPr>
+        <w:t xml:space="preserve"> and </w:t>
+      </w:r>
+      <w:proofErr w:type="spellStart"/>
+      <w:r>
+        <w:rPr>
+          <w:rFonts w:ascii="Times New Roman" w:eastAsia="Google Sans Text" w:hAnsi="Times New Roman" w:cs="Times New Roman"/>
+          <w:color w:val="1B1C1D"/>
+        </w:rPr>
+        <w:t>wb</w:t>
+      </w:r>
+      <w:proofErr w:type="spellEnd"/>
+      <w:r>
+        <w:rPr>
+          <w:rFonts w:ascii="Times New Roman" w:eastAsia="Google Sans Text" w:hAnsi="Times New Roman" w:cs="Times New Roman"/>
+          <w:color w:val="1B1C1D"/>
+        </w:rPr>
+        <w:t>) are how a company's strategy gets put into the model. They address the research gap for models that consider value and resources constraint.</w:t>
       </w:r>
     </w:p>
     <w:p>
@@ -1787,12 +2220,37 @@
           <w:rFonts w:ascii="Times New Roman" w:hAnsi="Times New Roman" w:cs="Times New Roman"/>
         </w:rPr>
       </w:pPr>
-      <w:r>
-        <w:rPr>
-          <w:rFonts w:ascii="Times New Roman" w:eastAsia="Google Sans Text" w:hAnsi="Times New Roman" w:cs="Times New Roman"/>
-          <w:color w:val="1B1C1D"/>
-        </w:rPr>
-        <w:t>wc = 1.0, wb = 1.0</w:t>
+      <w:proofErr w:type="spellStart"/>
+      <w:r>
+        <w:rPr>
+          <w:rFonts w:ascii="Times New Roman" w:eastAsia="Google Sans Text" w:hAnsi="Times New Roman" w:cs="Times New Roman"/>
+          <w:color w:val="1B1C1D"/>
+        </w:rPr>
+        <w:t>wc</w:t>
+      </w:r>
+      <w:proofErr w:type="spellEnd"/>
+      <w:r>
+        <w:rPr>
+          <w:rFonts w:ascii="Times New Roman" w:eastAsia="Google Sans Text" w:hAnsi="Times New Roman" w:cs="Times New Roman"/>
+          <w:color w:val="1B1C1D"/>
+        </w:rPr>
+        <w:t xml:space="preserve"> = 1.0, </w:t>
+      </w:r>
+      <w:proofErr w:type="spellStart"/>
+      <w:r>
+        <w:rPr>
+          <w:rFonts w:ascii="Times New Roman" w:eastAsia="Google Sans Text" w:hAnsi="Times New Roman" w:cs="Times New Roman"/>
+          <w:color w:val="1B1C1D"/>
+        </w:rPr>
+        <w:t>wb</w:t>
+      </w:r>
+      <w:proofErr w:type="spellEnd"/>
+      <w:r>
+        <w:rPr>
+          <w:rFonts w:ascii="Times New Roman" w:eastAsia="Google Sans Text" w:hAnsi="Times New Roman" w:cs="Times New Roman"/>
+          <w:color w:val="1B1C1D"/>
+        </w:rPr>
+        <w:t xml:space="preserve"> = 1.0</w:t>
       </w:r>
     </w:p>
     <w:p>
@@ -1931,12 +2389,37 @@
           <w:rFonts w:ascii="Times New Roman" w:hAnsi="Times New Roman" w:cs="Times New Roman"/>
         </w:rPr>
       </w:pPr>
-      <w:r>
-        <w:rPr>
-          <w:rFonts w:ascii="Times New Roman" w:eastAsia="Google Sans Text" w:hAnsi="Times New Roman" w:cs="Times New Roman"/>
-          <w:color w:val="1B1C1D"/>
-        </w:rPr>
-        <w:t>wc = 0.5, wb = 2.0</w:t>
+      <w:proofErr w:type="spellStart"/>
+      <w:r>
+        <w:rPr>
+          <w:rFonts w:ascii="Times New Roman" w:eastAsia="Google Sans Text" w:hAnsi="Times New Roman" w:cs="Times New Roman"/>
+          <w:color w:val="1B1C1D"/>
+        </w:rPr>
+        <w:t>wc</w:t>
+      </w:r>
+      <w:proofErr w:type="spellEnd"/>
+      <w:r>
+        <w:rPr>
+          <w:rFonts w:ascii="Times New Roman" w:eastAsia="Google Sans Text" w:hAnsi="Times New Roman" w:cs="Times New Roman"/>
+          <w:color w:val="1B1C1D"/>
+        </w:rPr>
+        <w:t xml:space="preserve"> = 0.5, </w:t>
+      </w:r>
+      <w:proofErr w:type="spellStart"/>
+      <w:r>
+        <w:rPr>
+          <w:rFonts w:ascii="Times New Roman" w:eastAsia="Google Sans Text" w:hAnsi="Times New Roman" w:cs="Times New Roman"/>
+          <w:color w:val="1B1C1D"/>
+        </w:rPr>
+        <w:t>wb</w:t>
+      </w:r>
+      <w:proofErr w:type="spellEnd"/>
+      <w:r>
+        <w:rPr>
+          <w:rFonts w:ascii="Times New Roman" w:eastAsia="Google Sans Text" w:hAnsi="Times New Roman" w:cs="Times New Roman"/>
+          <w:color w:val="1B1C1D"/>
+        </w:rPr>
+        <w:t xml:space="preserve"> = 2.0</w:t>
       </w:r>
     </w:p>
     <w:p>
@@ -2249,7 +2732,23 @@
           <w:color w:val="1B1C1D"/>
         </w:rPr>
         <w:lastRenderedPageBreak/>
-        <w:t>This chapter provides the step-by-step guide for getting the three numbers in the formula. The entire process can be automated with a few Python scripts using the Lizard and PyDriller tools. (The python files are in the repository for this assignment).</w:t>
+        <w:t xml:space="preserve">This chapter provides the step-by-step guide for getting the three numbers in the formula. The entire process can be automated with a few Python scripts using the Lizard and </w:t>
+      </w:r>
+      <w:proofErr w:type="spellStart"/>
+      <w:r>
+        <w:rPr>
+          <w:rFonts w:ascii="Times New Roman" w:eastAsia="Google Sans Text" w:hAnsi="Times New Roman" w:cs="Times New Roman"/>
+          <w:color w:val="1B1C1D"/>
+        </w:rPr>
+        <w:t>PyDriller</w:t>
+      </w:r>
+      <w:proofErr w:type="spellEnd"/>
+      <w:r>
+        <w:rPr>
+          <w:rFonts w:ascii="Times New Roman" w:eastAsia="Google Sans Text" w:hAnsi="Times New Roman" w:cs="Times New Roman"/>
+          <w:color w:val="1B1C1D"/>
+        </w:rPr>
+        <w:t xml:space="preserve"> tools. (The python files are in the repository for this assignment).</w:t>
       </w:r>
     </w:p>
     <w:p>
@@ -2318,7 +2817,23 @@
           <w:rFonts w:ascii="Times New Roman" w:eastAsia="Google Sans Text" w:hAnsi="Times New Roman" w:cs="Times New Roman"/>
           <w:color w:val="1B1C1D"/>
         </w:rPr>
-        <w:t xml:space="preserve"> The formula needs an Effort to Fix score, which is a guess of how many hours it will take to fix something. Tools like SonarQube provide this, but it's often just a "rough estimate" made up by the tool's developers, not a scientific number. The specified tool, Lizard, does not provide this number at all. Lizard only gives complexity metrics like NLOC (lines of code) and CCN (Cyclomatic Complexity).</w:t>
+        <w:t xml:space="preserve"> The formula needs an Effort to Fix score, which is a guess of how many hours it will take to fix something. Tools like SonarQube provide this, but it's often just a "rough estimate" made up by the tool's developers, not a scientific number. The specified tool, Lizard, does not provide this number at all. </w:t>
+      </w:r>
+      <w:proofErr w:type="gramStart"/>
+      <w:r>
+        <w:rPr>
+          <w:rFonts w:ascii="Times New Roman" w:eastAsia="Google Sans Text" w:hAnsi="Times New Roman" w:cs="Times New Roman"/>
+          <w:color w:val="1B1C1D"/>
+        </w:rPr>
+        <w:t>Lizard</w:t>
+      </w:r>
+      <w:proofErr w:type="gramEnd"/>
+      <w:r>
+        <w:rPr>
+          <w:rFonts w:ascii="Times New Roman" w:eastAsia="Google Sans Text" w:hAnsi="Times New Roman" w:cs="Times New Roman"/>
+          <w:color w:val="1B1C1D"/>
+        </w:rPr>
+        <w:t xml:space="preserve"> only gives complexity metrics like NLOC (lines of code) and CCN (Cyclomatic Complexity).</w:t>
       </w:r>
     </w:p>
     <w:p>
@@ -2435,12 +2950,21 @@
           <w:color w:val="1B1C1D"/>
         </w:rPr>
       </w:pPr>
-      <w:r>
-        <w:rPr>
-          <w:rFonts w:ascii="Times New Roman" w:eastAsia="Google Sans Text" w:hAnsi="Times New Roman" w:cs="Times New Roman"/>
-          <w:color w:val="1B1C1D"/>
-        </w:rPr>
-        <w:t>Effort_Proxy = (Sum of NLOC from all functions) + (k * Sum of CCN from all functions)</w:t>
+      <w:proofErr w:type="spellStart"/>
+      <w:r>
+        <w:rPr>
+          <w:rFonts w:ascii="Times New Roman" w:eastAsia="Google Sans Text" w:hAnsi="Times New Roman" w:cs="Times New Roman"/>
+          <w:color w:val="1B1C1D"/>
+        </w:rPr>
+        <w:t>Effort_Proxy</w:t>
+      </w:r>
+      <w:proofErr w:type="spellEnd"/>
+      <w:r>
+        <w:rPr>
+          <w:rFonts w:ascii="Times New Roman" w:eastAsia="Google Sans Text" w:hAnsi="Times New Roman" w:cs="Times New Roman"/>
+          <w:color w:val="1B1C1D"/>
+        </w:rPr>
+        <w:t xml:space="preserve"> = (Sum of NLOC from all functions) + (k * Sum of CCN from all functions)</w:t>
       </w:r>
     </w:p>
     <w:p>
@@ -2708,7 +3232,55 @@
           <w:rFonts w:ascii="Times New Roman" w:eastAsia="Google Sans Text" w:hAnsi="Times New Roman" w:cs="Times New Roman"/>
           <w:color w:val="1B1C1D"/>
         </w:rPr>
-        <w:t>Finally, it applies the LEP formula (Effort_Proxy = Module_NLOC_Sum + (k * Module_CCN_Sum)) to get the final Effort to Fix score for each module</w:t>
+        <w:t>Finally, it applies the LEP formula (</w:t>
+      </w:r>
+      <w:proofErr w:type="spellStart"/>
+      <w:r>
+        <w:rPr>
+          <w:rFonts w:ascii="Times New Roman" w:eastAsia="Google Sans Text" w:hAnsi="Times New Roman" w:cs="Times New Roman"/>
+          <w:color w:val="1B1C1D"/>
+        </w:rPr>
+        <w:t>Effort_Proxy</w:t>
+      </w:r>
+      <w:proofErr w:type="spellEnd"/>
+      <w:r>
+        <w:rPr>
+          <w:rFonts w:ascii="Times New Roman" w:eastAsia="Google Sans Text" w:hAnsi="Times New Roman" w:cs="Times New Roman"/>
+          <w:color w:val="1B1C1D"/>
+        </w:rPr>
+        <w:t xml:space="preserve"> = </w:t>
+      </w:r>
+      <w:proofErr w:type="spellStart"/>
+      <w:r>
+        <w:rPr>
+          <w:rFonts w:ascii="Times New Roman" w:eastAsia="Google Sans Text" w:hAnsi="Times New Roman" w:cs="Times New Roman"/>
+          <w:color w:val="1B1C1D"/>
+        </w:rPr>
+        <w:t>Module_NLOC_Sum</w:t>
+      </w:r>
+      <w:proofErr w:type="spellEnd"/>
+      <w:r>
+        <w:rPr>
+          <w:rFonts w:ascii="Times New Roman" w:eastAsia="Google Sans Text" w:hAnsi="Times New Roman" w:cs="Times New Roman"/>
+          <w:color w:val="1B1C1D"/>
+        </w:rPr>
+        <w:t xml:space="preserve"> + (k * </w:t>
+      </w:r>
+      <w:proofErr w:type="spellStart"/>
+      <w:r>
+        <w:rPr>
+          <w:rFonts w:ascii="Times New Roman" w:eastAsia="Google Sans Text" w:hAnsi="Times New Roman" w:cs="Times New Roman"/>
+          <w:color w:val="1B1C1D"/>
+        </w:rPr>
+        <w:t>Module_CCN_Sum</w:t>
+      </w:r>
+      <w:proofErr w:type="spellEnd"/>
+      <w:r>
+        <w:rPr>
+          <w:rFonts w:ascii="Times New Roman" w:eastAsia="Google Sans Text" w:hAnsi="Times New Roman" w:cs="Times New Roman"/>
+          <w:color w:val="1B1C1D"/>
+        </w:rPr>
+        <w:t>)) to get the final Effort to Fix score for each module</w:t>
       </w:r>
     </w:p>
     <w:p>
@@ -2743,8 +3315,17 @@
           <w:rFonts w:ascii="Times New Roman" w:eastAsia="Google Sans" w:hAnsi="Times New Roman" w:cs="Times New Roman"/>
           <w:color w:val="1B1C1D"/>
         </w:rPr>
-        <w:t>3.2 Instrumentation 2: Measuring Recent Commits using PyDriller</w:t>
-      </w:r>
+        <w:t xml:space="preserve">3.2 Instrumentation 2: Measuring Recent Commits using </w:t>
+      </w:r>
+      <w:proofErr w:type="spellStart"/>
+      <w:r>
+        <w:rPr>
+          <w:rFonts w:ascii="Times New Roman" w:eastAsia="Google Sans" w:hAnsi="Times New Roman" w:cs="Times New Roman"/>
+          <w:color w:val="1B1C1D"/>
+        </w:rPr>
+        <w:t>PyDriller</w:t>
+      </w:r>
+      <w:proofErr w:type="spellEnd"/>
     </w:p>
     <w:p>
       <w:pPr>
@@ -2935,12 +3516,21 @@
           <w:color w:val="1B1C1D"/>
         </w:rPr>
       </w:pPr>
-      <w:r>
-        <w:rPr>
-          <w:rFonts w:ascii="Times New Roman" w:eastAsia="Google Sans Text" w:hAnsi="Times New Roman" w:cs="Times New Roman"/>
-          <w:color w:val="1B1C1D"/>
-        </w:rPr>
-        <w:t>So the complicated part of SZZ (Step 2) can be completely skipped. This alternative, Heuristic-Based Fix-Mapping (HBFM), only identifies a commit that looks like a bug fix and counts the files in it. This gives a great practical measure of reliability strain at a fraction of the cost.</w:t>
+      <w:proofErr w:type="gramStart"/>
+      <w:r>
+        <w:rPr>
+          <w:rFonts w:ascii="Times New Roman" w:eastAsia="Google Sans Text" w:hAnsi="Times New Roman" w:cs="Times New Roman"/>
+          <w:color w:val="1B1C1D"/>
+        </w:rPr>
+        <w:t>So</w:t>
+      </w:r>
+      <w:proofErr w:type="gramEnd"/>
+      <w:r>
+        <w:rPr>
+          <w:rFonts w:ascii="Times New Roman" w:eastAsia="Google Sans Text" w:hAnsi="Times New Roman" w:cs="Times New Roman"/>
+          <w:color w:val="1B1C1D"/>
+        </w:rPr>
+        <w:t xml:space="preserve"> the complicated part of SZZ (Step 2) can be completely skipped. This alternative, Heuristic-Based Fix-Mapping (HBFM), only identifies a commit that looks like a bug fix and counts the files in it. This gives a great practical measure of reliability strain at a fraction of the cost.</w:t>
       </w:r>
     </w:p>
     <w:p>
@@ -3013,7 +3603,23 @@
           <w:rFonts w:ascii="Times New Roman" w:eastAsia="Google Sans Text" w:hAnsi="Times New Roman" w:cs="Times New Roman"/>
           <w:color w:val="1B1C1D"/>
         </w:rPr>
-        <w:t>This chapter presents the results of applying the TDR-W framework to real-world data from several major open-source projects. The goal is to show how the framework's outputs create a risk-based priority list.</w:t>
+        <w:t xml:space="preserve">This chapter presents the results of applying the TDR-W framework to real-world data from several major open-source projects. The goal is to show how the framework's </w:t>
+      </w:r>
+      <w:proofErr w:type="gramStart"/>
+      <w:r>
+        <w:rPr>
+          <w:rFonts w:ascii="Times New Roman" w:eastAsia="Google Sans Text" w:hAnsi="Times New Roman" w:cs="Times New Roman"/>
+          <w:color w:val="1B1C1D"/>
+        </w:rPr>
+        <w:t>outputs create</w:t>
+      </w:r>
+      <w:proofErr w:type="gramEnd"/>
+      <w:r>
+        <w:rPr>
+          <w:rFonts w:ascii="Times New Roman" w:eastAsia="Google Sans Text" w:hAnsi="Times New Roman" w:cs="Times New Roman"/>
+          <w:color w:val="1B1C1D"/>
+        </w:rPr>
+        <w:t xml:space="preserve"> a risk-based priority list.</w:t>
       </w:r>
     </w:p>
     <w:p>
@@ -3086,7 +3692,119 @@
           <w:rFonts w:ascii="Times New Roman" w:eastAsia="Google Sans Text" w:hAnsi="Times New Roman" w:cs="Times New Roman"/>
           <w:color w:val="1B1C1D"/>
         </w:rPr>
-        <w:t>To test the TDR-W framework, data was gathered from a diverse set of seven well-known open-source repositories: apache/commons-cli, apache/commons-lang, psf/requests, zxing/zxing, pallets/flask, facebook/react, and chartjs/Chart.js. This selection provides a wide range of project sizes, ages and complexities.</w:t>
+        <w:t xml:space="preserve">To test the TDR-W framework, data was gathered from a diverse set of seven well-known open-source repositories: </w:t>
+      </w:r>
+      <w:proofErr w:type="spellStart"/>
+      <w:r>
+        <w:rPr>
+          <w:rFonts w:ascii="Times New Roman" w:eastAsia="Google Sans Text" w:hAnsi="Times New Roman" w:cs="Times New Roman"/>
+          <w:color w:val="1B1C1D"/>
+        </w:rPr>
+        <w:t>apache</w:t>
+      </w:r>
+      <w:proofErr w:type="spellEnd"/>
+      <w:r>
+        <w:rPr>
+          <w:rFonts w:ascii="Times New Roman" w:eastAsia="Google Sans Text" w:hAnsi="Times New Roman" w:cs="Times New Roman"/>
+          <w:color w:val="1B1C1D"/>
+        </w:rPr>
+        <w:t xml:space="preserve">/commons-cli, </w:t>
+      </w:r>
+      <w:proofErr w:type="spellStart"/>
+      <w:r>
+        <w:rPr>
+          <w:rFonts w:ascii="Times New Roman" w:eastAsia="Google Sans Text" w:hAnsi="Times New Roman" w:cs="Times New Roman"/>
+          <w:color w:val="1B1C1D"/>
+        </w:rPr>
+        <w:t>apache</w:t>
+      </w:r>
+      <w:proofErr w:type="spellEnd"/>
+      <w:r>
+        <w:rPr>
+          <w:rFonts w:ascii="Times New Roman" w:eastAsia="Google Sans Text" w:hAnsi="Times New Roman" w:cs="Times New Roman"/>
+          <w:color w:val="1B1C1D"/>
+        </w:rPr>
+        <w:t xml:space="preserve">/commons-lang, </w:t>
+      </w:r>
+      <w:proofErr w:type="spellStart"/>
+      <w:r>
+        <w:rPr>
+          <w:rFonts w:ascii="Times New Roman" w:eastAsia="Google Sans Text" w:hAnsi="Times New Roman" w:cs="Times New Roman"/>
+          <w:color w:val="1B1C1D"/>
+        </w:rPr>
+        <w:t>psf</w:t>
+      </w:r>
+      <w:proofErr w:type="spellEnd"/>
+      <w:r>
+        <w:rPr>
+          <w:rFonts w:ascii="Times New Roman" w:eastAsia="Google Sans Text" w:hAnsi="Times New Roman" w:cs="Times New Roman"/>
+          <w:color w:val="1B1C1D"/>
+        </w:rPr>
+        <w:t xml:space="preserve">/requests, </w:t>
+      </w:r>
+      <w:proofErr w:type="spellStart"/>
+      <w:r>
+        <w:rPr>
+          <w:rFonts w:ascii="Times New Roman" w:eastAsia="Google Sans Text" w:hAnsi="Times New Roman" w:cs="Times New Roman"/>
+          <w:color w:val="1B1C1D"/>
+        </w:rPr>
+        <w:t>zxing</w:t>
+      </w:r>
+      <w:proofErr w:type="spellEnd"/>
+      <w:r>
+        <w:rPr>
+          <w:rFonts w:ascii="Times New Roman" w:eastAsia="Google Sans Text" w:hAnsi="Times New Roman" w:cs="Times New Roman"/>
+          <w:color w:val="1B1C1D"/>
+        </w:rPr>
+        <w:t>/</w:t>
+      </w:r>
+      <w:proofErr w:type="spellStart"/>
+      <w:r>
+        <w:rPr>
+          <w:rFonts w:ascii="Times New Roman" w:eastAsia="Google Sans Text" w:hAnsi="Times New Roman" w:cs="Times New Roman"/>
+          <w:color w:val="1B1C1D"/>
+        </w:rPr>
+        <w:t>zxing</w:t>
+      </w:r>
+      <w:proofErr w:type="spellEnd"/>
+      <w:r>
+        <w:rPr>
+          <w:rFonts w:ascii="Times New Roman" w:eastAsia="Google Sans Text" w:hAnsi="Times New Roman" w:cs="Times New Roman"/>
+          <w:color w:val="1B1C1D"/>
+        </w:rPr>
+        <w:t xml:space="preserve">, pallets/flask, </w:t>
+      </w:r>
+      <w:proofErr w:type="spellStart"/>
+      <w:r>
+        <w:rPr>
+          <w:rFonts w:ascii="Times New Roman" w:eastAsia="Google Sans Text" w:hAnsi="Times New Roman" w:cs="Times New Roman"/>
+          <w:color w:val="1B1C1D"/>
+        </w:rPr>
+        <w:t>facebook</w:t>
+      </w:r>
+      <w:proofErr w:type="spellEnd"/>
+      <w:r>
+        <w:rPr>
+          <w:rFonts w:ascii="Times New Roman" w:eastAsia="Google Sans Text" w:hAnsi="Times New Roman" w:cs="Times New Roman"/>
+          <w:color w:val="1B1C1D"/>
+        </w:rPr>
+        <w:t xml:space="preserve">/react, and </w:t>
+      </w:r>
+      <w:proofErr w:type="spellStart"/>
+      <w:r>
+        <w:rPr>
+          <w:rFonts w:ascii="Times New Roman" w:eastAsia="Google Sans Text" w:hAnsi="Times New Roman" w:cs="Times New Roman"/>
+          <w:color w:val="1B1C1D"/>
+        </w:rPr>
+        <w:t>chartjs</w:t>
+      </w:r>
+      <w:proofErr w:type="spellEnd"/>
+      <w:r>
+        <w:rPr>
+          <w:rFonts w:ascii="Times New Roman" w:eastAsia="Google Sans Text" w:hAnsi="Times New Roman" w:cs="Times New Roman"/>
+          <w:color w:val="1B1C1D"/>
+        </w:rPr>
+        <w:t>/Chart.js. This selection provides a wide range of project sizes, ages and complexities.</w:t>
       </w:r>
     </w:p>
     <w:p>
@@ -3159,7 +3877,39 @@
           <w:rFonts w:ascii="Times New Roman" w:eastAsia="Google Sans Text" w:hAnsi="Times New Roman" w:cs="Times New Roman"/>
           <w:color w:val="1B1C1D"/>
         </w:rPr>
-        <w:t>Using the how-to scripts from Chapter 3, TDR-W data was generated for each repository. The analysis uses the formula from Section 2.2 with weights set to wc = 0.5 (for Commits) and wb = 1.0 (for Bugs). This formula states that a recorded bug is twice as impactful as general development friction.</w:t>
+        <w:t xml:space="preserve">Using the how-to scripts from Chapter 3, TDR-W data was generated for each repository. The analysis uses the formula from Section 2.2 with weights set to </w:t>
+      </w:r>
+      <w:proofErr w:type="spellStart"/>
+      <w:r>
+        <w:rPr>
+          <w:rFonts w:ascii="Times New Roman" w:eastAsia="Google Sans Text" w:hAnsi="Times New Roman" w:cs="Times New Roman"/>
+          <w:color w:val="1B1C1D"/>
+        </w:rPr>
+        <w:t>wc</w:t>
+      </w:r>
+      <w:proofErr w:type="spellEnd"/>
+      <w:r>
+        <w:rPr>
+          <w:rFonts w:ascii="Times New Roman" w:eastAsia="Google Sans Text" w:hAnsi="Times New Roman" w:cs="Times New Roman"/>
+          <w:color w:val="1B1C1D"/>
+        </w:rPr>
+        <w:t xml:space="preserve"> = 0.5 (for Commits) and </w:t>
+      </w:r>
+      <w:proofErr w:type="spellStart"/>
+      <w:r>
+        <w:rPr>
+          <w:rFonts w:ascii="Times New Roman" w:eastAsia="Google Sans Text" w:hAnsi="Times New Roman" w:cs="Times New Roman"/>
+          <w:color w:val="1B1C1D"/>
+        </w:rPr>
+        <w:t>wb</w:t>
+      </w:r>
+      <w:proofErr w:type="spellEnd"/>
+      <w:r>
+        <w:rPr>
+          <w:rFonts w:ascii="Times New Roman" w:eastAsia="Google Sans Text" w:hAnsi="Times New Roman" w:cs="Times New Roman"/>
+          <w:color w:val="1B1C1D"/>
+        </w:rPr>
+        <w:t xml:space="preserve"> = 1.0 (for Bugs). This formula states that a recorded bug is twice as impactful as general development friction.</w:t>
       </w:r>
     </w:p>
     <w:p>
@@ -3418,6 +4168,7 @@
                 <w:szCs w:val="18"/>
               </w:rPr>
             </w:pPr>
+            <w:proofErr w:type="spellStart"/>
             <w:r>
               <w:rPr>
                 <w:rFonts w:ascii="Times New Roman" w:eastAsia="Google Sans Text" w:hAnsi="Times New Roman" w:cs="Times New Roman"/>
@@ -3429,6 +4180,7 @@
               </w:rPr>
               <w:t>TDR_Score</w:t>
             </w:r>
+            <w:proofErr w:type="spellEnd"/>
           </w:p>
         </w:tc>
         <w:tc>
@@ -3719,8 +4471,19 @@
                 <w:sz w:val="18"/>
                 <w:szCs w:val="18"/>
               </w:rPr>
-              <w:t>packages\react-reconciler\src</w:t>
+              <w:t>packages\react-reconciler\</w:t>
             </w:r>
+            <w:proofErr w:type="spellStart"/>
+            <w:r>
+              <w:rPr>
+                <w:rFonts w:ascii="Times New Roman" w:eastAsia="Google Sans Text" w:hAnsi="Times New Roman" w:cs="Times New Roman"/>
+                <w:color w:val="1B1C1D"/>
+                <w:sz w:val="18"/>
+                <w:szCs w:val="18"/>
+              </w:rPr>
+              <w:t>src</w:t>
+            </w:r>
+            <w:proofErr w:type="spellEnd"/>
           </w:p>
         </w:tc>
         <w:tc>
@@ -4050,8 +4813,19 @@
                 <w:sz w:val="18"/>
                 <w:szCs w:val="18"/>
               </w:rPr>
-              <w:t>packages\react-server\src</w:t>
+              <w:t>packages\react-server\</w:t>
             </w:r>
+            <w:proofErr w:type="spellStart"/>
+            <w:r>
+              <w:rPr>
+                <w:rFonts w:ascii="Times New Roman" w:eastAsia="Google Sans Text" w:hAnsi="Times New Roman" w:cs="Times New Roman"/>
+                <w:color w:val="1B1C1D"/>
+                <w:sz w:val="18"/>
+                <w:szCs w:val="18"/>
+              </w:rPr>
+              <w:t>src</w:t>
+            </w:r>
+            <w:proofErr w:type="spellEnd"/>
           </w:p>
         </w:tc>
         <w:tc>
@@ -4374,6 +5148,7 @@
                 <w:szCs w:val="18"/>
               </w:rPr>
             </w:pPr>
+            <w:proofErr w:type="spellStart"/>
             <w:r>
               <w:rPr>
                 <w:rFonts w:ascii="Times New Roman" w:eastAsia="Google Sans Text" w:hAnsi="Times New Roman" w:cs="Times New Roman"/>
@@ -4381,7 +5156,37 @@
                 <w:sz w:val="18"/>
                 <w:szCs w:val="18"/>
               </w:rPr>
-              <w:t>src\main\java\org\apache\commons\lang3</w:t>
+              <w:t>src</w:t>
+            </w:r>
+            <w:proofErr w:type="spellEnd"/>
+            <w:r>
+              <w:rPr>
+                <w:rFonts w:ascii="Times New Roman" w:eastAsia="Google Sans Text" w:hAnsi="Times New Roman" w:cs="Times New Roman"/>
+                <w:color w:val="1B1C1D"/>
+                <w:sz w:val="18"/>
+                <w:szCs w:val="18"/>
+              </w:rPr>
+              <w:t>\main\java\org\</w:t>
+            </w:r>
+            <w:proofErr w:type="spellStart"/>
+            <w:r>
+              <w:rPr>
+                <w:rFonts w:ascii="Times New Roman" w:eastAsia="Google Sans Text" w:hAnsi="Times New Roman" w:cs="Times New Roman"/>
+                <w:color w:val="1B1C1D"/>
+                <w:sz w:val="18"/>
+                <w:szCs w:val="18"/>
+              </w:rPr>
+              <w:t>apache</w:t>
+            </w:r>
+            <w:proofErr w:type="spellEnd"/>
+            <w:r>
+              <w:rPr>
+                <w:rFonts w:ascii="Times New Roman" w:eastAsia="Google Sans Text" w:hAnsi="Times New Roman" w:cs="Times New Roman"/>
+                <w:color w:val="1B1C1D"/>
+                <w:sz w:val="18"/>
+                <w:szCs w:val="18"/>
+              </w:rPr>
+              <w:t>\commons\lang3</w:t>
             </w:r>
           </w:p>
         </w:tc>
@@ -4712,7 +5517,27 @@
                 <w:sz w:val="18"/>
                 <w:szCs w:val="18"/>
               </w:rPr>
-              <w:t>compiler\packages\babel-plugin-react-compiler\src\HIR</w:t>
+              <w:t>compiler\packages\babel-plugin-react-compiler\</w:t>
+            </w:r>
+            <w:proofErr w:type="spellStart"/>
+            <w:r>
+              <w:rPr>
+                <w:rFonts w:ascii="Times New Roman" w:eastAsia="Google Sans Text" w:hAnsi="Times New Roman" w:cs="Times New Roman"/>
+                <w:color w:val="1B1C1D"/>
+                <w:sz w:val="18"/>
+                <w:szCs w:val="18"/>
+              </w:rPr>
+              <w:t>src</w:t>
+            </w:r>
+            <w:proofErr w:type="spellEnd"/>
+            <w:r>
+              <w:rPr>
+                <w:rFonts w:ascii="Times New Roman" w:eastAsia="Google Sans Text" w:hAnsi="Times New Roman" w:cs="Times New Roman"/>
+                <w:color w:val="1B1C1D"/>
+                <w:sz w:val="18"/>
+                <w:szCs w:val="18"/>
+              </w:rPr>
+              <w:t>\HIR</w:t>
             </w:r>
           </w:p>
         </w:tc>
@@ -5043,8 +5868,19 @@
                 <w:sz w:val="18"/>
                 <w:szCs w:val="18"/>
               </w:rPr>
-              <w:t>packages\react-client\src</w:t>
+              <w:t>packages\react-client\</w:t>
             </w:r>
+            <w:proofErr w:type="spellStart"/>
+            <w:r>
+              <w:rPr>
+                <w:rFonts w:ascii="Times New Roman" w:eastAsia="Google Sans Text" w:hAnsi="Times New Roman" w:cs="Times New Roman"/>
+                <w:color w:val="1B1C1D"/>
+                <w:sz w:val="18"/>
+                <w:szCs w:val="18"/>
+              </w:rPr>
+              <w:t>src</w:t>
+            </w:r>
+            <w:proofErr w:type="spellEnd"/>
           </w:p>
         </w:tc>
         <w:tc>
@@ -5374,7 +6210,47 @@
                 <w:sz w:val="18"/>
                 <w:szCs w:val="18"/>
               </w:rPr>
-              <w:t>packages\react-devtools-shared\src\backend\fiber</w:t>
+              <w:t>packages\react-</w:t>
+            </w:r>
+            <w:proofErr w:type="spellStart"/>
+            <w:r>
+              <w:rPr>
+                <w:rFonts w:ascii="Times New Roman" w:eastAsia="Google Sans Text" w:hAnsi="Times New Roman" w:cs="Times New Roman"/>
+                <w:color w:val="1B1C1D"/>
+                <w:sz w:val="18"/>
+                <w:szCs w:val="18"/>
+              </w:rPr>
+              <w:t>devtools</w:t>
+            </w:r>
+            <w:proofErr w:type="spellEnd"/>
+            <w:r>
+              <w:rPr>
+                <w:rFonts w:ascii="Times New Roman" w:eastAsia="Google Sans Text" w:hAnsi="Times New Roman" w:cs="Times New Roman"/>
+                <w:color w:val="1B1C1D"/>
+                <w:sz w:val="18"/>
+                <w:szCs w:val="18"/>
+              </w:rPr>
+              <w:t>-shared\</w:t>
+            </w:r>
+            <w:proofErr w:type="spellStart"/>
+            <w:r>
+              <w:rPr>
+                <w:rFonts w:ascii="Times New Roman" w:eastAsia="Google Sans Text" w:hAnsi="Times New Roman" w:cs="Times New Roman"/>
+                <w:color w:val="1B1C1D"/>
+                <w:sz w:val="18"/>
+                <w:szCs w:val="18"/>
+              </w:rPr>
+              <w:t>src</w:t>
+            </w:r>
+            <w:proofErr w:type="spellEnd"/>
+            <w:r>
+              <w:rPr>
+                <w:rFonts w:ascii="Times New Roman" w:eastAsia="Google Sans Text" w:hAnsi="Times New Roman" w:cs="Times New Roman"/>
+                <w:color w:val="1B1C1D"/>
+                <w:sz w:val="18"/>
+                <w:szCs w:val="18"/>
+              </w:rPr>
+              <w:t>\backend\fiber</w:t>
             </w:r>
           </w:p>
         </w:tc>
@@ -5705,7 +6581,67 @@
                 <w:sz w:val="18"/>
                 <w:szCs w:val="18"/>
               </w:rPr>
-              <w:t>packages\react-devtools-shared\src\devtools\views\Components</w:t>
+              <w:t>packages\react-</w:t>
+            </w:r>
+            <w:proofErr w:type="spellStart"/>
+            <w:r>
+              <w:rPr>
+                <w:rFonts w:ascii="Times New Roman" w:eastAsia="Google Sans Text" w:hAnsi="Times New Roman" w:cs="Times New Roman"/>
+                <w:color w:val="1B1C1D"/>
+                <w:sz w:val="18"/>
+                <w:szCs w:val="18"/>
+              </w:rPr>
+              <w:t>devtools</w:t>
+            </w:r>
+            <w:proofErr w:type="spellEnd"/>
+            <w:r>
+              <w:rPr>
+                <w:rFonts w:ascii="Times New Roman" w:eastAsia="Google Sans Text" w:hAnsi="Times New Roman" w:cs="Times New Roman"/>
+                <w:color w:val="1B1C1D"/>
+                <w:sz w:val="18"/>
+                <w:szCs w:val="18"/>
+              </w:rPr>
+              <w:t>-shared\</w:t>
+            </w:r>
+            <w:proofErr w:type="spellStart"/>
+            <w:r>
+              <w:rPr>
+                <w:rFonts w:ascii="Times New Roman" w:eastAsia="Google Sans Text" w:hAnsi="Times New Roman" w:cs="Times New Roman"/>
+                <w:color w:val="1B1C1D"/>
+                <w:sz w:val="18"/>
+                <w:szCs w:val="18"/>
+              </w:rPr>
+              <w:t>src</w:t>
+            </w:r>
+            <w:proofErr w:type="spellEnd"/>
+            <w:r>
+              <w:rPr>
+                <w:rFonts w:ascii="Times New Roman" w:eastAsia="Google Sans Text" w:hAnsi="Times New Roman" w:cs="Times New Roman"/>
+                <w:color w:val="1B1C1D"/>
+                <w:sz w:val="18"/>
+                <w:szCs w:val="18"/>
+              </w:rPr>
+              <w:t>\</w:t>
+            </w:r>
+            <w:proofErr w:type="spellStart"/>
+            <w:r>
+              <w:rPr>
+                <w:rFonts w:ascii="Times New Roman" w:eastAsia="Google Sans Text" w:hAnsi="Times New Roman" w:cs="Times New Roman"/>
+                <w:color w:val="1B1C1D"/>
+                <w:sz w:val="18"/>
+                <w:szCs w:val="18"/>
+              </w:rPr>
+              <w:t>devtools</w:t>
+            </w:r>
+            <w:proofErr w:type="spellEnd"/>
+            <w:r>
+              <w:rPr>
+                <w:rFonts w:ascii="Times New Roman" w:eastAsia="Google Sans Text" w:hAnsi="Times New Roman" w:cs="Times New Roman"/>
+                <w:color w:val="1B1C1D"/>
+                <w:sz w:val="18"/>
+                <w:szCs w:val="18"/>
+              </w:rPr>
+              <w:t>\views\Components</w:t>
             </w:r>
           </w:p>
         </w:tc>
@@ -6036,7 +6972,47 @@
                 <w:sz w:val="18"/>
                 <w:szCs w:val="18"/>
               </w:rPr>
-              <w:t>packages\react-dom-bindings\src\client</w:t>
+              <w:t>packages\react-</w:t>
+            </w:r>
+            <w:proofErr w:type="spellStart"/>
+            <w:r>
+              <w:rPr>
+                <w:rFonts w:ascii="Times New Roman" w:eastAsia="Google Sans Text" w:hAnsi="Times New Roman" w:cs="Times New Roman"/>
+                <w:color w:val="1B1C1D"/>
+                <w:sz w:val="18"/>
+                <w:szCs w:val="18"/>
+              </w:rPr>
+              <w:t>dom</w:t>
+            </w:r>
+            <w:proofErr w:type="spellEnd"/>
+            <w:r>
+              <w:rPr>
+                <w:rFonts w:ascii="Times New Roman" w:eastAsia="Google Sans Text" w:hAnsi="Times New Roman" w:cs="Times New Roman"/>
+                <w:color w:val="1B1C1D"/>
+                <w:sz w:val="18"/>
+                <w:szCs w:val="18"/>
+              </w:rPr>
+              <w:t>-bindings\</w:t>
+            </w:r>
+            <w:proofErr w:type="spellStart"/>
+            <w:r>
+              <w:rPr>
+                <w:rFonts w:ascii="Times New Roman" w:eastAsia="Google Sans Text" w:hAnsi="Times New Roman" w:cs="Times New Roman"/>
+                <w:color w:val="1B1C1D"/>
+                <w:sz w:val="18"/>
+                <w:szCs w:val="18"/>
+              </w:rPr>
+              <w:t>src</w:t>
+            </w:r>
+            <w:proofErr w:type="spellEnd"/>
+            <w:r>
+              <w:rPr>
+                <w:rFonts w:ascii="Times New Roman" w:eastAsia="Google Sans Text" w:hAnsi="Times New Roman" w:cs="Times New Roman"/>
+                <w:color w:val="1B1C1D"/>
+                <w:sz w:val="18"/>
+                <w:szCs w:val="18"/>
+              </w:rPr>
+              <w:t>\client</w:t>
             </w:r>
           </w:p>
         </w:tc>
@@ -6313,6 +7289,7 @@
                 <w:szCs w:val="18"/>
               </w:rPr>
             </w:pPr>
+            <w:proofErr w:type="gramStart"/>
             <w:r>
               <w:rPr>
                 <w:rFonts w:ascii="Times New Roman" w:eastAsia="Google Sans Text" w:hAnsi="Times New Roman" w:cs="Times New Roman"/>
@@ -6320,7 +7297,17 @@
                 <w:sz w:val="18"/>
                 <w:szCs w:val="18"/>
               </w:rPr>
-              <w:t>commons-cli</w:t>
+              <w:t>commons</w:t>
+            </w:r>
+            <w:proofErr w:type="gramEnd"/>
+            <w:r>
+              <w:rPr>
+                <w:rFonts w:ascii="Times New Roman" w:eastAsia="Google Sans Text" w:hAnsi="Times New Roman" w:cs="Times New Roman"/>
+                <w:color w:val="1B1C1D"/>
+                <w:sz w:val="18"/>
+                <w:szCs w:val="18"/>
+              </w:rPr>
+              <w:t>-cli</w:t>
             </w:r>
           </w:p>
         </w:tc>
@@ -6360,6 +7347,7 @@
                 <w:szCs w:val="18"/>
               </w:rPr>
             </w:pPr>
+            <w:proofErr w:type="spellStart"/>
             <w:r>
               <w:rPr>
                 <w:rFonts w:ascii="Times New Roman" w:eastAsia="Google Sans Text" w:hAnsi="Times New Roman" w:cs="Times New Roman"/>
@@ -6367,7 +7355,37 @@
                 <w:sz w:val="18"/>
                 <w:szCs w:val="18"/>
               </w:rPr>
-              <w:t>src\main\java\org\apache\commons\cli</w:t>
+              <w:t>src</w:t>
+            </w:r>
+            <w:proofErr w:type="spellEnd"/>
+            <w:r>
+              <w:rPr>
+                <w:rFonts w:ascii="Times New Roman" w:eastAsia="Google Sans Text" w:hAnsi="Times New Roman" w:cs="Times New Roman"/>
+                <w:color w:val="1B1C1D"/>
+                <w:sz w:val="18"/>
+                <w:szCs w:val="18"/>
+              </w:rPr>
+              <w:t>\main\java\org\</w:t>
+            </w:r>
+            <w:proofErr w:type="spellStart"/>
+            <w:r>
+              <w:rPr>
+                <w:rFonts w:ascii="Times New Roman" w:eastAsia="Google Sans Text" w:hAnsi="Times New Roman" w:cs="Times New Roman"/>
+                <w:color w:val="1B1C1D"/>
+                <w:sz w:val="18"/>
+                <w:szCs w:val="18"/>
+              </w:rPr>
+              <w:t>apache</w:t>
+            </w:r>
+            <w:proofErr w:type="spellEnd"/>
+            <w:r>
+              <w:rPr>
+                <w:rFonts w:ascii="Times New Roman" w:eastAsia="Google Sans Text" w:hAnsi="Times New Roman" w:cs="Times New Roman"/>
+                <w:color w:val="1B1C1D"/>
+                <w:sz w:val="18"/>
+                <w:szCs w:val="18"/>
+              </w:rPr>
+              <w:t>\commons\cli</w:t>
             </w:r>
           </w:p>
         </w:tc>
@@ -6698,7 +7716,27 @@
                 <w:sz w:val="18"/>
                 <w:szCs w:val="18"/>
               </w:rPr>
-              <w:t>compiler\packages\babel-plugin-react-compiler\src\Validation</w:t>
+              <w:t>compiler\packages\babel-plugin-react-compiler\</w:t>
+            </w:r>
+            <w:proofErr w:type="spellStart"/>
+            <w:r>
+              <w:rPr>
+                <w:rFonts w:ascii="Times New Roman" w:eastAsia="Google Sans Text" w:hAnsi="Times New Roman" w:cs="Times New Roman"/>
+                <w:color w:val="1B1C1D"/>
+                <w:sz w:val="18"/>
+                <w:szCs w:val="18"/>
+              </w:rPr>
+              <w:t>src</w:t>
+            </w:r>
+            <w:proofErr w:type="spellEnd"/>
+            <w:r>
+              <w:rPr>
+                <w:rFonts w:ascii="Times New Roman" w:eastAsia="Google Sans Text" w:hAnsi="Times New Roman" w:cs="Times New Roman"/>
+                <w:color w:val="1B1C1D"/>
+                <w:sz w:val="18"/>
+                <w:szCs w:val="18"/>
+              </w:rPr>
+              <w:t>\Validation</w:t>
             </w:r>
           </w:p>
         </w:tc>
@@ -6976,17 +8014,6 @@
           <w:szCs w:val="28"/>
         </w:rPr>
       </w:pPr>
-      <w:r>
-        <w:rPr>
-          <w:rFonts w:ascii="Times New Roman" w:eastAsia="Google Sans Text" w:hAnsi="Times New Roman" w:cs="Times New Roman"/>
-          <w:b/>
-          <w:bCs/>
-          <w:color w:val="1B1C1D"/>
-          <w:sz w:val="28"/>
-          <w:szCs w:val="28"/>
-        </w:rPr>
-        <w:t>4.4 What the results tell us</w:t>
-      </w:r>
     </w:p>
     <w:p>
       <w:pPr>
@@ -7001,16 +8028,24 @@
         <w:jc w:val="both"/>
         <w:rPr>
           <w:rFonts w:ascii="Times New Roman" w:eastAsia="Google Sans Text" w:hAnsi="Times New Roman" w:cs="Times New Roman"/>
-          <w:color w:val="1B1C1D"/>
-        </w:rPr>
-      </w:pPr>
-      <w:r>
-        <w:rPr>
-          <w:rFonts w:ascii="Times New Roman" w:eastAsia="Google Sans Text" w:hAnsi="Times New Roman" w:cs="Times New Roman"/>
-          <w:color w:val="1B1C1D"/>
+          <w:b/>
+          <w:bCs/>
+          <w:color w:val="1B1C1D"/>
+          <w:sz w:val="28"/>
+          <w:szCs w:val="28"/>
+        </w:rPr>
+      </w:pPr>
+      <w:r>
+        <w:rPr>
+          <w:rFonts w:ascii="Times New Roman" w:eastAsia="Google Sans Text" w:hAnsi="Times New Roman" w:cs="Times New Roman"/>
+          <w:b/>
+          <w:bCs/>
+          <w:color w:val="1B1C1D"/>
+          <w:sz w:val="28"/>
+          <w:szCs w:val="28"/>
         </w:rPr>
         <w:lastRenderedPageBreak/>
-        <w:t>This TDR ranking gives critical insights that an Effort-only tool would completely miss.</w:t>
+        <w:t>4.4 What the results tell us</w:t>
       </w:r>
     </w:p>
     <w:p>
@@ -7034,7 +8069,7 @@
           <w:rFonts w:ascii="Times New Roman" w:eastAsia="Google Sans Text" w:hAnsi="Times New Roman" w:cs="Times New Roman"/>
           <w:color w:val="1B1C1D"/>
         </w:rPr>
-        <w:t>Finding 1: Why looking at Effort alone is wrong</w:t>
+        <w:t>This TDR ranking gives critical insights that an Effort-only tool would completely miss.</w:t>
       </w:r>
     </w:p>
     <w:p>
@@ -7058,7 +8093,23 @@
           <w:rFonts w:ascii="Times New Roman" w:eastAsia="Google Sans Text" w:hAnsi="Times New Roman" w:cs="Times New Roman"/>
           <w:color w:val="1B1C1D"/>
         </w:rPr>
-        <w:t>A traditional tool would rank debt by the Effort column. Looking at the commons-lang project, this would incorrectly rank builder (Effort: 7764) as a high priority, while ignoring function (Effort: 1501).</w:t>
+        <w:t xml:space="preserve">Finding 1: Why </w:t>
+      </w:r>
+      <w:proofErr w:type="gramStart"/>
+      <w:r>
+        <w:rPr>
+          <w:rFonts w:ascii="Times New Roman" w:eastAsia="Google Sans Text" w:hAnsi="Times New Roman" w:cs="Times New Roman"/>
+          <w:color w:val="1B1C1D"/>
+        </w:rPr>
+        <w:t>looking at Effort alone is</w:t>
+      </w:r>
+      <w:proofErr w:type="gramEnd"/>
+      <w:r>
+        <w:rPr>
+          <w:rFonts w:ascii="Times New Roman" w:eastAsia="Google Sans Text" w:hAnsi="Times New Roman" w:cs="Times New Roman"/>
+          <w:color w:val="1B1C1D"/>
+        </w:rPr>
+        <w:t xml:space="preserve"> wrong</w:t>
       </w:r>
     </w:p>
     <w:p>
@@ -7082,7 +8133,95 @@
           <w:rFonts w:ascii="Times New Roman" w:eastAsia="Google Sans Text" w:hAnsi="Times New Roman" w:cs="Times New Roman"/>
           <w:color w:val="1B1C1D"/>
         </w:rPr>
-        <w:t>But the TDR analysis shows function (TDR_Score: 45,780.5) is a big source of pain (Pain_Score: 30.5 from 53 commits), while builder (TDR_Score: 62,112.0) is very stable (Pain_Score: 8.0). The TDR model correctly shows these are much closer in priority than their Effort scores would suggest.</w:t>
+        <w:t>A traditional tool would rank debt by the Effort column. Looking at the commons-lang project, this would incorrectly rank builder (Effort: 7764) as a high priority, while ignoring function (Effort: 1501).</w:t>
+      </w:r>
+    </w:p>
+    <w:p>
+      <w:pPr>
+        <w:pBdr>
+          <w:top w:val="nil"/>
+          <w:left w:val="nil"/>
+          <w:bottom w:val="nil"/>
+          <w:right w:val="nil"/>
+          <w:between w:val="nil"/>
+        </w:pBdr>
+        <w:spacing w:after="240" w:line="275" w:lineRule="auto"/>
+        <w:jc w:val="both"/>
+        <w:rPr>
+          <w:rFonts w:ascii="Times New Roman" w:eastAsia="Google Sans Text" w:hAnsi="Times New Roman" w:cs="Times New Roman"/>
+          <w:color w:val="1B1C1D"/>
+        </w:rPr>
+      </w:pPr>
+      <w:r>
+        <w:rPr>
+          <w:rFonts w:ascii="Times New Roman" w:eastAsia="Google Sans Text" w:hAnsi="Times New Roman" w:cs="Times New Roman"/>
+          <w:color w:val="1B1C1D"/>
+        </w:rPr>
+        <w:t>But the TDR analysis shows function (</w:t>
+      </w:r>
+      <w:proofErr w:type="spellStart"/>
+      <w:r>
+        <w:rPr>
+          <w:rFonts w:ascii="Times New Roman" w:eastAsia="Google Sans Text" w:hAnsi="Times New Roman" w:cs="Times New Roman"/>
+          <w:color w:val="1B1C1D"/>
+        </w:rPr>
+        <w:t>TDR_Score</w:t>
+      </w:r>
+      <w:proofErr w:type="spellEnd"/>
+      <w:r>
+        <w:rPr>
+          <w:rFonts w:ascii="Times New Roman" w:eastAsia="Google Sans Text" w:hAnsi="Times New Roman" w:cs="Times New Roman"/>
+          <w:color w:val="1B1C1D"/>
+        </w:rPr>
+        <w:t>: 45,780.5) is a big source of pain (</w:t>
+      </w:r>
+      <w:proofErr w:type="spellStart"/>
+      <w:r>
+        <w:rPr>
+          <w:rFonts w:ascii="Times New Roman" w:eastAsia="Google Sans Text" w:hAnsi="Times New Roman" w:cs="Times New Roman"/>
+          <w:color w:val="1B1C1D"/>
+        </w:rPr>
+        <w:t>Pain_Score</w:t>
+      </w:r>
+      <w:proofErr w:type="spellEnd"/>
+      <w:r>
+        <w:rPr>
+          <w:rFonts w:ascii="Times New Roman" w:eastAsia="Google Sans Text" w:hAnsi="Times New Roman" w:cs="Times New Roman"/>
+          <w:color w:val="1B1C1D"/>
+        </w:rPr>
+        <w:t>: 30.5 from 53 commits), while builder (</w:t>
+      </w:r>
+      <w:proofErr w:type="spellStart"/>
+      <w:r>
+        <w:rPr>
+          <w:rFonts w:ascii="Times New Roman" w:eastAsia="Google Sans Text" w:hAnsi="Times New Roman" w:cs="Times New Roman"/>
+          <w:color w:val="1B1C1D"/>
+        </w:rPr>
+        <w:t>TDR_Score</w:t>
+      </w:r>
+      <w:proofErr w:type="spellEnd"/>
+      <w:r>
+        <w:rPr>
+          <w:rFonts w:ascii="Times New Roman" w:eastAsia="Google Sans Text" w:hAnsi="Times New Roman" w:cs="Times New Roman"/>
+          <w:color w:val="1B1C1D"/>
+        </w:rPr>
+        <w:t>: 62,112.0) is very stable (</w:t>
+      </w:r>
+      <w:proofErr w:type="spellStart"/>
+      <w:r>
+        <w:rPr>
+          <w:rFonts w:ascii="Times New Roman" w:eastAsia="Google Sans Text" w:hAnsi="Times New Roman" w:cs="Times New Roman"/>
+          <w:color w:val="1B1C1D"/>
+        </w:rPr>
+        <w:t>Pain_Score</w:t>
+      </w:r>
+      <w:proofErr w:type="spellEnd"/>
+      <w:r>
+        <w:rPr>
+          <w:rFonts w:ascii="Times New Roman" w:eastAsia="Google Sans Text" w:hAnsi="Times New Roman" w:cs="Times New Roman"/>
+          <w:color w:val="1B1C1D"/>
+        </w:rPr>
+        <w:t>: 8.0). The TDR model correctly shows these are much closer in priority than their Effort scores would suggest.</w:t>
       </w:r>
     </w:p>
     <w:p>
@@ -7167,7 +8306,39 @@
           <w:rFonts w:ascii="Times New Roman" w:eastAsia="Google Sans Text" w:hAnsi="Times New Roman" w:cs="Times New Roman"/>
           <w:color w:val="1B1C1D"/>
         </w:rPr>
-        <w:t xml:space="preserve"> This is the clear top priority, with a TDR_Score of over 6 million. It has both the highest Effort (59,354) and a very high Pain_Score (101.5).</w:t>
+        <w:t xml:space="preserve"> This is the clear top priority, with a </w:t>
+      </w:r>
+      <w:proofErr w:type="spellStart"/>
+      <w:r>
+        <w:rPr>
+          <w:rFonts w:ascii="Times New Roman" w:eastAsia="Google Sans Text" w:hAnsi="Times New Roman" w:cs="Times New Roman"/>
+          <w:color w:val="1B1C1D"/>
+        </w:rPr>
+        <w:t>TDR_Score</w:t>
+      </w:r>
+      <w:proofErr w:type="spellEnd"/>
+      <w:r>
+        <w:rPr>
+          <w:rFonts w:ascii="Times New Roman" w:eastAsia="Google Sans Text" w:hAnsi="Times New Roman" w:cs="Times New Roman"/>
+          <w:color w:val="1B1C1D"/>
+        </w:rPr>
+        <w:t xml:space="preserve"> of over 6 million. It has both the highest Effort (59,354) and a very high </w:t>
+      </w:r>
+      <w:proofErr w:type="spellStart"/>
+      <w:r>
+        <w:rPr>
+          <w:rFonts w:ascii="Times New Roman" w:eastAsia="Google Sans Text" w:hAnsi="Times New Roman" w:cs="Times New Roman"/>
+          <w:color w:val="1B1C1D"/>
+        </w:rPr>
+        <w:t>Pain_Score</w:t>
+      </w:r>
+      <w:proofErr w:type="spellEnd"/>
+      <w:r>
+        <w:rPr>
+          <w:rFonts w:ascii="Times New Roman" w:eastAsia="Google Sans Text" w:hAnsi="Times New Roman" w:cs="Times New Roman"/>
+          <w:color w:val="1B1C1D"/>
+        </w:rPr>
+        <w:t xml:space="preserve"> (101.5).</w:t>
       </w:r>
     </w:p>
     <w:p>
@@ -7204,7 +8375,23 @@
           <w:rFonts w:ascii="Times New Roman" w:eastAsia="Google Sans Text" w:hAnsi="Times New Roman" w:cs="Times New Roman"/>
           <w:color w:val="1B1C1D"/>
         </w:rPr>
-        <w:t xml:space="preserve"> This is a classic example of TDR-W's value. Its Effort score (22,639) is less than half that of Rank 1. However, its Pain_Score is a staggering 140.0, driven by 164 commits and </w:t>
+        <w:t xml:space="preserve"> This is a classic example of TDR-W's value. Its Effort score (22,639) is less than half that of Rank 1. However, its </w:t>
+      </w:r>
+      <w:proofErr w:type="spellStart"/>
+      <w:r>
+        <w:rPr>
+          <w:rFonts w:ascii="Times New Roman" w:eastAsia="Google Sans Text" w:hAnsi="Times New Roman" w:cs="Times New Roman"/>
+          <w:color w:val="1B1C1D"/>
+        </w:rPr>
+        <w:t>Pain_Score</w:t>
+      </w:r>
+      <w:proofErr w:type="spellEnd"/>
+      <w:r>
+        <w:rPr>
+          <w:rFonts w:ascii="Times New Roman" w:eastAsia="Google Sans Text" w:hAnsi="Times New Roman" w:cs="Times New Roman"/>
+          <w:color w:val="1B1C1D"/>
+        </w:rPr>
+        <w:t xml:space="preserve"> is a staggering 140.0, driven by 164 commits and </w:t>
       </w:r>
       <w:r>
         <w:rPr>
@@ -7548,6 +8735,7 @@
                 <w:szCs w:val="20"/>
               </w:rPr>
             </w:pPr>
+            <w:proofErr w:type="spellStart"/>
             <w:r>
               <w:rPr>
                 <w:rFonts w:ascii="Times New Roman" w:eastAsia="Google Sans Text" w:hAnsi="Times New Roman" w:cs="Times New Roman"/>
@@ -7559,6 +8747,7 @@
               </w:rPr>
               <w:t>TDR_Score</w:t>
             </w:r>
+            <w:proofErr w:type="spellEnd"/>
           </w:p>
         </w:tc>
       </w:tr>
@@ -7599,6 +8788,7 @@
                 <w:szCs w:val="20"/>
               </w:rPr>
             </w:pPr>
+            <w:proofErr w:type="spellStart"/>
             <w:r>
               <w:rPr>
                 <w:rFonts w:ascii="Times New Roman" w:eastAsia="Google Sans Text" w:hAnsi="Times New Roman" w:cs="Times New Roman"/>
@@ -7608,6 +8798,7 @@
               </w:rPr>
               <w:t>zxing</w:t>
             </w:r>
+            <w:proofErr w:type="spellEnd"/>
           </w:p>
         </w:tc>
         <w:tc>
@@ -7653,8 +8844,59 @@
                 <w:sz w:val="20"/>
                 <w:szCs w:val="20"/>
               </w:rPr>
-              <w:t>core\src\main\java\com\google\zxing\oned</w:t>
+              <w:t>core\</w:t>
             </w:r>
+            <w:proofErr w:type="spellStart"/>
+            <w:r>
+              <w:rPr>
+                <w:rFonts w:ascii="Times New Roman" w:eastAsia="Google Sans Text" w:hAnsi="Times New Roman" w:cs="Times New Roman"/>
+                <w:color w:val="1B1C1D"/>
+                <w:sz w:val="20"/>
+                <w:szCs w:val="20"/>
+              </w:rPr>
+              <w:t>src</w:t>
+            </w:r>
+            <w:proofErr w:type="spellEnd"/>
+            <w:r>
+              <w:rPr>
+                <w:rFonts w:ascii="Times New Roman" w:eastAsia="Google Sans Text" w:hAnsi="Times New Roman" w:cs="Times New Roman"/>
+                <w:color w:val="1B1C1D"/>
+                <w:sz w:val="20"/>
+                <w:szCs w:val="20"/>
+              </w:rPr>
+              <w:t>\main\java\com\google\</w:t>
+            </w:r>
+            <w:proofErr w:type="spellStart"/>
+            <w:r>
+              <w:rPr>
+                <w:rFonts w:ascii="Times New Roman" w:eastAsia="Google Sans Text" w:hAnsi="Times New Roman" w:cs="Times New Roman"/>
+                <w:color w:val="1B1C1D"/>
+                <w:sz w:val="20"/>
+                <w:szCs w:val="20"/>
+              </w:rPr>
+              <w:t>zxing</w:t>
+            </w:r>
+            <w:proofErr w:type="spellEnd"/>
+            <w:r>
+              <w:rPr>
+                <w:rFonts w:ascii="Times New Roman" w:eastAsia="Google Sans Text" w:hAnsi="Times New Roman" w:cs="Times New Roman"/>
+                <w:color w:val="1B1C1D"/>
+                <w:sz w:val="20"/>
+                <w:szCs w:val="20"/>
+              </w:rPr>
+              <w:t>\</w:t>
+            </w:r>
+            <w:proofErr w:type="spellStart"/>
+            <w:r>
+              <w:rPr>
+                <w:rFonts w:ascii="Times New Roman" w:eastAsia="Google Sans Text" w:hAnsi="Times New Roman" w:cs="Times New Roman"/>
+                <w:color w:val="1B1C1D"/>
+                <w:sz w:val="20"/>
+                <w:szCs w:val="20"/>
+              </w:rPr>
+              <w:t>oned</w:t>
+            </w:r>
+            <w:proofErr w:type="spellEnd"/>
           </w:p>
         </w:tc>
         <w:tc>
@@ -7883,6 +9125,7 @@
                 <w:szCs w:val="20"/>
               </w:rPr>
             </w:pPr>
+            <w:proofErr w:type="spellStart"/>
             <w:r>
               <w:rPr>
                 <w:rFonts w:ascii="Times New Roman" w:eastAsia="Google Sans Text" w:hAnsi="Times New Roman" w:cs="Times New Roman"/>
@@ -7890,8 +9133,29 @@
                 <w:sz w:val="20"/>
                 <w:szCs w:val="20"/>
               </w:rPr>
-              <w:t>src\plugins\plugin.filler</w:t>
+              <w:t>src</w:t>
             </w:r>
+            <w:proofErr w:type="spellEnd"/>
+            <w:r>
+              <w:rPr>
+                <w:rFonts w:ascii="Times New Roman" w:eastAsia="Google Sans Text" w:hAnsi="Times New Roman" w:cs="Times New Roman"/>
+                <w:color w:val="1B1C1D"/>
+                <w:sz w:val="20"/>
+                <w:szCs w:val="20"/>
+              </w:rPr>
+              <w:t>\plugins\</w:t>
+            </w:r>
+            <w:proofErr w:type="spellStart"/>
+            <w:r>
+              <w:rPr>
+                <w:rFonts w:ascii="Times New Roman" w:eastAsia="Google Sans Text" w:hAnsi="Times New Roman" w:cs="Times New Roman"/>
+                <w:color w:val="1B1C1D"/>
+                <w:sz w:val="20"/>
+                <w:szCs w:val="20"/>
+              </w:rPr>
+              <w:t>plugin.filler</w:t>
+            </w:r>
+            <w:proofErr w:type="spellEnd"/>
           </w:p>
         </w:tc>
         <w:tc>
@@ -8120,6 +9384,7 @@
                 <w:szCs w:val="20"/>
               </w:rPr>
             </w:pPr>
+            <w:proofErr w:type="spellStart"/>
             <w:r>
               <w:rPr>
                 <w:rFonts w:ascii="Times New Roman" w:eastAsia="Google Sans Text" w:hAnsi="Times New Roman" w:cs="Times New Roman"/>
@@ -8127,7 +9392,37 @@
                 <w:sz w:val="20"/>
                 <w:szCs w:val="20"/>
               </w:rPr>
-              <w:t>src\main\java\org\apache\commons\lang3\exception</w:t>
+              <w:t>src</w:t>
+            </w:r>
+            <w:proofErr w:type="spellEnd"/>
+            <w:r>
+              <w:rPr>
+                <w:rFonts w:ascii="Times New Roman" w:eastAsia="Google Sans Text" w:hAnsi="Times New Roman" w:cs="Times New Roman"/>
+                <w:color w:val="1B1C1D"/>
+                <w:sz w:val="20"/>
+                <w:szCs w:val="20"/>
+              </w:rPr>
+              <w:t>\main\java\org\</w:t>
+            </w:r>
+            <w:proofErr w:type="spellStart"/>
+            <w:r>
+              <w:rPr>
+                <w:rFonts w:ascii="Times New Roman" w:eastAsia="Google Sans Text" w:hAnsi="Times New Roman" w:cs="Times New Roman"/>
+                <w:color w:val="1B1C1D"/>
+                <w:sz w:val="20"/>
+                <w:szCs w:val="20"/>
+              </w:rPr>
+              <w:t>apache</w:t>
+            </w:r>
+            <w:proofErr w:type="spellEnd"/>
+            <w:r>
+              <w:rPr>
+                <w:rFonts w:ascii="Times New Roman" w:eastAsia="Google Sans Text" w:hAnsi="Times New Roman" w:cs="Times New Roman"/>
+                <w:color w:val="1B1C1D"/>
+                <w:sz w:val="20"/>
+                <w:szCs w:val="20"/>
+              </w:rPr>
+              <w:t>\commons\lang3\exception</w:t>
             </w:r>
           </w:p>
         </w:tc>
@@ -8295,7 +9590,39 @@
           <w:rFonts w:ascii="Times New Roman" w:eastAsia="Google Sans Text" w:hAnsi="Times New Roman" w:cs="Times New Roman"/>
           <w:color w:val="1B1C1D"/>
         </w:rPr>
-        <w:t>The zxing/oned module is a perfect example. It has a huge Effort score (7,187), so old tools would flag it as a top priority.</w:t>
+        <w:t xml:space="preserve">The </w:t>
+      </w:r>
+      <w:proofErr w:type="spellStart"/>
+      <w:r>
+        <w:rPr>
+          <w:rFonts w:ascii="Times New Roman" w:eastAsia="Google Sans Text" w:hAnsi="Times New Roman" w:cs="Times New Roman"/>
+          <w:color w:val="1B1C1D"/>
+        </w:rPr>
+        <w:t>zxing</w:t>
+      </w:r>
+      <w:proofErr w:type="spellEnd"/>
+      <w:r>
+        <w:rPr>
+          <w:rFonts w:ascii="Times New Roman" w:eastAsia="Google Sans Text" w:hAnsi="Times New Roman" w:cs="Times New Roman"/>
+          <w:color w:val="1B1C1D"/>
+        </w:rPr>
+        <w:t>/</w:t>
+      </w:r>
+      <w:proofErr w:type="spellStart"/>
+      <w:r>
+        <w:rPr>
+          <w:rFonts w:ascii="Times New Roman" w:eastAsia="Google Sans Text" w:hAnsi="Times New Roman" w:cs="Times New Roman"/>
+          <w:color w:val="1B1C1D"/>
+        </w:rPr>
+        <w:t>oned</w:t>
+      </w:r>
+      <w:proofErr w:type="spellEnd"/>
+      <w:r>
+        <w:rPr>
+          <w:rFonts w:ascii="Times New Roman" w:eastAsia="Google Sans Text" w:hAnsi="Times New Roman" w:cs="Times New Roman"/>
+          <w:color w:val="1B1C1D"/>
+        </w:rPr>
+        <w:t xml:space="preserve"> module is a perfect example. It has a huge Effort score (7,187), so old tools would flag it as a top priority.</w:t>
       </w:r>
     </w:p>
     <w:p>
@@ -8319,15 +9646,40 @@
           <w:rFonts w:ascii="Times New Roman" w:eastAsia="Google Sans Text" w:hAnsi="Times New Roman" w:cs="Times New Roman"/>
           <w:color w:val="1B1C1D"/>
         </w:rPr>
-        <w:t xml:space="preserve">However, its Pain_Score is 0.5 (from a single commit and zero bugs). The TDR-W framework calculates its risk score as a tiny 3,593.5. This is the framework succeeding. It has correctly identified this module as </w:t>
-      </w:r>
-      <w:r>
-        <w:rPr>
-          <w:rFonts w:ascii="Times New Roman" w:eastAsia="Google Sans Text" w:hAnsi="Times New Roman" w:cs="Times New Roman"/>
-          <w:color w:val="1B1C1D"/>
-        </w:rPr>
         <w:lastRenderedPageBreak/>
-        <w:t>benign debt and gives the team a data-driven reason to ignore this debt, freeing up time to fix the actual hotspots.</w:t>
+        <w:t xml:space="preserve">However, its </w:t>
+      </w:r>
+      <w:proofErr w:type="spellStart"/>
+      <w:r>
+        <w:rPr>
+          <w:rFonts w:ascii="Times New Roman" w:eastAsia="Google Sans Text" w:hAnsi="Times New Roman" w:cs="Times New Roman"/>
+          <w:color w:val="1B1C1D"/>
+        </w:rPr>
+        <w:t>Pain_Score</w:t>
+      </w:r>
+      <w:proofErr w:type="spellEnd"/>
+      <w:r>
+        <w:rPr>
+          <w:rFonts w:ascii="Times New Roman" w:eastAsia="Google Sans Text" w:hAnsi="Times New Roman" w:cs="Times New Roman"/>
+          <w:color w:val="1B1C1D"/>
+        </w:rPr>
+        <w:t xml:space="preserve"> is 0.5 (from a single commit and zero bugs). The TDR-W framework calculates its risk score as a tiny 3,593.5. This is the framework </w:t>
+      </w:r>
+      <w:proofErr w:type="gramStart"/>
+      <w:r>
+        <w:rPr>
+          <w:rFonts w:ascii="Times New Roman" w:eastAsia="Google Sans Text" w:hAnsi="Times New Roman" w:cs="Times New Roman"/>
+          <w:color w:val="1B1C1D"/>
+        </w:rPr>
+        <w:t>succeeding</w:t>
+      </w:r>
+      <w:proofErr w:type="gramEnd"/>
+      <w:r>
+        <w:rPr>
+          <w:rFonts w:ascii="Times New Roman" w:eastAsia="Google Sans Text" w:hAnsi="Times New Roman" w:cs="Times New Roman"/>
+          <w:color w:val="1B1C1D"/>
+        </w:rPr>
+        <w:t>. It has correctly identified this module as benign debt and gives the team a data-driven reason to ignore this debt, freeing up time to fix the actual hotspots.</w:t>
       </w:r>
     </w:p>
     <w:p>
@@ -8445,7 +9797,39 @@
           <w:rFonts w:ascii="Times New Roman" w:eastAsia="Google Sans Text" w:hAnsi="Times New Roman" w:cs="Times New Roman"/>
           <w:color w:val="1B1C1D"/>
         </w:rPr>
-        <w:t>Teams can plot the TDR_Score (Risk/Pain) on the Y-axis and the Business_Value (provided by a product owner) on the X-axis. This 2x2 grid allows developers and product owners to have an objective, data-informed conversation and finally solves the "debt vs features" problem identified by researchers. Any debt in the "High TDR, High Business Value" box becomes the team's top priority.</w:t>
+        <w:t xml:space="preserve">Teams can plot the </w:t>
+      </w:r>
+      <w:proofErr w:type="spellStart"/>
+      <w:r>
+        <w:rPr>
+          <w:rFonts w:ascii="Times New Roman" w:eastAsia="Google Sans Text" w:hAnsi="Times New Roman" w:cs="Times New Roman"/>
+          <w:color w:val="1B1C1D"/>
+        </w:rPr>
+        <w:t>TDR_Score</w:t>
+      </w:r>
+      <w:proofErr w:type="spellEnd"/>
+      <w:r>
+        <w:rPr>
+          <w:rFonts w:ascii="Times New Roman" w:eastAsia="Google Sans Text" w:hAnsi="Times New Roman" w:cs="Times New Roman"/>
+          <w:color w:val="1B1C1D"/>
+        </w:rPr>
+        <w:t xml:space="preserve"> (Risk/Pain) on the Y-axis and the </w:t>
+      </w:r>
+      <w:proofErr w:type="spellStart"/>
+      <w:r>
+        <w:rPr>
+          <w:rFonts w:ascii="Times New Roman" w:eastAsia="Google Sans Text" w:hAnsi="Times New Roman" w:cs="Times New Roman"/>
+          <w:color w:val="1B1C1D"/>
+        </w:rPr>
+        <w:t>Business_Value</w:t>
+      </w:r>
+      <w:proofErr w:type="spellEnd"/>
+      <w:r>
+        <w:rPr>
+          <w:rFonts w:ascii="Times New Roman" w:eastAsia="Google Sans Text" w:hAnsi="Times New Roman" w:cs="Times New Roman"/>
+          <w:color w:val="1B1C1D"/>
+        </w:rPr>
+        <w:t xml:space="preserve"> (provided by a product owner) on the X-axis. This 2x2 grid allows developers and product owners to have an objective, data-informed conversation and finally solves the "debt vs features" problem identified by researchers. Any debt in the "High TDR, High Business Value" box becomes the team's top priority.</w:t>
       </w:r>
     </w:p>
     <w:p>
@@ -8631,7 +10015,39 @@
           <w:rFonts w:ascii="Times New Roman" w:eastAsia="Google Sans Text" w:hAnsi="Times New Roman" w:cs="Times New Roman"/>
           <w:color w:val="1B1C1D"/>
         </w:rPr>
-        <w:t xml:space="preserve"> The weights (wc, wb) are powerful, but they are subjective. The framework doesn't specify what the "right" weights are. That's a strategic decision for the team.</w:t>
+        <w:t xml:space="preserve"> The weights (</w:t>
+      </w:r>
+      <w:proofErr w:type="spellStart"/>
+      <w:r>
+        <w:rPr>
+          <w:rFonts w:ascii="Times New Roman" w:eastAsia="Google Sans Text" w:hAnsi="Times New Roman" w:cs="Times New Roman"/>
+          <w:color w:val="1B1C1D"/>
+        </w:rPr>
+        <w:t>wc</w:t>
+      </w:r>
+      <w:proofErr w:type="spellEnd"/>
+      <w:r>
+        <w:rPr>
+          <w:rFonts w:ascii="Times New Roman" w:eastAsia="Google Sans Text" w:hAnsi="Times New Roman" w:cs="Times New Roman"/>
+          <w:color w:val="1B1C1D"/>
+        </w:rPr>
+        <w:t xml:space="preserve">, </w:t>
+      </w:r>
+      <w:proofErr w:type="spellStart"/>
+      <w:r>
+        <w:rPr>
+          <w:rFonts w:ascii="Times New Roman" w:eastAsia="Google Sans Text" w:hAnsi="Times New Roman" w:cs="Times New Roman"/>
+          <w:color w:val="1B1C1D"/>
+        </w:rPr>
+        <w:t>wb</w:t>
+      </w:r>
+      <w:proofErr w:type="spellEnd"/>
+      <w:r>
+        <w:rPr>
+          <w:rFonts w:ascii="Times New Roman" w:eastAsia="Google Sans Text" w:hAnsi="Times New Roman" w:cs="Times New Roman"/>
+          <w:color w:val="1B1C1D"/>
+        </w:rPr>
+        <w:t>) are powerful, but they are subjective. The framework doesn't specify what the "right" weights are. That's a strategic decision for the team.</w:t>
       </w:r>
     </w:p>
     <w:p>
@@ -8726,7 +10142,47 @@
           <w:rFonts w:ascii="Times New Roman" w:eastAsia="Google Sans Text" w:hAnsi="Times New Roman" w:cs="Times New Roman"/>
           <w:color w:val="1B1C1D"/>
         </w:rPr>
-        <w:t xml:space="preserve"> A future study should measure the real effort (in hours or story points) from a development team for 10-20 refactoring tasks. The estimates could then be compared to the scores from our LEP formula. This would prove if the formula is accurate and help to tune the k-factor.</w:t>
+        <w:t xml:space="preserve"> A future study should measure the real effort (in hours or story points) from a development team for 10-20 refactoring tasks. The estimates could then be compared </w:t>
+      </w:r>
+      <w:r>
+        <w:rPr>
+          <w:rFonts w:ascii="Times New Roman" w:eastAsia="Google Sans Text" w:hAnsi="Times New Roman" w:cs="Times New Roman"/>
+          <w:color w:val="1B1C1D"/>
+        </w:rPr>
+        <w:lastRenderedPageBreak/>
+        <w:t xml:space="preserve">to the scores from our LEP formula. This would prove if the formula </w:t>
+      </w:r>
+      <w:proofErr w:type="gramStart"/>
+      <w:r>
+        <w:rPr>
+          <w:rFonts w:ascii="Times New Roman" w:eastAsia="Google Sans Text" w:hAnsi="Times New Roman" w:cs="Times New Roman"/>
+          <w:color w:val="1B1C1D"/>
+        </w:rPr>
+        <w:t>is</w:t>
+      </w:r>
+      <w:proofErr w:type="gramEnd"/>
+      <w:r>
+        <w:rPr>
+          <w:rFonts w:ascii="Times New Roman" w:eastAsia="Google Sans Text" w:hAnsi="Times New Roman" w:cs="Times New Roman"/>
+          <w:color w:val="1B1C1D"/>
+        </w:rPr>
+        <w:t xml:space="preserve"> accurate and </w:t>
+      </w:r>
+      <w:proofErr w:type="gramStart"/>
+      <w:r>
+        <w:rPr>
+          <w:rFonts w:ascii="Times New Roman" w:eastAsia="Google Sans Text" w:hAnsi="Times New Roman" w:cs="Times New Roman"/>
+          <w:color w:val="1B1C1D"/>
+        </w:rPr>
+        <w:t>help</w:t>
+      </w:r>
+      <w:proofErr w:type="gramEnd"/>
+      <w:r>
+        <w:rPr>
+          <w:rFonts w:ascii="Times New Roman" w:eastAsia="Google Sans Text" w:hAnsi="Times New Roman" w:cs="Times New Roman"/>
+          <w:color w:val="1B1C1D"/>
+        </w:rPr>
+        <w:t xml:space="preserve"> to tune the k-factor.</w:t>
       </w:r>
     </w:p>
     <w:p>
@@ -8755,7 +10211,6 @@
           <w:bCs/>
           <w:color w:val="1B1C1D"/>
         </w:rPr>
-        <w:lastRenderedPageBreak/>
         <w:t>Improve the Bug-Finding script:</w:t>
       </w:r>
       <w:r>
@@ -8763,7 +10218,23 @@
           <w:rFonts w:ascii="Times New Roman" w:eastAsia="Google Sans Text" w:hAnsi="Times New Roman" w:cs="Times New Roman"/>
           <w:color w:val="1B1C1D"/>
         </w:rPr>
-        <w:t xml:space="preserve"> The HBFM script (Section 3.3) is good, but it could be great. A better script would not just look for "Jira-like" keys. It would use the issue-tracker's API (ex: the Jira API) to confirm that the issue (ex: "AIRFLOW-123") is actually of type=Bug. This would eliminate almost all false positives. Same would be needed for GitHub issues. The current limitations for this method are:</w:t>
+        <w:t xml:space="preserve"> The HBFM script (Section 3.3) is good, but it could be great. A better script would not just look for "Jira-like" keys. It would use the issue-tracker's API (ex: the Jira API) to confirm that the issue (ex: "AIRFLOW-123") is </w:t>
+      </w:r>
+      <w:proofErr w:type="gramStart"/>
+      <w:r>
+        <w:rPr>
+          <w:rFonts w:ascii="Times New Roman" w:eastAsia="Google Sans Text" w:hAnsi="Times New Roman" w:cs="Times New Roman"/>
+          <w:color w:val="1B1C1D"/>
+        </w:rPr>
+        <w:t>actually of</w:t>
+      </w:r>
+      <w:proofErr w:type="gramEnd"/>
+      <w:r>
+        <w:rPr>
+          <w:rFonts w:ascii="Times New Roman" w:eastAsia="Google Sans Text" w:hAnsi="Times New Roman" w:cs="Times New Roman"/>
+          <w:color w:val="1B1C1D"/>
+        </w:rPr>
+        <w:t xml:space="preserve"> type=Bug. This would eliminate almost all false positives. Same would be needed for GitHub issues. The current limitations for this method are:</w:t>
       </w:r>
     </w:p>
     <w:p>
@@ -8842,7 +10313,21 @@
         <w:rPr>
           <w:rFonts w:ascii="Times New Roman" w:hAnsi="Times New Roman" w:cs="Times New Roman"/>
         </w:rPr>
-        <w:t>Just checking if Type=Bug could lead to false positives: an issue can be filed as a Bug but closed as "Won't Fix", "Works as Intended", or "Duplicate". So we'd need more complexity to solve this reliably.</w:t>
+        <w:t xml:space="preserve">Just checking if Type=Bug could lead to false positives: an issue can be filed as a Bug but closed as "Won't Fix", "Works as Intended", or "Duplicate". </w:t>
+      </w:r>
+      <w:proofErr w:type="gramStart"/>
+      <w:r>
+        <w:rPr>
+          <w:rFonts w:ascii="Times New Roman" w:hAnsi="Times New Roman" w:cs="Times New Roman"/>
+        </w:rPr>
+        <w:t>So</w:t>
+      </w:r>
+      <w:proofErr w:type="gramEnd"/>
+      <w:r>
+        <w:rPr>
+          <w:rFonts w:ascii="Times New Roman" w:hAnsi="Times New Roman" w:cs="Times New Roman"/>
+        </w:rPr>
+        <w:t xml:space="preserve"> we'd need more complexity to solve this reliably.</w:t>
       </w:r>
     </w:p>
     <w:p>
@@ -8878,7 +10363,23 @@
           <w:rFonts w:ascii="Times New Roman" w:eastAsia="Google Sans Text" w:hAnsi="Times New Roman" w:cs="Times New Roman"/>
           <w:color w:val="1B1C1D"/>
         </w:rPr>
-        <w:t xml:space="preserve"> The best way to prove this framework is valuable is to run the experiment described in the original research proposal. A company would assign two teams to the same project. Team A (Control) would keep prioritizing debt the way they always have. Team B (Experimental) would use the TDR-W framework. After 6-12 months, the teams would be compared. If Team B has a shorter lead time and fewer bugs, it would prove the TDR-W framework is a powerful, predictive, and practical tool. This test requires extensive resources and specific checks to avoid bias.</w:t>
+        <w:t xml:space="preserve"> The best way to prove this framework is valuable is to run the experiment described in the original research proposal. A company would assign two teams to the same project. Team A (Control) would keep prioritizing debt the way they always have. Team B (Experimental) would use the TDR-W framework. After 6-12 months, the teams would be compared. If Team B </w:t>
+      </w:r>
+      <w:proofErr w:type="gramStart"/>
+      <w:r>
+        <w:rPr>
+          <w:rFonts w:ascii="Times New Roman" w:eastAsia="Google Sans Text" w:hAnsi="Times New Roman" w:cs="Times New Roman"/>
+          <w:color w:val="1B1C1D"/>
+        </w:rPr>
+        <w:t>has</w:t>
+      </w:r>
+      <w:proofErr w:type="gramEnd"/>
+      <w:r>
+        <w:rPr>
+          <w:rFonts w:ascii="Times New Roman" w:eastAsia="Google Sans Text" w:hAnsi="Times New Roman" w:cs="Times New Roman"/>
+          <w:color w:val="1B1C1D"/>
+        </w:rPr>
+        <w:t xml:space="preserve"> a shorter lead time and fewer bugs, it would prove the TDR-W framework is a powerful, predictive, and practical tool. This test requires extensive resources and specific checks to avoid bias.</w:t>
       </w:r>
     </w:p>
     <w:p>
@@ -8940,7 +10441,39 @@
           <w:rFonts w:ascii="Times New Roman" w:eastAsia="Google Sans Text" w:hAnsi="Times New Roman" w:cs="Times New Roman"/>
           <w:color w:val="1B1C1D"/>
         </w:rPr>
-        <w:t>Alfayez, R., Alwehaibi, W., Winn, R., Venson, E., &amp; Boehm, B. (2020). A Systematic Literature Review of Technical Debt Prioritization. In International Conference on Technical Debt (TechDebt '20) (pp. 1-10). ACM.</w:t>
+        <w:t xml:space="preserve">Alfayez, R., </w:t>
+      </w:r>
+      <w:proofErr w:type="spellStart"/>
+      <w:r>
+        <w:rPr>
+          <w:rFonts w:ascii="Times New Roman" w:eastAsia="Google Sans Text" w:hAnsi="Times New Roman" w:cs="Times New Roman"/>
+          <w:color w:val="1B1C1D"/>
+        </w:rPr>
+        <w:t>Alwehaibi</w:t>
+      </w:r>
+      <w:proofErr w:type="spellEnd"/>
+      <w:r>
+        <w:rPr>
+          <w:rFonts w:ascii="Times New Roman" w:eastAsia="Google Sans Text" w:hAnsi="Times New Roman" w:cs="Times New Roman"/>
+          <w:color w:val="1B1C1D"/>
+        </w:rPr>
+        <w:t>, W., Winn, R., Venson, E., &amp; Boehm, B. (2020). A Systematic Literature Review of Technical Debt Prioritization. In International Conference on Technical Debt (</w:t>
+      </w:r>
+      <w:proofErr w:type="spellStart"/>
+      <w:r>
+        <w:rPr>
+          <w:rFonts w:ascii="Times New Roman" w:eastAsia="Google Sans Text" w:hAnsi="Times New Roman" w:cs="Times New Roman"/>
+          <w:color w:val="1B1C1D"/>
+        </w:rPr>
+        <w:t>TechDebt</w:t>
+      </w:r>
+      <w:proofErr w:type="spellEnd"/>
+      <w:r>
+        <w:rPr>
+          <w:rFonts w:ascii="Times New Roman" w:eastAsia="Google Sans Text" w:hAnsi="Times New Roman" w:cs="Times New Roman"/>
+          <w:color w:val="1B1C1D"/>
+        </w:rPr>
+        <w:t xml:space="preserve"> '20) (pp. 1-10). ACM.</w:t>
       </w:r>
     </w:p>
     <w:p>
@@ -8962,12 +10495,37 @@
           <w:rFonts w:ascii="Times New Roman" w:hAnsi="Times New Roman" w:cs="Times New Roman"/>
         </w:rPr>
       </w:pPr>
-      <w:r>
-        <w:rPr>
-          <w:rFonts w:ascii="Times New Roman" w:eastAsia="Google Sans Text" w:hAnsi="Times New Roman" w:cs="Times New Roman"/>
-          <w:color w:val="1B1C1D"/>
-        </w:rPr>
-        <w:t>Besker, T., Martini, A., &amp; Bosch, J. (2018). Technical debt cripples software developer productivity: A longitudinal study on developers’ daily software development work. In Proceedings of the 2018 International Conference on Technical Debt (pp. 105-114)</w:t>
+      <w:proofErr w:type="spellStart"/>
+      <w:r>
+        <w:rPr>
+          <w:rFonts w:ascii="Times New Roman" w:eastAsia="Google Sans Text" w:hAnsi="Times New Roman" w:cs="Times New Roman"/>
+          <w:color w:val="1B1C1D"/>
+        </w:rPr>
+        <w:t>Besker</w:t>
+      </w:r>
+      <w:proofErr w:type="spellEnd"/>
+      <w:r>
+        <w:rPr>
+          <w:rFonts w:ascii="Times New Roman" w:eastAsia="Google Sans Text" w:hAnsi="Times New Roman" w:cs="Times New Roman"/>
+          <w:color w:val="1B1C1D"/>
+        </w:rPr>
+        <w:t xml:space="preserve">, T., Martini, A., &amp; Bosch, J. (2018). Technical debt </w:t>
+      </w:r>
+      <w:proofErr w:type="gramStart"/>
+      <w:r>
+        <w:rPr>
+          <w:rFonts w:ascii="Times New Roman" w:eastAsia="Google Sans Text" w:hAnsi="Times New Roman" w:cs="Times New Roman"/>
+          <w:color w:val="1B1C1D"/>
+        </w:rPr>
+        <w:t>cripples</w:t>
+      </w:r>
+      <w:proofErr w:type="gramEnd"/>
+      <w:r>
+        <w:rPr>
+          <w:rFonts w:ascii="Times New Roman" w:eastAsia="Google Sans Text" w:hAnsi="Times New Roman" w:cs="Times New Roman"/>
+          <w:color w:val="1B1C1D"/>
+        </w:rPr>
+        <w:t xml:space="preserve"> software developer productivity: A longitudinal study on developers’ daily software development work. In Proceedings of the 2018 International Conference on Technical Debt (pp. 105-114)</w:t>
       </w:r>
     </w:p>
     <w:p>
@@ -8989,12 +10547,21 @@
           <w:rFonts w:ascii="Times New Roman" w:hAnsi="Times New Roman" w:cs="Times New Roman"/>
         </w:rPr>
       </w:pPr>
-      <w:r>
-        <w:rPr>
-          <w:rFonts w:ascii="Times New Roman" w:eastAsia="Google Sans Text" w:hAnsi="Times New Roman" w:cs="Times New Roman"/>
-          <w:color w:val="1B1C1D"/>
-        </w:rPr>
-        <w:t>Besker, T., Ghanbari, H., Martini, A., &amp; Bosch, J. (2020). The influence of Technical Debt on software developer morale. Journal of Systems and Software, 167, 110586.</w:t>
+      <w:proofErr w:type="spellStart"/>
+      <w:r>
+        <w:rPr>
+          <w:rFonts w:ascii="Times New Roman" w:eastAsia="Google Sans Text" w:hAnsi="Times New Roman" w:cs="Times New Roman"/>
+          <w:color w:val="1B1C1D"/>
+        </w:rPr>
+        <w:t>Besker</w:t>
+      </w:r>
+      <w:proofErr w:type="spellEnd"/>
+      <w:r>
+        <w:rPr>
+          <w:rFonts w:ascii="Times New Roman" w:eastAsia="Google Sans Text" w:hAnsi="Times New Roman" w:cs="Times New Roman"/>
+          <w:color w:val="1B1C1D"/>
+        </w:rPr>
+        <w:t>, T., Ghanbari, H., Martini, A., &amp; Bosch, J. (2020). The influence of Technical Debt on software developer morale. Journal of Systems and Software, 167, 110586.</w:t>
       </w:r>
     </w:p>
     <w:p>
@@ -9102,7 +10669,31 @@
           <w:rFonts w:ascii="Times New Roman" w:eastAsia="Google Sans Text" w:hAnsi="Times New Roman" w:cs="Times New Roman"/>
           <w:color w:val="1B1C1D"/>
         </w:rPr>
-        <w:t>Morgenthaler, J. D., Gridnev, M., Sauciuc, R., &amp; Bhansali, S. (2012, June). Searching for build debt: Experiences managing technical debt at Google. In Proceedings of the 3rd International Workshop on Managing Technical Debt (MTD) (pp. 1-6). IEEE.</w:t>
+        <w:t xml:space="preserve">Morgenthaler, J. D., Gridnev, M., </w:t>
+      </w:r>
+      <w:proofErr w:type="spellStart"/>
+      <w:r>
+        <w:rPr>
+          <w:rFonts w:ascii="Times New Roman" w:eastAsia="Google Sans Text" w:hAnsi="Times New Roman" w:cs="Times New Roman"/>
+          <w:color w:val="1B1C1D"/>
+        </w:rPr>
+        <w:t>Sauciuc</w:t>
+      </w:r>
+      <w:proofErr w:type="spellEnd"/>
+      <w:r>
+        <w:rPr>
+          <w:rFonts w:ascii="Times New Roman" w:eastAsia="Google Sans Text" w:hAnsi="Times New Roman" w:cs="Times New Roman"/>
+          <w:color w:val="1B1C1D"/>
+        </w:rPr>
+        <w:t xml:space="preserve">, R., &amp; Bhansali, S. (2012, June). Searching for build debt: Experiences managing technical debt at Google. In Proceedings of the 3rd International Workshop </w:t>
+      </w:r>
+      <w:r>
+        <w:rPr>
+          <w:rFonts w:ascii="Times New Roman" w:eastAsia="Google Sans Text" w:hAnsi="Times New Roman" w:cs="Times New Roman"/>
+          <w:color w:val="1B1C1D"/>
+        </w:rPr>
+        <w:lastRenderedPageBreak/>
+        <w:t>on Managing Technical Debt (MTD) (pp. 1-6). IEEE.</w:t>
       </w:r>
     </w:p>
     <w:p>
@@ -9129,15 +10720,39 @@
           <w:rFonts w:ascii="Times New Roman" w:eastAsia="Google Sans Text" w:hAnsi="Times New Roman" w:cs="Times New Roman"/>
           <w:color w:val="1B1C1D"/>
         </w:rPr>
-        <w:t xml:space="preserve">Paudel, B., Gonzalez-Huerta, J., Zabardast, E., &amp; Klotins, E. (2024). Towards Measuring the Impact </w:t>
-      </w:r>
-      <w:r>
-        <w:rPr>
-          <w:rFonts w:ascii="Times New Roman" w:eastAsia="Google Sans Text" w:hAnsi="Times New Roman" w:cs="Times New Roman"/>
-          <w:color w:val="1B1C1D"/>
-        </w:rPr>
-        <w:lastRenderedPageBreak/>
-        <w:t>of Technical Debt on Lead Time: An Industrial Case Study. arXiv preprint arXiv:2406.01578.</w:t>
+        <w:t xml:space="preserve">Paudel, B., Gonzalez-Huerta, J., Zabardast, E., &amp; </w:t>
+      </w:r>
+      <w:proofErr w:type="spellStart"/>
+      <w:r>
+        <w:rPr>
+          <w:rFonts w:ascii="Times New Roman" w:eastAsia="Google Sans Text" w:hAnsi="Times New Roman" w:cs="Times New Roman"/>
+          <w:color w:val="1B1C1D"/>
+        </w:rPr>
+        <w:t>Klotins</w:t>
+      </w:r>
+      <w:proofErr w:type="spellEnd"/>
+      <w:r>
+        <w:rPr>
+          <w:rFonts w:ascii="Times New Roman" w:eastAsia="Google Sans Text" w:hAnsi="Times New Roman" w:cs="Times New Roman"/>
+          <w:color w:val="1B1C1D"/>
+        </w:rPr>
+        <w:t xml:space="preserve">, E. (2024). Towards Measuring the Impact of Technical Debt on Lead Time: An Industrial Case Study. </w:t>
+      </w:r>
+      <w:proofErr w:type="spellStart"/>
+      <w:r>
+        <w:rPr>
+          <w:rFonts w:ascii="Times New Roman" w:eastAsia="Google Sans Text" w:hAnsi="Times New Roman" w:cs="Times New Roman"/>
+          <w:color w:val="1B1C1D"/>
+        </w:rPr>
+        <w:t>arXiv</w:t>
+      </w:r>
+      <w:proofErr w:type="spellEnd"/>
+      <w:r>
+        <w:rPr>
+          <w:rFonts w:ascii="Times New Roman" w:eastAsia="Google Sans Text" w:hAnsi="Times New Roman" w:cs="Times New Roman"/>
+          <w:color w:val="1B1C1D"/>
+        </w:rPr>
+        <w:t xml:space="preserve"> preprint arXiv:2406.01578.</w:t>
       </w:r>
     </w:p>
     <w:p>
@@ -13025,15 +14640,6 @@
   </w:num>
   <w:num w:numId="2" w16cid:durableId="1736704422">
     <w:abstractNumId w:val="0"/>
-    <w:lvlOverride w:ilvl="0"/>
-    <w:lvlOverride w:ilvl="1"/>
-    <w:lvlOverride w:ilvl="2"/>
-    <w:lvlOverride w:ilvl="3"/>
-    <w:lvlOverride w:ilvl="4"/>
-    <w:lvlOverride w:ilvl="5"/>
-    <w:lvlOverride w:ilvl="6"/>
-    <w:lvlOverride w:ilvl="7"/>
-    <w:lvlOverride w:ilvl="8"/>
   </w:num>
   <w:num w:numId="3" w16cid:durableId="1155419116">
     <w:abstractNumId w:val="2"/>
@@ -13079,87 +14685,24 @@
   </w:num>
   <w:num w:numId="6" w16cid:durableId="243876806">
     <w:abstractNumId w:val="1"/>
-    <w:lvlOverride w:ilvl="0"/>
-    <w:lvlOverride w:ilvl="1"/>
-    <w:lvlOverride w:ilvl="2"/>
-    <w:lvlOverride w:ilvl="3"/>
-    <w:lvlOverride w:ilvl="4"/>
-    <w:lvlOverride w:ilvl="5"/>
-    <w:lvlOverride w:ilvl="6"/>
-    <w:lvlOverride w:ilvl="7"/>
-    <w:lvlOverride w:ilvl="8"/>
   </w:num>
   <w:num w:numId="7" w16cid:durableId="1743678452">
     <w:abstractNumId w:val="9"/>
-    <w:lvlOverride w:ilvl="0"/>
-    <w:lvlOverride w:ilvl="1"/>
-    <w:lvlOverride w:ilvl="2"/>
-    <w:lvlOverride w:ilvl="3"/>
-    <w:lvlOverride w:ilvl="4"/>
-    <w:lvlOverride w:ilvl="5"/>
-    <w:lvlOverride w:ilvl="6"/>
-    <w:lvlOverride w:ilvl="7"/>
-    <w:lvlOverride w:ilvl="8"/>
   </w:num>
   <w:num w:numId="8" w16cid:durableId="688482728">
     <w:abstractNumId w:val="6"/>
-    <w:lvlOverride w:ilvl="0"/>
-    <w:lvlOverride w:ilvl="1"/>
-    <w:lvlOverride w:ilvl="2"/>
-    <w:lvlOverride w:ilvl="3"/>
-    <w:lvlOverride w:ilvl="4"/>
-    <w:lvlOverride w:ilvl="5"/>
-    <w:lvlOverride w:ilvl="6"/>
-    <w:lvlOverride w:ilvl="7"/>
-    <w:lvlOverride w:ilvl="8"/>
   </w:num>
   <w:num w:numId="9" w16cid:durableId="816799258">
     <w:abstractNumId w:val="7"/>
-    <w:lvlOverride w:ilvl="0"/>
-    <w:lvlOverride w:ilvl="1"/>
-    <w:lvlOverride w:ilvl="2"/>
-    <w:lvlOverride w:ilvl="3"/>
-    <w:lvlOverride w:ilvl="4"/>
-    <w:lvlOverride w:ilvl="5"/>
-    <w:lvlOverride w:ilvl="6"/>
-    <w:lvlOverride w:ilvl="7"/>
-    <w:lvlOverride w:ilvl="8"/>
   </w:num>
   <w:num w:numId="10" w16cid:durableId="98793262">
     <w:abstractNumId w:val="5"/>
-    <w:lvlOverride w:ilvl="0"/>
-    <w:lvlOverride w:ilvl="1"/>
-    <w:lvlOverride w:ilvl="2"/>
-    <w:lvlOverride w:ilvl="3"/>
-    <w:lvlOverride w:ilvl="4"/>
-    <w:lvlOverride w:ilvl="5"/>
-    <w:lvlOverride w:ilvl="6"/>
-    <w:lvlOverride w:ilvl="7"/>
-    <w:lvlOverride w:ilvl="8"/>
   </w:num>
   <w:num w:numId="11" w16cid:durableId="848758291">
     <w:abstractNumId w:val="11"/>
-    <w:lvlOverride w:ilvl="0"/>
-    <w:lvlOverride w:ilvl="1"/>
-    <w:lvlOverride w:ilvl="2"/>
-    <w:lvlOverride w:ilvl="3"/>
-    <w:lvlOverride w:ilvl="4"/>
-    <w:lvlOverride w:ilvl="5"/>
-    <w:lvlOverride w:ilvl="6"/>
-    <w:lvlOverride w:ilvl="7"/>
-    <w:lvlOverride w:ilvl="8"/>
   </w:num>
   <w:num w:numId="12" w16cid:durableId="1641184123">
     <w:abstractNumId w:val="14"/>
-    <w:lvlOverride w:ilvl="0"/>
-    <w:lvlOverride w:ilvl="1"/>
-    <w:lvlOverride w:ilvl="2"/>
-    <w:lvlOverride w:ilvl="3"/>
-    <w:lvlOverride w:ilvl="4"/>
-    <w:lvlOverride w:ilvl="5"/>
-    <w:lvlOverride w:ilvl="6"/>
-    <w:lvlOverride w:ilvl="7"/>
-    <w:lvlOverride w:ilvl="8"/>
   </w:num>
   <w:num w:numId="13" w16cid:durableId="1411199353">
     <w:abstractNumId w:val="12"/>
@@ -13177,15 +14720,6 @@
   </w:num>
   <w:num w:numId="14" w16cid:durableId="2034531783">
     <w:abstractNumId w:val="8"/>
-    <w:lvlOverride w:ilvl="0"/>
-    <w:lvlOverride w:ilvl="1"/>
-    <w:lvlOverride w:ilvl="2"/>
-    <w:lvlOverride w:ilvl="3"/>
-    <w:lvlOverride w:ilvl="4"/>
-    <w:lvlOverride w:ilvl="5"/>
-    <w:lvlOverride w:ilvl="6"/>
-    <w:lvlOverride w:ilvl="7"/>
-    <w:lvlOverride w:ilvl="8"/>
   </w:num>
   <w:num w:numId="15" w16cid:durableId="1841695887">
     <w:abstractNumId w:val="15"/>
@@ -13217,15 +14751,6 @@
   </w:num>
   <w:num w:numId="17" w16cid:durableId="1649745645">
     <w:abstractNumId w:val="16"/>
-    <w:lvlOverride w:ilvl="0"/>
-    <w:lvlOverride w:ilvl="1"/>
-    <w:lvlOverride w:ilvl="2"/>
-    <w:lvlOverride w:ilvl="3"/>
-    <w:lvlOverride w:ilvl="4"/>
-    <w:lvlOverride w:ilvl="5"/>
-    <w:lvlOverride w:ilvl="6"/>
-    <w:lvlOverride w:ilvl="7"/>
-    <w:lvlOverride w:ilvl="8"/>
   </w:num>
   <w:num w:numId="18" w16cid:durableId="2121416741">
     <w:abstractNumId w:val="4"/>
@@ -13891,6 +15416,7 @@
   <w:style w:type="character" w:default="1" w:styleId="Fontdeparagrafimplicit">
     <w:name w:val="Default Paragraph Font"/>
     <w:uiPriority w:val="1"/>
+    <w:semiHidden/>
     <w:unhideWhenUsed/>
   </w:style>
   <w:style w:type="table" w:default="1" w:styleId="TabelNormal">

--- a/A5/RaportTechnicalDebt.docx
+++ b/A5/RaportTechnicalDebt.docx
@@ -148,53 +148,12 @@
           <w:color w:val="1B1C1D"/>
         </w:rPr>
       </w:pPr>
-      <w:proofErr w:type="spellStart"/>
-      <w:r>
-        <w:rPr>
-          <w:rFonts w:ascii="Times New Roman" w:eastAsia="Google Sans Text" w:hAnsi="Times New Roman" w:cs="Times New Roman"/>
-          <w:color w:val="1B1C1D"/>
-        </w:rPr>
-        <w:t>TDR_Score</w:t>
-      </w:r>
-      <w:proofErr w:type="spellEnd"/>
-      <w:r>
-        <w:rPr>
-          <w:rFonts w:ascii="Times New Roman" w:eastAsia="Google Sans Text" w:hAnsi="Times New Roman" w:cs="Times New Roman"/>
-          <w:color w:val="1B1C1D"/>
-        </w:rPr>
-        <w:t xml:space="preserve"> = (Effort to Fix) * (</w:t>
-      </w:r>
-      <w:proofErr w:type="spellStart"/>
-      <w:r>
-        <w:rPr>
-          <w:rFonts w:ascii="Times New Roman" w:eastAsia="Google Sans Text" w:hAnsi="Times New Roman" w:cs="Times New Roman"/>
-          <w:color w:val="1B1C1D"/>
-        </w:rPr>
-        <w:t>wcommits</w:t>
-      </w:r>
-      <w:proofErr w:type="spellEnd"/>
-      <w:r>
-        <w:rPr>
-          <w:rFonts w:ascii="Times New Roman" w:eastAsia="Google Sans Text" w:hAnsi="Times New Roman" w:cs="Times New Roman"/>
-          <w:color w:val="1B1C1D"/>
-        </w:rPr>
-        <w:t xml:space="preserve"> * Recent Commits + </w:t>
-      </w:r>
-      <w:proofErr w:type="spellStart"/>
-      <w:r>
-        <w:rPr>
-          <w:rFonts w:ascii="Times New Roman" w:eastAsia="Google Sans Text" w:hAnsi="Times New Roman" w:cs="Times New Roman"/>
-          <w:color w:val="1B1C1D"/>
-        </w:rPr>
-        <w:t>wbugs</w:t>
-      </w:r>
-      <w:proofErr w:type="spellEnd"/>
-      <w:r>
-        <w:rPr>
-          <w:rFonts w:ascii="Times New Roman" w:eastAsia="Google Sans Text" w:hAnsi="Times New Roman" w:cs="Times New Roman"/>
-          <w:color w:val="1B1C1D"/>
-        </w:rPr>
-        <w:t xml:space="preserve"> * Recent Bugs)</w:t>
+      <w:r>
+        <w:rPr>
+          <w:rFonts w:ascii="Times New Roman" w:eastAsia="Google Sans Text" w:hAnsi="Times New Roman" w:cs="Times New Roman"/>
+          <w:color w:val="1B1C1D"/>
+        </w:rPr>
+        <w:t>TDR_Score = (Effort to Fix) * (wcommits * Recent Commits + wbugs * Recent Bugs)</w:t>
       </w:r>
     </w:p>
     <w:p>
@@ -218,39 +177,7 @@
           <w:rFonts w:ascii="Times New Roman" w:eastAsia="Google Sans Text" w:hAnsi="Times New Roman" w:cs="Times New Roman"/>
           <w:color w:val="1B1C1D"/>
         </w:rPr>
-        <w:t xml:space="preserve">This report provides a methodology for gathering these numbers by mining a project's coding history. It explains how to use the Lizard tool to guess the 'Effort', the </w:t>
-      </w:r>
-      <w:proofErr w:type="spellStart"/>
-      <w:r>
-        <w:rPr>
-          <w:rFonts w:ascii="Times New Roman" w:eastAsia="Google Sans Text" w:hAnsi="Times New Roman" w:cs="Times New Roman"/>
-          <w:color w:val="1B1C1D"/>
-        </w:rPr>
-        <w:t>PyDriller</w:t>
-      </w:r>
-      <w:proofErr w:type="spellEnd"/>
-      <w:r>
-        <w:rPr>
-          <w:rFonts w:ascii="Times New Roman" w:eastAsia="Google Sans Text" w:hAnsi="Times New Roman" w:cs="Times New Roman"/>
-          <w:color w:val="1B1C1D"/>
-        </w:rPr>
-        <w:t xml:space="preserve"> library to count 'Recent Commits', and a practical workaround (called HBFM) to find 'Recent Bugs' from commit messages. There's also a case study on several major open-source projects that shows how this formula helps find the real problem areas (or hotspots) and helps to safely ignore benign debt messy code that isn't </w:t>
-      </w:r>
-      <w:proofErr w:type="gramStart"/>
-      <w:r>
-        <w:rPr>
-          <w:rFonts w:ascii="Times New Roman" w:eastAsia="Google Sans Text" w:hAnsi="Times New Roman" w:cs="Times New Roman"/>
-          <w:color w:val="1B1C1D"/>
-        </w:rPr>
-        <w:t>actually hurting</w:t>
-      </w:r>
-      <w:proofErr w:type="gramEnd"/>
-      <w:r>
-        <w:rPr>
-          <w:rFonts w:ascii="Times New Roman" w:eastAsia="Google Sans Text" w:hAnsi="Times New Roman" w:cs="Times New Roman"/>
-          <w:color w:val="1B1C1D"/>
-        </w:rPr>
-        <w:t xml:space="preserve"> anyone.</w:t>
+        <w:t>This report provides a methodology for gathering these numbers by mining a project's coding history. It explains how to use the Lizard tool to guess the 'Effort', the PyDriller library to count 'Recent Commits', and a practical workaround (called HBFM) to find 'Recent Bugs' from commit messages. There's also a case study on several major open-source projects that shows how this formula helps find the real problem areas (or hotspots) and helps to safely ignore benign debt messy code that isn't actually hurting anyone.</w:t>
       </w:r>
     </w:p>
     <w:p>
@@ -362,23 +289,7 @@
           <w:rFonts w:ascii="Times New Roman" w:eastAsia="Google Sans Text" w:hAnsi="Times New Roman" w:cs="Times New Roman"/>
           <w:color w:val="1B1C1D"/>
         </w:rPr>
-        <w:t xml:space="preserve">When they checked if messy code led to slower delivery times, they got mixed results. In some cases, it did, in others it had no meaningful impact and in two cases it </w:t>
-      </w:r>
-      <w:proofErr w:type="gramStart"/>
-      <w:r>
-        <w:rPr>
-          <w:rFonts w:ascii="Times New Roman" w:eastAsia="Google Sans Text" w:hAnsi="Times New Roman" w:cs="Times New Roman"/>
-          <w:color w:val="1B1C1D"/>
-        </w:rPr>
-        <w:t>actually had</w:t>
-      </w:r>
-      <w:proofErr w:type="gramEnd"/>
-      <w:r>
-        <w:rPr>
-          <w:rFonts w:ascii="Times New Roman" w:eastAsia="Google Sans Text" w:hAnsi="Times New Roman" w:cs="Times New Roman"/>
-          <w:color w:val="1B1C1D"/>
-        </w:rPr>
-        <w:t xml:space="preserve"> a negative impact. Their conclusion was clear: the relationship between code messiness (TDD) and delivery time (lead time) is either very weak or nonexistent.</w:t>
+        <w:t>When they checked if messy code led to slower delivery times, they got mixed results. In some cases, it did, in others it had no meaningful impact and in two cases it actually had a negative impact. Their conclusion was clear: the relationship between code messiness (TDD) and delivery time (lead time) is either very weak or nonexistent.</w:t>
       </w:r>
     </w:p>
     <w:p>
@@ -895,39 +806,7 @@
           <w:rFonts w:ascii="Times New Roman" w:eastAsia="Google Sans Text" w:hAnsi="Times New Roman" w:cs="Times New Roman"/>
           <w:color w:val="1B1C1D"/>
         </w:rPr>
-        <w:t xml:space="preserve">Technical debt doesn't just cause big </w:t>
-      </w:r>
-      <w:proofErr w:type="gramStart"/>
-      <w:r>
-        <w:rPr>
-          <w:rFonts w:ascii="Times New Roman" w:eastAsia="Google Sans Text" w:hAnsi="Times New Roman" w:cs="Times New Roman"/>
-          <w:color w:val="1B1C1D"/>
-        </w:rPr>
-        <w:t>bugs,</w:t>
-      </w:r>
-      <w:proofErr w:type="gramEnd"/>
-      <w:r>
-        <w:rPr>
-          <w:rFonts w:ascii="Times New Roman" w:eastAsia="Google Sans Text" w:hAnsi="Times New Roman" w:cs="Times New Roman"/>
-          <w:color w:val="1B1C1D"/>
-        </w:rPr>
-        <w:t xml:space="preserve"> it also creates a constant tax on development. A 2018 study by </w:t>
-      </w:r>
-      <w:proofErr w:type="spellStart"/>
-      <w:r>
-        <w:rPr>
-          <w:rFonts w:ascii="Times New Roman" w:eastAsia="Google Sans Text" w:hAnsi="Times New Roman" w:cs="Times New Roman"/>
-          <w:color w:val="1B1C1D"/>
-        </w:rPr>
-        <w:t>Besker</w:t>
-      </w:r>
-      <w:proofErr w:type="spellEnd"/>
-      <w:r>
-        <w:rPr>
-          <w:rFonts w:ascii="Times New Roman" w:eastAsia="Google Sans Text" w:hAnsi="Times New Roman" w:cs="Times New Roman"/>
-          <w:color w:val="1B1C1D"/>
-        </w:rPr>
-        <w:t xml:space="preserve"> et al. measured this and found that developers waste, on average, </w:t>
+        <w:t xml:space="preserve">Technical debt doesn't just cause big bugs, it also creates a constant tax on development. A 2018 study by Besker et al. measured this and found that developers waste, on average, </w:t>
       </w:r>
       <w:r>
         <w:rPr>
@@ -978,23 +857,7 @@
           <w:color w:val="1B1C1D"/>
         </w:rPr>
         <w:lastRenderedPageBreak/>
-        <w:t xml:space="preserve">Debt in a file that hasn't been touched in years isn't wasting 23% of anyone's time. But debt in a core file that's changed every day is a hotspot that is hurting the team. Another research proposal by Gupta (2018) also supported this idea of linking TD to </w:t>
-      </w:r>
-      <w:proofErr w:type="gramStart"/>
-      <w:r>
-        <w:rPr>
-          <w:rFonts w:ascii="Times New Roman" w:eastAsia="Google Sans Text" w:hAnsi="Times New Roman" w:cs="Times New Roman"/>
-          <w:color w:val="1B1C1D"/>
-        </w:rPr>
-        <w:t>change-sets</w:t>
-      </w:r>
-      <w:proofErr w:type="gramEnd"/>
-      <w:r>
-        <w:rPr>
-          <w:rFonts w:ascii="Times New Roman" w:eastAsia="Google Sans Text" w:hAnsi="Times New Roman" w:cs="Times New Roman"/>
-          <w:color w:val="1B1C1D"/>
-        </w:rPr>
-        <w:t xml:space="preserve"> in the code's history.</w:t>
+        <w:t>Debt in a file that hasn't been touched in years isn't wasting 23% of anyone's time. But debt in a core file that's changed every day is a hotspot that is hurting the team. Another research proposal by Gupta (2018) also supported this idea of linking TD to change-sets in the code's history.</w:t>
       </w:r>
     </w:p>
     <w:p>
@@ -1117,27 +980,7 @@
           <w:bCs/>
           <w:color w:val="1B1C1D"/>
         </w:rPr>
-        <w:t xml:space="preserve">The </w:t>
-      </w:r>
-      <w:proofErr w:type="gramStart"/>
-      <w:r>
-        <w:rPr>
-          <w:rFonts w:ascii="Times New Roman" w:eastAsia="Google Sans Text" w:hAnsi="Times New Roman" w:cs="Times New Roman"/>
-          <w:b/>
-          <w:bCs/>
-          <w:color w:val="1B1C1D"/>
-        </w:rPr>
-        <w:t>Principal</w:t>
-      </w:r>
-      <w:proofErr w:type="gramEnd"/>
-      <w:r>
-        <w:rPr>
-          <w:rFonts w:ascii="Times New Roman" w:eastAsia="Google Sans Text" w:hAnsi="Times New Roman" w:cs="Times New Roman"/>
-          <w:b/>
-          <w:bCs/>
-          <w:color w:val="1B1C1D"/>
-        </w:rPr>
-        <w:t xml:space="preserve"> (Effort to Fix):</w:t>
+        <w:t>The Principal (Effort to Fix):</w:t>
       </w:r>
       <w:r>
         <w:rPr>
@@ -1204,23 +1047,7 @@
           <w:rFonts w:ascii="Times New Roman" w:eastAsia="Google Sans Text" w:hAnsi="Times New Roman" w:cs="Times New Roman"/>
           <w:color w:val="1B1C1D"/>
         </w:rPr>
-        <w:t xml:space="preserve">The TDR score is calculated by multiplying them: </w:t>
-      </w:r>
-      <w:proofErr w:type="spellStart"/>
-      <w:r>
-        <w:rPr>
-          <w:rFonts w:ascii="Times New Roman" w:eastAsia="Google Sans Text" w:hAnsi="Times New Roman" w:cs="Times New Roman"/>
-          <w:color w:val="1B1C1D"/>
-        </w:rPr>
-        <w:t>TDR_Score</w:t>
-      </w:r>
-      <w:proofErr w:type="spellEnd"/>
-      <w:r>
-        <w:rPr>
-          <w:rFonts w:ascii="Times New Roman" w:eastAsia="Google Sans Text" w:hAnsi="Times New Roman" w:cs="Times New Roman"/>
-          <w:color w:val="1B1C1D"/>
-        </w:rPr>
-        <w:t xml:space="preserve"> = (Effort to Fix) * (Pain Score).</w:t>
+        <w:t>The TDR score is calculated by multiplying them: TDR_Score = (Effort to Fix) * (Pain Score).</w:t>
       </w:r>
     </w:p>
     <w:p>
@@ -1329,21 +1156,12 @@
           <w:rFonts w:ascii="Times New Roman" w:hAnsi="Times New Roman" w:cs="Times New Roman"/>
         </w:rPr>
       </w:pPr>
-      <w:proofErr w:type="spellStart"/>
-      <w:r>
-        <w:rPr>
-          <w:rFonts w:ascii="Times New Roman" w:eastAsia="Google Sans Text" w:hAnsi="Times New Roman" w:cs="Times New Roman"/>
-          <w:color w:val="1B1C1D"/>
-        </w:rPr>
-        <w:t>TDR_Score</w:t>
-      </w:r>
-      <w:proofErr w:type="spellEnd"/>
-      <w:r>
-        <w:rPr>
-          <w:rFonts w:ascii="Times New Roman" w:eastAsia="Google Sans Text" w:hAnsi="Times New Roman" w:cs="Times New Roman"/>
-          <w:color w:val="1B1C1D"/>
-        </w:rPr>
-        <w:t xml:space="preserve"> = 5000. This is a low-priority item.</w:t>
+      <w:r>
+        <w:rPr>
+          <w:rFonts w:ascii="Times New Roman" w:eastAsia="Google Sans Text" w:hAnsi="Times New Roman" w:cs="Times New Roman"/>
+          <w:color w:val="1B1C1D"/>
+        </w:rPr>
+        <w:t>TDR_Score = 5000. This is a low-priority item.</w:t>
       </w:r>
     </w:p>
     <w:p>
@@ -1445,21 +1263,12 @@
           <w:rFonts w:ascii="Times New Roman" w:hAnsi="Times New Roman" w:cs="Times New Roman"/>
         </w:rPr>
       </w:pPr>
-      <w:proofErr w:type="spellStart"/>
-      <w:r>
-        <w:rPr>
-          <w:rFonts w:ascii="Times New Roman" w:eastAsia="Google Sans Text" w:hAnsi="Times New Roman" w:cs="Times New Roman"/>
-          <w:color w:val="1B1C1D"/>
-        </w:rPr>
-        <w:t>TDR_Score</w:t>
-      </w:r>
-      <w:proofErr w:type="spellEnd"/>
-      <w:r>
-        <w:rPr>
-          <w:rFonts w:ascii="Times New Roman" w:eastAsia="Google Sans Text" w:hAnsi="Times New Roman" w:cs="Times New Roman"/>
-          <w:color w:val="1B1C1D"/>
-        </w:rPr>
-        <w:t xml:space="preserve"> = 5000. This is flagged as an equally important item.</w:t>
+      <w:r>
+        <w:rPr>
+          <w:rFonts w:ascii="Times New Roman" w:eastAsia="Google Sans Text" w:hAnsi="Times New Roman" w:cs="Times New Roman"/>
+          <w:color w:val="1B1C1D"/>
+        </w:rPr>
+        <w:t>TDR_Score = 5000. This is flagged as an equally important item.</w:t>
       </w:r>
     </w:p>
     <w:p>
@@ -1568,23 +1377,7 @@
           <w:rFonts w:ascii="Times New Roman" w:eastAsia="Google Sans Text" w:hAnsi="Times New Roman" w:cs="Times New Roman"/>
           <w:color w:val="1B1C1D"/>
         </w:rPr>
-        <w:t xml:space="preserve">The specific formula is a weighted version (TDR-W), which adds </w:t>
-      </w:r>
-      <w:proofErr w:type="gramStart"/>
-      <w:r>
-        <w:rPr>
-          <w:rFonts w:ascii="Times New Roman" w:eastAsia="Google Sans Text" w:hAnsi="Times New Roman" w:cs="Times New Roman"/>
-          <w:color w:val="1B1C1D"/>
-        </w:rPr>
-        <w:t>weights</w:t>
-      </w:r>
-      <w:proofErr w:type="gramEnd"/>
-      <w:r>
-        <w:rPr>
-          <w:rFonts w:ascii="Times New Roman" w:eastAsia="Google Sans Text" w:hAnsi="Times New Roman" w:cs="Times New Roman"/>
-          <w:color w:val="1B1C1D"/>
-        </w:rPr>
-        <w:t xml:space="preserve"> to the Pain Score.</w:t>
+        <w:t>The specific formula is a weighted version (TDR-W), which adds weights to the Pain Score.</w:t>
       </w:r>
     </w:p>
     <w:p>
@@ -1628,101 +1421,12 @@
           <w:color w:val="1B1C1D"/>
         </w:rPr>
       </w:pPr>
-      <w:proofErr w:type="spellStart"/>
-      <w:r>
-        <w:rPr>
-          <w:rFonts w:ascii="Times New Roman" w:eastAsia="Google Sans Text" w:hAnsi="Times New Roman" w:cs="Times New Roman"/>
-          <w:color w:val="1B1C1D"/>
-        </w:rPr>
-        <w:t>TDR_Score</w:t>
-      </w:r>
-      <w:proofErr w:type="spellEnd"/>
-      <w:r>
-        <w:rPr>
-          <w:rFonts w:ascii="Times New Roman" w:eastAsia="Google Sans Text" w:hAnsi="Times New Roman" w:cs="Times New Roman"/>
-          <w:color w:val="1B1C1D"/>
-        </w:rPr>
-        <w:t xml:space="preserve"> = </w:t>
-      </w:r>
-      <w:proofErr w:type="spellStart"/>
-      <w:r>
-        <w:rPr>
-          <w:rFonts w:ascii="Times New Roman" w:eastAsia="Google Sans Text" w:hAnsi="Times New Roman" w:cs="Times New Roman"/>
-          <w:color w:val="1B1C1D"/>
-        </w:rPr>
-        <w:t>Effort_to_Fix</w:t>
-      </w:r>
-      <w:proofErr w:type="spellEnd"/>
-      <w:r>
-        <w:rPr>
-          <w:rFonts w:ascii="Times New Roman" w:eastAsia="Google Sans Text" w:hAnsi="Times New Roman" w:cs="Times New Roman"/>
-          <w:color w:val="1B1C1D"/>
-        </w:rPr>
-        <w:t xml:space="preserve"> * (</w:t>
-      </w:r>
-      <w:proofErr w:type="spellStart"/>
-      <w:r>
-        <w:rPr>
-          <w:rFonts w:ascii="Times New Roman" w:eastAsia="Google Sans Text" w:hAnsi="Times New Roman" w:cs="Times New Roman"/>
-          <w:color w:val="1B1C1D"/>
-        </w:rPr>
-        <w:t>wc</w:t>
-      </w:r>
-      <w:proofErr w:type="spellEnd"/>
-      <w:r>
-        <w:rPr>
-          <w:rFonts w:ascii="Times New Roman" w:eastAsia="Google Sans Text" w:hAnsi="Times New Roman" w:cs="Times New Roman"/>
-          <w:color w:val="1B1C1D"/>
-        </w:rPr>
-        <w:t xml:space="preserve"> * </w:t>
-      </w:r>
-      <w:proofErr w:type="spellStart"/>
-      <w:r>
-        <w:rPr>
-          <w:rFonts w:ascii="Times New Roman" w:eastAsia="Google Sans Text" w:hAnsi="Times New Roman" w:cs="Times New Roman"/>
-          <w:color w:val="1B1C1D"/>
-        </w:rPr>
-        <w:t>Recent_Commits</w:t>
-      </w:r>
-      <w:proofErr w:type="spellEnd"/>
-      <w:r>
-        <w:rPr>
-          <w:rFonts w:ascii="Times New Roman" w:eastAsia="Google Sans Text" w:hAnsi="Times New Roman" w:cs="Times New Roman"/>
-          <w:color w:val="1B1C1D"/>
-        </w:rPr>
-        <w:t xml:space="preserve"> + </w:t>
-      </w:r>
-      <w:proofErr w:type="spellStart"/>
-      <w:r>
-        <w:rPr>
-          <w:rFonts w:ascii="Times New Roman" w:eastAsia="Google Sans Text" w:hAnsi="Times New Roman" w:cs="Times New Roman"/>
-          <w:color w:val="1B1C1D"/>
-        </w:rPr>
-        <w:t>wb</w:t>
-      </w:r>
-      <w:proofErr w:type="spellEnd"/>
-      <w:r>
-        <w:rPr>
-          <w:rFonts w:ascii="Times New Roman" w:eastAsia="Google Sans Text" w:hAnsi="Times New Roman" w:cs="Times New Roman"/>
-          <w:color w:val="1B1C1D"/>
-        </w:rPr>
-        <w:t xml:space="preserve"> * </w:t>
-      </w:r>
-      <w:proofErr w:type="spellStart"/>
-      <w:r>
-        <w:rPr>
-          <w:rFonts w:ascii="Times New Roman" w:eastAsia="Google Sans Text" w:hAnsi="Times New Roman" w:cs="Times New Roman"/>
-          <w:color w:val="1B1C1D"/>
-        </w:rPr>
-        <w:t>Recent_Bugs</w:t>
-      </w:r>
-      <w:proofErr w:type="spellEnd"/>
-      <w:r>
-        <w:rPr>
-          <w:rFonts w:ascii="Times New Roman" w:eastAsia="Google Sans Text" w:hAnsi="Times New Roman" w:cs="Times New Roman"/>
-          <w:color w:val="1B1C1D"/>
-        </w:rPr>
-        <w:t>)</w:t>
+      <w:r>
+        <w:rPr>
+          <w:rFonts w:ascii="Times New Roman" w:eastAsia="Google Sans Text" w:hAnsi="Times New Roman" w:cs="Times New Roman"/>
+          <w:color w:val="1B1C1D"/>
+        </w:rPr>
+        <w:t>TDR_Score = Effort_to_Fix * (wc * Recent_Commits + wb * Recent_Bugs)</w:t>
       </w:r>
     </w:p>
     <w:p>
@@ -1768,21 +1472,12 @@
           <w:rFonts w:ascii="Times New Roman" w:hAnsi="Times New Roman" w:cs="Times New Roman"/>
         </w:rPr>
       </w:pPr>
-      <w:proofErr w:type="spellStart"/>
-      <w:r>
-        <w:rPr>
-          <w:rFonts w:ascii="Times New Roman" w:eastAsia="Google Sans Text" w:hAnsi="Times New Roman" w:cs="Times New Roman"/>
-          <w:color w:val="1B1C1D"/>
-        </w:rPr>
-        <w:t>TDR_Score</w:t>
-      </w:r>
-      <w:proofErr w:type="spellEnd"/>
-      <w:r>
-        <w:rPr>
-          <w:rFonts w:ascii="Times New Roman" w:eastAsia="Google Sans Text" w:hAnsi="Times New Roman" w:cs="Times New Roman"/>
-          <w:color w:val="1B1C1D"/>
-        </w:rPr>
-        <w:t xml:space="preserve"> is the final risk score</w:t>
+      <w:r>
+        <w:rPr>
+          <w:rFonts w:ascii="Times New Roman" w:eastAsia="Google Sans Text" w:hAnsi="Times New Roman" w:cs="Times New Roman"/>
+          <w:color w:val="1B1C1D"/>
+        </w:rPr>
+        <w:t>TDR_Score is the final risk score</w:t>
       </w:r>
     </w:p>
     <w:p>
@@ -1804,21 +1499,12 @@
           <w:rFonts w:ascii="Times New Roman" w:hAnsi="Times New Roman" w:cs="Times New Roman"/>
         </w:rPr>
       </w:pPr>
-      <w:proofErr w:type="spellStart"/>
-      <w:r>
-        <w:rPr>
-          <w:rFonts w:ascii="Times New Roman" w:eastAsia="Google Sans Text" w:hAnsi="Times New Roman" w:cs="Times New Roman"/>
-          <w:color w:val="1B1C1D"/>
-        </w:rPr>
-        <w:t>Effort_to_Fix</w:t>
-      </w:r>
-      <w:proofErr w:type="spellEnd"/>
-      <w:r>
-        <w:rPr>
-          <w:rFonts w:ascii="Times New Roman" w:eastAsia="Google Sans Text" w:hAnsi="Times New Roman" w:cs="Times New Roman"/>
-          <w:color w:val="1B1C1D"/>
-        </w:rPr>
-        <w:t xml:space="preserve"> is the principal/cost</w:t>
+      <w:r>
+        <w:rPr>
+          <w:rFonts w:ascii="Times New Roman" w:eastAsia="Google Sans Text" w:hAnsi="Times New Roman" w:cs="Times New Roman"/>
+          <w:color w:val="1B1C1D"/>
+        </w:rPr>
+        <w:t>Effort_to_Fix is the principal/cost</w:t>
       </w:r>
     </w:p>
     <w:p>
@@ -1840,21 +1526,12 @@
           <w:rFonts w:ascii="Times New Roman" w:hAnsi="Times New Roman" w:cs="Times New Roman"/>
         </w:rPr>
       </w:pPr>
-      <w:proofErr w:type="spellStart"/>
-      <w:r>
-        <w:rPr>
-          <w:rFonts w:ascii="Times New Roman" w:eastAsia="Google Sans Text" w:hAnsi="Times New Roman" w:cs="Times New Roman"/>
-          <w:color w:val="1B1C1D"/>
-        </w:rPr>
-        <w:t>Recent_Commits</w:t>
-      </w:r>
-      <w:proofErr w:type="spellEnd"/>
-      <w:r>
-        <w:rPr>
-          <w:rFonts w:ascii="Times New Roman" w:eastAsia="Google Sans Text" w:hAnsi="Times New Roman" w:cs="Times New Roman"/>
-          <w:color w:val="1B1C1D"/>
-        </w:rPr>
-        <w:t xml:space="preserve"> is the proxy for development friction</w:t>
+      <w:r>
+        <w:rPr>
+          <w:rFonts w:ascii="Times New Roman" w:eastAsia="Google Sans Text" w:hAnsi="Times New Roman" w:cs="Times New Roman"/>
+          <w:color w:val="1B1C1D"/>
+        </w:rPr>
+        <w:t>Recent_Commits is the proxy for development friction</w:t>
       </w:r>
     </w:p>
     <w:p>
@@ -1876,37 +1553,12 @@
           <w:rFonts w:ascii="Times New Roman" w:hAnsi="Times New Roman" w:cs="Times New Roman"/>
         </w:rPr>
       </w:pPr>
-      <w:proofErr w:type="spellStart"/>
-      <w:r>
-        <w:rPr>
-          <w:rFonts w:ascii="Times New Roman" w:eastAsia="Google Sans Text" w:hAnsi="Times New Roman" w:cs="Times New Roman"/>
-          <w:color w:val="1B1C1D"/>
-        </w:rPr>
-        <w:t>Recent_Bugs</w:t>
-      </w:r>
-      <w:proofErr w:type="spellEnd"/>
-      <w:r>
-        <w:rPr>
-          <w:rFonts w:ascii="Times New Roman" w:eastAsia="Google Sans Text" w:hAnsi="Times New Roman" w:cs="Times New Roman"/>
-          <w:color w:val="1B1C1D"/>
-        </w:rPr>
-        <w:t xml:space="preserve"> </w:t>
-      </w:r>
-      <w:proofErr w:type="gramStart"/>
-      <w:r>
-        <w:rPr>
-          <w:rFonts w:ascii="Times New Roman" w:eastAsia="Google Sans Text" w:hAnsi="Times New Roman" w:cs="Times New Roman"/>
-          <w:color w:val="1B1C1D"/>
-        </w:rPr>
-        <w:t>is</w:t>
-      </w:r>
-      <w:proofErr w:type="gramEnd"/>
-      <w:r>
-        <w:rPr>
-          <w:rFonts w:ascii="Times New Roman" w:eastAsia="Google Sans Text" w:hAnsi="Times New Roman" w:cs="Times New Roman"/>
-          <w:color w:val="1B1C1D"/>
-        </w:rPr>
-        <w:t xml:space="preserve"> the proxy for product unreliability</w:t>
+      <w:r>
+        <w:rPr>
+          <w:rFonts w:ascii="Times New Roman" w:eastAsia="Google Sans Text" w:hAnsi="Times New Roman" w:cs="Times New Roman"/>
+          <w:color w:val="1B1C1D"/>
+        </w:rPr>
+        <w:t>Recent_Bugs is the proxy for product unreliability</w:t>
       </w:r>
     </w:p>
     <w:p>
@@ -1928,21 +1580,12 @@
           <w:rFonts w:ascii="Times New Roman" w:hAnsi="Times New Roman" w:cs="Times New Roman"/>
         </w:rPr>
       </w:pPr>
-      <w:proofErr w:type="spellStart"/>
-      <w:r>
-        <w:rPr>
-          <w:rFonts w:ascii="Times New Roman" w:eastAsia="Google Sans Text" w:hAnsi="Times New Roman" w:cs="Times New Roman"/>
-          <w:color w:val="1B1C1D"/>
-        </w:rPr>
-        <w:t>wc</w:t>
-      </w:r>
-      <w:proofErr w:type="spellEnd"/>
-      <w:r>
-        <w:rPr>
-          <w:rFonts w:ascii="Times New Roman" w:eastAsia="Google Sans Text" w:hAnsi="Times New Roman" w:cs="Times New Roman"/>
-          <w:color w:val="1B1C1D"/>
-        </w:rPr>
-        <w:t xml:space="preserve"> (Commit Weight) is the weight for friction</w:t>
+      <w:r>
+        <w:rPr>
+          <w:rFonts w:ascii="Times New Roman" w:eastAsia="Google Sans Text" w:hAnsi="Times New Roman" w:cs="Times New Roman"/>
+          <w:color w:val="1B1C1D"/>
+        </w:rPr>
+        <w:t>wc (Commit Weight) is the weight for friction</w:t>
       </w:r>
     </w:p>
     <w:p>
@@ -1964,21 +1607,12 @@
           <w:rFonts w:ascii="Times New Roman" w:hAnsi="Times New Roman" w:cs="Times New Roman"/>
         </w:rPr>
       </w:pPr>
-      <w:proofErr w:type="spellStart"/>
-      <w:r>
-        <w:rPr>
-          <w:rFonts w:ascii="Times New Roman" w:eastAsia="Google Sans Text" w:hAnsi="Times New Roman" w:cs="Times New Roman"/>
-          <w:color w:val="1B1C1D"/>
-        </w:rPr>
-        <w:t>wb</w:t>
-      </w:r>
-      <w:proofErr w:type="spellEnd"/>
-      <w:r>
-        <w:rPr>
-          <w:rFonts w:ascii="Times New Roman" w:eastAsia="Google Sans Text" w:hAnsi="Times New Roman" w:cs="Times New Roman"/>
-          <w:color w:val="1B1C1D"/>
-        </w:rPr>
-        <w:t xml:space="preserve"> (Bug Weight) is the weight for unreliability</w:t>
+      <w:r>
+        <w:rPr>
+          <w:rFonts w:ascii="Times New Roman" w:eastAsia="Google Sans Text" w:hAnsi="Times New Roman" w:cs="Times New Roman"/>
+          <w:color w:val="1B1C1D"/>
+        </w:rPr>
+        <w:t>wb (Bug Weight) is the weight for unreliability</w:t>
       </w:r>
     </w:p>
     <w:p>
@@ -2005,39 +1639,7 @@
           <w:rFonts w:ascii="Times New Roman" w:eastAsia="Google Sans Text" w:hAnsi="Times New Roman" w:cs="Times New Roman"/>
           <w:color w:val="1B1C1D"/>
         </w:rPr>
-        <w:t>These weights (</w:t>
-      </w:r>
-      <w:proofErr w:type="spellStart"/>
-      <w:r>
-        <w:rPr>
-          <w:rFonts w:ascii="Times New Roman" w:eastAsia="Google Sans Text" w:hAnsi="Times New Roman" w:cs="Times New Roman"/>
-          <w:color w:val="1B1C1D"/>
-        </w:rPr>
-        <w:t>wc</w:t>
-      </w:r>
-      <w:proofErr w:type="spellEnd"/>
-      <w:r>
-        <w:rPr>
-          <w:rFonts w:ascii="Times New Roman" w:eastAsia="Google Sans Text" w:hAnsi="Times New Roman" w:cs="Times New Roman"/>
-          <w:color w:val="1B1C1D"/>
-        </w:rPr>
-        <w:t xml:space="preserve"> and </w:t>
-      </w:r>
-      <w:proofErr w:type="spellStart"/>
-      <w:r>
-        <w:rPr>
-          <w:rFonts w:ascii="Times New Roman" w:eastAsia="Google Sans Text" w:hAnsi="Times New Roman" w:cs="Times New Roman"/>
-          <w:color w:val="1B1C1D"/>
-        </w:rPr>
-        <w:t>wb</w:t>
-      </w:r>
-      <w:proofErr w:type="spellEnd"/>
-      <w:r>
-        <w:rPr>
-          <w:rFonts w:ascii="Times New Roman" w:eastAsia="Google Sans Text" w:hAnsi="Times New Roman" w:cs="Times New Roman"/>
-          <w:color w:val="1B1C1D"/>
-        </w:rPr>
-        <w:t>) are how a company's strategy gets put into the model. They address the research gap for models that consider value and resources constraint.</w:t>
+        <w:t>These weights (wc and wb) are how a company's strategy gets put into the model. They address the research gap for models that consider value and resources constraint.</w:t>
       </w:r>
     </w:p>
     <w:p>
@@ -2220,37 +1822,12 @@
           <w:rFonts w:ascii="Times New Roman" w:hAnsi="Times New Roman" w:cs="Times New Roman"/>
         </w:rPr>
       </w:pPr>
-      <w:proofErr w:type="spellStart"/>
-      <w:r>
-        <w:rPr>
-          <w:rFonts w:ascii="Times New Roman" w:eastAsia="Google Sans Text" w:hAnsi="Times New Roman" w:cs="Times New Roman"/>
-          <w:color w:val="1B1C1D"/>
-        </w:rPr>
-        <w:t>wc</w:t>
-      </w:r>
-      <w:proofErr w:type="spellEnd"/>
-      <w:r>
-        <w:rPr>
-          <w:rFonts w:ascii="Times New Roman" w:eastAsia="Google Sans Text" w:hAnsi="Times New Roman" w:cs="Times New Roman"/>
-          <w:color w:val="1B1C1D"/>
-        </w:rPr>
-        <w:t xml:space="preserve"> = 1.0, </w:t>
-      </w:r>
-      <w:proofErr w:type="spellStart"/>
-      <w:r>
-        <w:rPr>
-          <w:rFonts w:ascii="Times New Roman" w:eastAsia="Google Sans Text" w:hAnsi="Times New Roman" w:cs="Times New Roman"/>
-          <w:color w:val="1B1C1D"/>
-        </w:rPr>
-        <w:t>wb</w:t>
-      </w:r>
-      <w:proofErr w:type="spellEnd"/>
-      <w:r>
-        <w:rPr>
-          <w:rFonts w:ascii="Times New Roman" w:eastAsia="Google Sans Text" w:hAnsi="Times New Roman" w:cs="Times New Roman"/>
-          <w:color w:val="1B1C1D"/>
-        </w:rPr>
-        <w:t xml:space="preserve"> = 1.0</w:t>
+      <w:r>
+        <w:rPr>
+          <w:rFonts w:ascii="Times New Roman" w:eastAsia="Google Sans Text" w:hAnsi="Times New Roman" w:cs="Times New Roman"/>
+          <w:color w:val="1B1C1D"/>
+        </w:rPr>
+        <w:t>wc = 1.0, wb = 1.0</w:t>
       </w:r>
     </w:p>
     <w:p>
@@ -2389,37 +1966,12 @@
           <w:rFonts w:ascii="Times New Roman" w:hAnsi="Times New Roman" w:cs="Times New Roman"/>
         </w:rPr>
       </w:pPr>
-      <w:proofErr w:type="spellStart"/>
-      <w:r>
-        <w:rPr>
-          <w:rFonts w:ascii="Times New Roman" w:eastAsia="Google Sans Text" w:hAnsi="Times New Roman" w:cs="Times New Roman"/>
-          <w:color w:val="1B1C1D"/>
-        </w:rPr>
-        <w:t>wc</w:t>
-      </w:r>
-      <w:proofErr w:type="spellEnd"/>
-      <w:r>
-        <w:rPr>
-          <w:rFonts w:ascii="Times New Roman" w:eastAsia="Google Sans Text" w:hAnsi="Times New Roman" w:cs="Times New Roman"/>
-          <w:color w:val="1B1C1D"/>
-        </w:rPr>
-        <w:t xml:space="preserve"> = 0.5, </w:t>
-      </w:r>
-      <w:proofErr w:type="spellStart"/>
-      <w:r>
-        <w:rPr>
-          <w:rFonts w:ascii="Times New Roman" w:eastAsia="Google Sans Text" w:hAnsi="Times New Roman" w:cs="Times New Roman"/>
-          <w:color w:val="1B1C1D"/>
-        </w:rPr>
-        <w:t>wb</w:t>
-      </w:r>
-      <w:proofErr w:type="spellEnd"/>
-      <w:r>
-        <w:rPr>
-          <w:rFonts w:ascii="Times New Roman" w:eastAsia="Google Sans Text" w:hAnsi="Times New Roman" w:cs="Times New Roman"/>
-          <w:color w:val="1B1C1D"/>
-        </w:rPr>
-        <w:t xml:space="preserve"> = 2.0</w:t>
+      <w:r>
+        <w:rPr>
+          <w:rFonts w:ascii="Times New Roman" w:eastAsia="Google Sans Text" w:hAnsi="Times New Roman" w:cs="Times New Roman"/>
+          <w:color w:val="1B1C1D"/>
+        </w:rPr>
+        <w:t>wc = 0.5, wb = 2.0</w:t>
       </w:r>
     </w:p>
     <w:p>
@@ -2732,23 +2284,7 @@
           <w:color w:val="1B1C1D"/>
         </w:rPr>
         <w:lastRenderedPageBreak/>
-        <w:t xml:space="preserve">This chapter provides the step-by-step guide for getting the three numbers in the formula. The entire process can be automated with a few Python scripts using the Lizard and </w:t>
-      </w:r>
-      <w:proofErr w:type="spellStart"/>
-      <w:r>
-        <w:rPr>
-          <w:rFonts w:ascii="Times New Roman" w:eastAsia="Google Sans Text" w:hAnsi="Times New Roman" w:cs="Times New Roman"/>
-          <w:color w:val="1B1C1D"/>
-        </w:rPr>
-        <w:t>PyDriller</w:t>
-      </w:r>
-      <w:proofErr w:type="spellEnd"/>
-      <w:r>
-        <w:rPr>
-          <w:rFonts w:ascii="Times New Roman" w:eastAsia="Google Sans Text" w:hAnsi="Times New Roman" w:cs="Times New Roman"/>
-          <w:color w:val="1B1C1D"/>
-        </w:rPr>
-        <w:t xml:space="preserve"> tools. (The python files are in the repository for this assignment).</w:t>
+        <w:t>This chapter provides the step-by-step guide for getting the three numbers in the formula. The entire process can be automated with a few Python scripts using the Lizard and PyDriller tools. (The python files are in the repository for this assignment).</w:t>
       </w:r>
     </w:p>
     <w:p>
@@ -2817,23 +2353,7 @@
           <w:rFonts w:ascii="Times New Roman" w:eastAsia="Google Sans Text" w:hAnsi="Times New Roman" w:cs="Times New Roman"/>
           <w:color w:val="1B1C1D"/>
         </w:rPr>
-        <w:t xml:space="preserve"> The formula needs an Effort to Fix score, which is a guess of how many hours it will take to fix something. Tools like SonarQube provide this, but it's often just a "rough estimate" made up by the tool's developers, not a scientific number. The specified tool, Lizard, does not provide this number at all. </w:t>
-      </w:r>
-      <w:proofErr w:type="gramStart"/>
-      <w:r>
-        <w:rPr>
-          <w:rFonts w:ascii="Times New Roman" w:eastAsia="Google Sans Text" w:hAnsi="Times New Roman" w:cs="Times New Roman"/>
-          <w:color w:val="1B1C1D"/>
-        </w:rPr>
-        <w:t>Lizard</w:t>
-      </w:r>
-      <w:proofErr w:type="gramEnd"/>
-      <w:r>
-        <w:rPr>
-          <w:rFonts w:ascii="Times New Roman" w:eastAsia="Google Sans Text" w:hAnsi="Times New Roman" w:cs="Times New Roman"/>
-          <w:color w:val="1B1C1D"/>
-        </w:rPr>
-        <w:t xml:space="preserve"> only gives complexity metrics like NLOC (lines of code) and CCN (Cyclomatic Complexity).</w:t>
+        <w:t xml:space="preserve"> The formula needs an Effort to Fix score, which is a guess of how many hours it will take to fix something. Tools like SonarQube provide this, but it's often just a "rough estimate" made up by the tool's developers, not a scientific number. The specified tool, Lizard, does not provide this number at all. Lizard only gives complexity metrics like NLOC (lines of code) and CCN (Cyclomatic Complexity).</w:t>
       </w:r>
     </w:p>
     <w:p>
@@ -2950,21 +2470,12 @@
           <w:color w:val="1B1C1D"/>
         </w:rPr>
       </w:pPr>
-      <w:proofErr w:type="spellStart"/>
-      <w:r>
-        <w:rPr>
-          <w:rFonts w:ascii="Times New Roman" w:eastAsia="Google Sans Text" w:hAnsi="Times New Roman" w:cs="Times New Roman"/>
-          <w:color w:val="1B1C1D"/>
-        </w:rPr>
-        <w:t>Effort_Proxy</w:t>
-      </w:r>
-      <w:proofErr w:type="spellEnd"/>
-      <w:r>
-        <w:rPr>
-          <w:rFonts w:ascii="Times New Roman" w:eastAsia="Google Sans Text" w:hAnsi="Times New Roman" w:cs="Times New Roman"/>
-          <w:color w:val="1B1C1D"/>
-        </w:rPr>
-        <w:t xml:space="preserve"> = (Sum of NLOC from all functions) + (k * Sum of CCN from all functions)</w:t>
+      <w:r>
+        <w:rPr>
+          <w:rFonts w:ascii="Times New Roman" w:eastAsia="Google Sans Text" w:hAnsi="Times New Roman" w:cs="Times New Roman"/>
+          <w:color w:val="1B1C1D"/>
+        </w:rPr>
+        <w:t>Effort_Proxy = (Sum of NLOC from all functions) + (k * Sum of CCN from all functions)</w:t>
       </w:r>
     </w:p>
     <w:p>
@@ -3232,55 +2743,7 @@
           <w:rFonts w:ascii="Times New Roman" w:eastAsia="Google Sans Text" w:hAnsi="Times New Roman" w:cs="Times New Roman"/>
           <w:color w:val="1B1C1D"/>
         </w:rPr>
-        <w:t>Finally, it applies the LEP formula (</w:t>
-      </w:r>
-      <w:proofErr w:type="spellStart"/>
-      <w:r>
-        <w:rPr>
-          <w:rFonts w:ascii="Times New Roman" w:eastAsia="Google Sans Text" w:hAnsi="Times New Roman" w:cs="Times New Roman"/>
-          <w:color w:val="1B1C1D"/>
-        </w:rPr>
-        <w:t>Effort_Proxy</w:t>
-      </w:r>
-      <w:proofErr w:type="spellEnd"/>
-      <w:r>
-        <w:rPr>
-          <w:rFonts w:ascii="Times New Roman" w:eastAsia="Google Sans Text" w:hAnsi="Times New Roman" w:cs="Times New Roman"/>
-          <w:color w:val="1B1C1D"/>
-        </w:rPr>
-        <w:t xml:space="preserve"> = </w:t>
-      </w:r>
-      <w:proofErr w:type="spellStart"/>
-      <w:r>
-        <w:rPr>
-          <w:rFonts w:ascii="Times New Roman" w:eastAsia="Google Sans Text" w:hAnsi="Times New Roman" w:cs="Times New Roman"/>
-          <w:color w:val="1B1C1D"/>
-        </w:rPr>
-        <w:t>Module_NLOC_Sum</w:t>
-      </w:r>
-      <w:proofErr w:type="spellEnd"/>
-      <w:r>
-        <w:rPr>
-          <w:rFonts w:ascii="Times New Roman" w:eastAsia="Google Sans Text" w:hAnsi="Times New Roman" w:cs="Times New Roman"/>
-          <w:color w:val="1B1C1D"/>
-        </w:rPr>
-        <w:t xml:space="preserve"> + (k * </w:t>
-      </w:r>
-      <w:proofErr w:type="spellStart"/>
-      <w:r>
-        <w:rPr>
-          <w:rFonts w:ascii="Times New Roman" w:eastAsia="Google Sans Text" w:hAnsi="Times New Roman" w:cs="Times New Roman"/>
-          <w:color w:val="1B1C1D"/>
-        </w:rPr>
-        <w:t>Module_CCN_Sum</w:t>
-      </w:r>
-      <w:proofErr w:type="spellEnd"/>
-      <w:r>
-        <w:rPr>
-          <w:rFonts w:ascii="Times New Roman" w:eastAsia="Google Sans Text" w:hAnsi="Times New Roman" w:cs="Times New Roman"/>
-          <w:color w:val="1B1C1D"/>
-        </w:rPr>
-        <w:t>)) to get the final Effort to Fix score for each module</w:t>
+        <w:t>Finally, it applies the LEP formula (Effort_Proxy = Module_NLOC_Sum + (k * Module_CCN_Sum)) to get the final Effort to Fix score for each module</w:t>
       </w:r>
     </w:p>
     <w:p>
@@ -3315,17 +2778,8 @@
           <w:rFonts w:ascii="Times New Roman" w:eastAsia="Google Sans" w:hAnsi="Times New Roman" w:cs="Times New Roman"/>
           <w:color w:val="1B1C1D"/>
         </w:rPr>
-        <w:t xml:space="preserve">3.2 Instrumentation 2: Measuring Recent Commits using </w:t>
-      </w:r>
-      <w:proofErr w:type="spellStart"/>
-      <w:r>
-        <w:rPr>
-          <w:rFonts w:ascii="Times New Roman" w:eastAsia="Google Sans" w:hAnsi="Times New Roman" w:cs="Times New Roman"/>
-          <w:color w:val="1B1C1D"/>
-        </w:rPr>
-        <w:t>PyDriller</w:t>
-      </w:r>
-      <w:proofErr w:type="spellEnd"/>
+        <w:t>3.2 Instrumentation 2: Measuring Recent Commits using PyDriller</w:t>
+      </w:r>
     </w:p>
     <w:p>
       <w:pPr>
@@ -3516,21 +2970,12 @@
           <w:color w:val="1B1C1D"/>
         </w:rPr>
       </w:pPr>
-      <w:proofErr w:type="gramStart"/>
-      <w:r>
-        <w:rPr>
-          <w:rFonts w:ascii="Times New Roman" w:eastAsia="Google Sans Text" w:hAnsi="Times New Roman" w:cs="Times New Roman"/>
-          <w:color w:val="1B1C1D"/>
-        </w:rPr>
-        <w:t>So</w:t>
-      </w:r>
-      <w:proofErr w:type="gramEnd"/>
-      <w:r>
-        <w:rPr>
-          <w:rFonts w:ascii="Times New Roman" w:eastAsia="Google Sans Text" w:hAnsi="Times New Roman" w:cs="Times New Roman"/>
-          <w:color w:val="1B1C1D"/>
-        </w:rPr>
-        <w:t xml:space="preserve"> the complicated part of SZZ (Step 2) can be completely skipped. This alternative, Heuristic-Based Fix-Mapping (HBFM), only identifies a commit that looks like a bug fix and counts the files in it. This gives a great practical measure of reliability strain at a fraction of the cost.</w:t>
+      <w:r>
+        <w:rPr>
+          <w:rFonts w:ascii="Times New Roman" w:eastAsia="Google Sans Text" w:hAnsi="Times New Roman" w:cs="Times New Roman"/>
+          <w:color w:val="1B1C1D"/>
+        </w:rPr>
+        <w:t>So the complicated part of SZZ (Step 2) can be completely skipped. This alternative, Heuristic-Based Fix-Mapping (HBFM), only identifies a commit that looks like a bug fix and counts the files in it. This gives a great practical measure of reliability strain at a fraction of the cost.</w:t>
       </w:r>
     </w:p>
     <w:p>
@@ -3603,23 +3048,7 @@
           <w:rFonts w:ascii="Times New Roman" w:eastAsia="Google Sans Text" w:hAnsi="Times New Roman" w:cs="Times New Roman"/>
           <w:color w:val="1B1C1D"/>
         </w:rPr>
-        <w:t xml:space="preserve">This chapter presents the results of applying the TDR-W framework to real-world data from several major open-source projects. The goal is to show how the framework's </w:t>
-      </w:r>
-      <w:proofErr w:type="gramStart"/>
-      <w:r>
-        <w:rPr>
-          <w:rFonts w:ascii="Times New Roman" w:eastAsia="Google Sans Text" w:hAnsi="Times New Roman" w:cs="Times New Roman"/>
-          <w:color w:val="1B1C1D"/>
-        </w:rPr>
-        <w:t>outputs create</w:t>
-      </w:r>
-      <w:proofErr w:type="gramEnd"/>
-      <w:r>
-        <w:rPr>
-          <w:rFonts w:ascii="Times New Roman" w:eastAsia="Google Sans Text" w:hAnsi="Times New Roman" w:cs="Times New Roman"/>
-          <w:color w:val="1B1C1D"/>
-        </w:rPr>
-        <w:t xml:space="preserve"> a risk-based priority list.</w:t>
+        <w:t>This chapter presents the results of applying the TDR-W framework to real-world data from several major open-source projects. The goal is to show how the framework's outputs create a risk-based priority list.</w:t>
       </w:r>
     </w:p>
     <w:p>
@@ -3692,119 +3121,7 @@
           <w:rFonts w:ascii="Times New Roman" w:eastAsia="Google Sans Text" w:hAnsi="Times New Roman" w:cs="Times New Roman"/>
           <w:color w:val="1B1C1D"/>
         </w:rPr>
-        <w:t xml:space="preserve">To test the TDR-W framework, data was gathered from a diverse set of seven well-known open-source repositories: </w:t>
-      </w:r>
-      <w:proofErr w:type="spellStart"/>
-      <w:r>
-        <w:rPr>
-          <w:rFonts w:ascii="Times New Roman" w:eastAsia="Google Sans Text" w:hAnsi="Times New Roman" w:cs="Times New Roman"/>
-          <w:color w:val="1B1C1D"/>
-        </w:rPr>
-        <w:t>apache</w:t>
-      </w:r>
-      <w:proofErr w:type="spellEnd"/>
-      <w:r>
-        <w:rPr>
-          <w:rFonts w:ascii="Times New Roman" w:eastAsia="Google Sans Text" w:hAnsi="Times New Roman" w:cs="Times New Roman"/>
-          <w:color w:val="1B1C1D"/>
-        </w:rPr>
-        <w:t xml:space="preserve">/commons-cli, </w:t>
-      </w:r>
-      <w:proofErr w:type="spellStart"/>
-      <w:r>
-        <w:rPr>
-          <w:rFonts w:ascii="Times New Roman" w:eastAsia="Google Sans Text" w:hAnsi="Times New Roman" w:cs="Times New Roman"/>
-          <w:color w:val="1B1C1D"/>
-        </w:rPr>
-        <w:t>apache</w:t>
-      </w:r>
-      <w:proofErr w:type="spellEnd"/>
-      <w:r>
-        <w:rPr>
-          <w:rFonts w:ascii="Times New Roman" w:eastAsia="Google Sans Text" w:hAnsi="Times New Roman" w:cs="Times New Roman"/>
-          <w:color w:val="1B1C1D"/>
-        </w:rPr>
-        <w:t xml:space="preserve">/commons-lang, </w:t>
-      </w:r>
-      <w:proofErr w:type="spellStart"/>
-      <w:r>
-        <w:rPr>
-          <w:rFonts w:ascii="Times New Roman" w:eastAsia="Google Sans Text" w:hAnsi="Times New Roman" w:cs="Times New Roman"/>
-          <w:color w:val="1B1C1D"/>
-        </w:rPr>
-        <w:t>psf</w:t>
-      </w:r>
-      <w:proofErr w:type="spellEnd"/>
-      <w:r>
-        <w:rPr>
-          <w:rFonts w:ascii="Times New Roman" w:eastAsia="Google Sans Text" w:hAnsi="Times New Roman" w:cs="Times New Roman"/>
-          <w:color w:val="1B1C1D"/>
-        </w:rPr>
-        <w:t xml:space="preserve">/requests, </w:t>
-      </w:r>
-      <w:proofErr w:type="spellStart"/>
-      <w:r>
-        <w:rPr>
-          <w:rFonts w:ascii="Times New Roman" w:eastAsia="Google Sans Text" w:hAnsi="Times New Roman" w:cs="Times New Roman"/>
-          <w:color w:val="1B1C1D"/>
-        </w:rPr>
-        <w:t>zxing</w:t>
-      </w:r>
-      <w:proofErr w:type="spellEnd"/>
-      <w:r>
-        <w:rPr>
-          <w:rFonts w:ascii="Times New Roman" w:eastAsia="Google Sans Text" w:hAnsi="Times New Roman" w:cs="Times New Roman"/>
-          <w:color w:val="1B1C1D"/>
-        </w:rPr>
-        <w:t>/</w:t>
-      </w:r>
-      <w:proofErr w:type="spellStart"/>
-      <w:r>
-        <w:rPr>
-          <w:rFonts w:ascii="Times New Roman" w:eastAsia="Google Sans Text" w:hAnsi="Times New Roman" w:cs="Times New Roman"/>
-          <w:color w:val="1B1C1D"/>
-        </w:rPr>
-        <w:t>zxing</w:t>
-      </w:r>
-      <w:proofErr w:type="spellEnd"/>
-      <w:r>
-        <w:rPr>
-          <w:rFonts w:ascii="Times New Roman" w:eastAsia="Google Sans Text" w:hAnsi="Times New Roman" w:cs="Times New Roman"/>
-          <w:color w:val="1B1C1D"/>
-        </w:rPr>
-        <w:t xml:space="preserve">, pallets/flask, </w:t>
-      </w:r>
-      <w:proofErr w:type="spellStart"/>
-      <w:r>
-        <w:rPr>
-          <w:rFonts w:ascii="Times New Roman" w:eastAsia="Google Sans Text" w:hAnsi="Times New Roman" w:cs="Times New Roman"/>
-          <w:color w:val="1B1C1D"/>
-        </w:rPr>
-        <w:t>facebook</w:t>
-      </w:r>
-      <w:proofErr w:type="spellEnd"/>
-      <w:r>
-        <w:rPr>
-          <w:rFonts w:ascii="Times New Roman" w:eastAsia="Google Sans Text" w:hAnsi="Times New Roman" w:cs="Times New Roman"/>
-          <w:color w:val="1B1C1D"/>
-        </w:rPr>
-        <w:t xml:space="preserve">/react, and </w:t>
-      </w:r>
-      <w:proofErr w:type="spellStart"/>
-      <w:r>
-        <w:rPr>
-          <w:rFonts w:ascii="Times New Roman" w:eastAsia="Google Sans Text" w:hAnsi="Times New Roman" w:cs="Times New Roman"/>
-          <w:color w:val="1B1C1D"/>
-        </w:rPr>
-        <w:t>chartjs</w:t>
-      </w:r>
-      <w:proofErr w:type="spellEnd"/>
-      <w:r>
-        <w:rPr>
-          <w:rFonts w:ascii="Times New Roman" w:eastAsia="Google Sans Text" w:hAnsi="Times New Roman" w:cs="Times New Roman"/>
-          <w:color w:val="1B1C1D"/>
-        </w:rPr>
-        <w:t>/Chart.js. This selection provides a wide range of project sizes, ages and complexities.</w:t>
+        <w:t>To test the TDR-W framework, data was gathered from a diverse set of seven well-known open-source repositories: apache/commons-cli, apache/commons-lang, psf/requests, zxing/zxing, pallets/flask, facebook/react, and chartjs/Chart.js. This selection provides a wide range of project sizes, ages and complexities.</w:t>
       </w:r>
     </w:p>
     <w:p>
@@ -3877,39 +3194,7 @@
           <w:rFonts w:ascii="Times New Roman" w:eastAsia="Google Sans Text" w:hAnsi="Times New Roman" w:cs="Times New Roman"/>
           <w:color w:val="1B1C1D"/>
         </w:rPr>
-        <w:t xml:space="preserve">Using the how-to scripts from Chapter 3, TDR-W data was generated for each repository. The analysis uses the formula from Section 2.2 with weights set to </w:t>
-      </w:r>
-      <w:proofErr w:type="spellStart"/>
-      <w:r>
-        <w:rPr>
-          <w:rFonts w:ascii="Times New Roman" w:eastAsia="Google Sans Text" w:hAnsi="Times New Roman" w:cs="Times New Roman"/>
-          <w:color w:val="1B1C1D"/>
-        </w:rPr>
-        <w:t>wc</w:t>
-      </w:r>
-      <w:proofErr w:type="spellEnd"/>
-      <w:r>
-        <w:rPr>
-          <w:rFonts w:ascii="Times New Roman" w:eastAsia="Google Sans Text" w:hAnsi="Times New Roman" w:cs="Times New Roman"/>
-          <w:color w:val="1B1C1D"/>
-        </w:rPr>
-        <w:t xml:space="preserve"> = 0.5 (for Commits) and </w:t>
-      </w:r>
-      <w:proofErr w:type="spellStart"/>
-      <w:r>
-        <w:rPr>
-          <w:rFonts w:ascii="Times New Roman" w:eastAsia="Google Sans Text" w:hAnsi="Times New Roman" w:cs="Times New Roman"/>
-          <w:color w:val="1B1C1D"/>
-        </w:rPr>
-        <w:t>wb</w:t>
-      </w:r>
-      <w:proofErr w:type="spellEnd"/>
-      <w:r>
-        <w:rPr>
-          <w:rFonts w:ascii="Times New Roman" w:eastAsia="Google Sans Text" w:hAnsi="Times New Roman" w:cs="Times New Roman"/>
-          <w:color w:val="1B1C1D"/>
-        </w:rPr>
-        <w:t xml:space="preserve"> = 1.0 (for Bugs). This formula states that a recorded bug is twice as impactful as general development friction.</w:t>
+        <w:t>Using the how-to scripts from Chapter 3, TDR-W data was generated for each repository. The analysis uses the formula from Section 2.2 with weights set to wc = 0.5 (for Commits) and wb = 1.0 (for Bugs). This formula states that a recorded bug is twice as impactful as general development friction.</w:t>
       </w:r>
     </w:p>
     <w:p>
@@ -4168,7 +3453,6 @@
                 <w:szCs w:val="18"/>
               </w:rPr>
             </w:pPr>
-            <w:proofErr w:type="spellStart"/>
             <w:r>
               <w:rPr>
                 <w:rFonts w:ascii="Times New Roman" w:eastAsia="Google Sans Text" w:hAnsi="Times New Roman" w:cs="Times New Roman"/>
@@ -4180,7 +3464,6 @@
               </w:rPr>
               <w:t>TDR_Score</w:t>
             </w:r>
-            <w:proofErr w:type="spellEnd"/>
           </w:p>
         </w:tc>
         <w:tc>
@@ -4471,19 +3754,8 @@
                 <w:sz w:val="18"/>
                 <w:szCs w:val="18"/>
               </w:rPr>
-              <w:t>packages\react-reconciler\</w:t>
+              <w:t>packages\react-reconciler\src</w:t>
             </w:r>
-            <w:proofErr w:type="spellStart"/>
-            <w:r>
-              <w:rPr>
-                <w:rFonts w:ascii="Times New Roman" w:eastAsia="Google Sans Text" w:hAnsi="Times New Roman" w:cs="Times New Roman"/>
-                <w:color w:val="1B1C1D"/>
-                <w:sz w:val="18"/>
-                <w:szCs w:val="18"/>
-              </w:rPr>
-              <w:t>src</w:t>
-            </w:r>
-            <w:proofErr w:type="spellEnd"/>
           </w:p>
         </w:tc>
         <w:tc>
@@ -4813,19 +4085,8 @@
                 <w:sz w:val="18"/>
                 <w:szCs w:val="18"/>
               </w:rPr>
-              <w:t>packages\react-server\</w:t>
+              <w:t>packages\react-server\src</w:t>
             </w:r>
-            <w:proofErr w:type="spellStart"/>
-            <w:r>
-              <w:rPr>
-                <w:rFonts w:ascii="Times New Roman" w:eastAsia="Google Sans Text" w:hAnsi="Times New Roman" w:cs="Times New Roman"/>
-                <w:color w:val="1B1C1D"/>
-                <w:sz w:val="18"/>
-                <w:szCs w:val="18"/>
-              </w:rPr>
-              <w:t>src</w:t>
-            </w:r>
-            <w:proofErr w:type="spellEnd"/>
           </w:p>
         </w:tc>
         <w:tc>
@@ -5148,7 +4409,6 @@
                 <w:szCs w:val="18"/>
               </w:rPr>
             </w:pPr>
-            <w:proofErr w:type="spellStart"/>
             <w:r>
               <w:rPr>
                 <w:rFonts w:ascii="Times New Roman" w:eastAsia="Google Sans Text" w:hAnsi="Times New Roman" w:cs="Times New Roman"/>
@@ -5156,37 +4416,7 @@
                 <w:sz w:val="18"/>
                 <w:szCs w:val="18"/>
               </w:rPr>
-              <w:t>src</w:t>
-            </w:r>
-            <w:proofErr w:type="spellEnd"/>
-            <w:r>
-              <w:rPr>
-                <w:rFonts w:ascii="Times New Roman" w:eastAsia="Google Sans Text" w:hAnsi="Times New Roman" w:cs="Times New Roman"/>
-                <w:color w:val="1B1C1D"/>
-                <w:sz w:val="18"/>
-                <w:szCs w:val="18"/>
-              </w:rPr>
-              <w:t>\main\java\org\</w:t>
-            </w:r>
-            <w:proofErr w:type="spellStart"/>
-            <w:r>
-              <w:rPr>
-                <w:rFonts w:ascii="Times New Roman" w:eastAsia="Google Sans Text" w:hAnsi="Times New Roman" w:cs="Times New Roman"/>
-                <w:color w:val="1B1C1D"/>
-                <w:sz w:val="18"/>
-                <w:szCs w:val="18"/>
-              </w:rPr>
-              <w:t>apache</w:t>
-            </w:r>
-            <w:proofErr w:type="spellEnd"/>
-            <w:r>
-              <w:rPr>
-                <w:rFonts w:ascii="Times New Roman" w:eastAsia="Google Sans Text" w:hAnsi="Times New Roman" w:cs="Times New Roman"/>
-                <w:color w:val="1B1C1D"/>
-                <w:sz w:val="18"/>
-                <w:szCs w:val="18"/>
-              </w:rPr>
-              <w:t>\commons\lang3</w:t>
+              <w:t>src\main\java\org\apache\commons\lang3</w:t>
             </w:r>
           </w:p>
         </w:tc>
@@ -5517,27 +4747,7 @@
                 <w:sz w:val="18"/>
                 <w:szCs w:val="18"/>
               </w:rPr>
-              <w:t>compiler\packages\babel-plugin-react-compiler\</w:t>
-            </w:r>
-            <w:proofErr w:type="spellStart"/>
-            <w:r>
-              <w:rPr>
-                <w:rFonts w:ascii="Times New Roman" w:eastAsia="Google Sans Text" w:hAnsi="Times New Roman" w:cs="Times New Roman"/>
-                <w:color w:val="1B1C1D"/>
-                <w:sz w:val="18"/>
-                <w:szCs w:val="18"/>
-              </w:rPr>
-              <w:t>src</w:t>
-            </w:r>
-            <w:proofErr w:type="spellEnd"/>
-            <w:r>
-              <w:rPr>
-                <w:rFonts w:ascii="Times New Roman" w:eastAsia="Google Sans Text" w:hAnsi="Times New Roman" w:cs="Times New Roman"/>
-                <w:color w:val="1B1C1D"/>
-                <w:sz w:val="18"/>
-                <w:szCs w:val="18"/>
-              </w:rPr>
-              <w:t>\HIR</w:t>
+              <w:t>compiler\packages\babel-plugin-react-compiler\src\HIR</w:t>
             </w:r>
           </w:p>
         </w:tc>
@@ -5868,19 +5078,8 @@
                 <w:sz w:val="18"/>
                 <w:szCs w:val="18"/>
               </w:rPr>
-              <w:t>packages\react-client\</w:t>
+              <w:t>packages\react-client\src</w:t>
             </w:r>
-            <w:proofErr w:type="spellStart"/>
-            <w:r>
-              <w:rPr>
-                <w:rFonts w:ascii="Times New Roman" w:eastAsia="Google Sans Text" w:hAnsi="Times New Roman" w:cs="Times New Roman"/>
-                <w:color w:val="1B1C1D"/>
-                <w:sz w:val="18"/>
-                <w:szCs w:val="18"/>
-              </w:rPr>
-              <w:t>src</w:t>
-            </w:r>
-            <w:proofErr w:type="spellEnd"/>
           </w:p>
         </w:tc>
         <w:tc>
@@ -6210,47 +5409,7 @@
                 <w:sz w:val="18"/>
                 <w:szCs w:val="18"/>
               </w:rPr>
-              <w:t>packages\react-</w:t>
-            </w:r>
-            <w:proofErr w:type="spellStart"/>
-            <w:r>
-              <w:rPr>
-                <w:rFonts w:ascii="Times New Roman" w:eastAsia="Google Sans Text" w:hAnsi="Times New Roman" w:cs="Times New Roman"/>
-                <w:color w:val="1B1C1D"/>
-                <w:sz w:val="18"/>
-                <w:szCs w:val="18"/>
-              </w:rPr>
-              <w:t>devtools</w:t>
-            </w:r>
-            <w:proofErr w:type="spellEnd"/>
-            <w:r>
-              <w:rPr>
-                <w:rFonts w:ascii="Times New Roman" w:eastAsia="Google Sans Text" w:hAnsi="Times New Roman" w:cs="Times New Roman"/>
-                <w:color w:val="1B1C1D"/>
-                <w:sz w:val="18"/>
-                <w:szCs w:val="18"/>
-              </w:rPr>
-              <w:t>-shared\</w:t>
-            </w:r>
-            <w:proofErr w:type="spellStart"/>
-            <w:r>
-              <w:rPr>
-                <w:rFonts w:ascii="Times New Roman" w:eastAsia="Google Sans Text" w:hAnsi="Times New Roman" w:cs="Times New Roman"/>
-                <w:color w:val="1B1C1D"/>
-                <w:sz w:val="18"/>
-                <w:szCs w:val="18"/>
-              </w:rPr>
-              <w:t>src</w:t>
-            </w:r>
-            <w:proofErr w:type="spellEnd"/>
-            <w:r>
-              <w:rPr>
-                <w:rFonts w:ascii="Times New Roman" w:eastAsia="Google Sans Text" w:hAnsi="Times New Roman" w:cs="Times New Roman"/>
-                <w:color w:val="1B1C1D"/>
-                <w:sz w:val="18"/>
-                <w:szCs w:val="18"/>
-              </w:rPr>
-              <w:t>\backend\fiber</w:t>
+              <w:t>packages\react-devtools-shared\src\backend\fiber</w:t>
             </w:r>
           </w:p>
         </w:tc>
@@ -6581,67 +5740,7 @@
                 <w:sz w:val="18"/>
                 <w:szCs w:val="18"/>
               </w:rPr>
-              <w:t>packages\react-</w:t>
-            </w:r>
-            <w:proofErr w:type="spellStart"/>
-            <w:r>
-              <w:rPr>
-                <w:rFonts w:ascii="Times New Roman" w:eastAsia="Google Sans Text" w:hAnsi="Times New Roman" w:cs="Times New Roman"/>
-                <w:color w:val="1B1C1D"/>
-                <w:sz w:val="18"/>
-                <w:szCs w:val="18"/>
-              </w:rPr>
-              <w:t>devtools</w:t>
-            </w:r>
-            <w:proofErr w:type="spellEnd"/>
-            <w:r>
-              <w:rPr>
-                <w:rFonts w:ascii="Times New Roman" w:eastAsia="Google Sans Text" w:hAnsi="Times New Roman" w:cs="Times New Roman"/>
-                <w:color w:val="1B1C1D"/>
-                <w:sz w:val="18"/>
-                <w:szCs w:val="18"/>
-              </w:rPr>
-              <w:t>-shared\</w:t>
-            </w:r>
-            <w:proofErr w:type="spellStart"/>
-            <w:r>
-              <w:rPr>
-                <w:rFonts w:ascii="Times New Roman" w:eastAsia="Google Sans Text" w:hAnsi="Times New Roman" w:cs="Times New Roman"/>
-                <w:color w:val="1B1C1D"/>
-                <w:sz w:val="18"/>
-                <w:szCs w:val="18"/>
-              </w:rPr>
-              <w:t>src</w:t>
-            </w:r>
-            <w:proofErr w:type="spellEnd"/>
-            <w:r>
-              <w:rPr>
-                <w:rFonts w:ascii="Times New Roman" w:eastAsia="Google Sans Text" w:hAnsi="Times New Roman" w:cs="Times New Roman"/>
-                <w:color w:val="1B1C1D"/>
-                <w:sz w:val="18"/>
-                <w:szCs w:val="18"/>
-              </w:rPr>
-              <w:t>\</w:t>
-            </w:r>
-            <w:proofErr w:type="spellStart"/>
-            <w:r>
-              <w:rPr>
-                <w:rFonts w:ascii="Times New Roman" w:eastAsia="Google Sans Text" w:hAnsi="Times New Roman" w:cs="Times New Roman"/>
-                <w:color w:val="1B1C1D"/>
-                <w:sz w:val="18"/>
-                <w:szCs w:val="18"/>
-              </w:rPr>
-              <w:t>devtools</w:t>
-            </w:r>
-            <w:proofErr w:type="spellEnd"/>
-            <w:r>
-              <w:rPr>
-                <w:rFonts w:ascii="Times New Roman" w:eastAsia="Google Sans Text" w:hAnsi="Times New Roman" w:cs="Times New Roman"/>
-                <w:color w:val="1B1C1D"/>
-                <w:sz w:val="18"/>
-                <w:szCs w:val="18"/>
-              </w:rPr>
-              <w:t>\views\Components</w:t>
+              <w:t>packages\react-devtools-shared\src\devtools\views\Components</w:t>
             </w:r>
           </w:p>
         </w:tc>
@@ -6972,47 +6071,7 @@
                 <w:sz w:val="18"/>
                 <w:szCs w:val="18"/>
               </w:rPr>
-              <w:t>packages\react-</w:t>
-            </w:r>
-            <w:proofErr w:type="spellStart"/>
-            <w:r>
-              <w:rPr>
-                <w:rFonts w:ascii="Times New Roman" w:eastAsia="Google Sans Text" w:hAnsi="Times New Roman" w:cs="Times New Roman"/>
-                <w:color w:val="1B1C1D"/>
-                <w:sz w:val="18"/>
-                <w:szCs w:val="18"/>
-              </w:rPr>
-              <w:t>dom</w:t>
-            </w:r>
-            <w:proofErr w:type="spellEnd"/>
-            <w:r>
-              <w:rPr>
-                <w:rFonts w:ascii="Times New Roman" w:eastAsia="Google Sans Text" w:hAnsi="Times New Roman" w:cs="Times New Roman"/>
-                <w:color w:val="1B1C1D"/>
-                <w:sz w:val="18"/>
-                <w:szCs w:val="18"/>
-              </w:rPr>
-              <w:t>-bindings\</w:t>
-            </w:r>
-            <w:proofErr w:type="spellStart"/>
-            <w:r>
-              <w:rPr>
-                <w:rFonts w:ascii="Times New Roman" w:eastAsia="Google Sans Text" w:hAnsi="Times New Roman" w:cs="Times New Roman"/>
-                <w:color w:val="1B1C1D"/>
-                <w:sz w:val="18"/>
-                <w:szCs w:val="18"/>
-              </w:rPr>
-              <w:t>src</w:t>
-            </w:r>
-            <w:proofErr w:type="spellEnd"/>
-            <w:r>
-              <w:rPr>
-                <w:rFonts w:ascii="Times New Roman" w:eastAsia="Google Sans Text" w:hAnsi="Times New Roman" w:cs="Times New Roman"/>
-                <w:color w:val="1B1C1D"/>
-                <w:sz w:val="18"/>
-                <w:szCs w:val="18"/>
-              </w:rPr>
-              <w:t>\client</w:t>
+              <w:t>packages\react-dom-bindings\src\client</w:t>
             </w:r>
           </w:p>
         </w:tc>
@@ -7289,7 +6348,6 @@
                 <w:szCs w:val="18"/>
               </w:rPr>
             </w:pPr>
-            <w:proofErr w:type="gramStart"/>
             <w:r>
               <w:rPr>
                 <w:rFonts w:ascii="Times New Roman" w:eastAsia="Google Sans Text" w:hAnsi="Times New Roman" w:cs="Times New Roman"/>
@@ -7297,17 +6355,7 @@
                 <w:sz w:val="18"/>
                 <w:szCs w:val="18"/>
               </w:rPr>
-              <w:t>commons</w:t>
-            </w:r>
-            <w:proofErr w:type="gramEnd"/>
-            <w:r>
-              <w:rPr>
-                <w:rFonts w:ascii="Times New Roman" w:eastAsia="Google Sans Text" w:hAnsi="Times New Roman" w:cs="Times New Roman"/>
-                <w:color w:val="1B1C1D"/>
-                <w:sz w:val="18"/>
-                <w:szCs w:val="18"/>
-              </w:rPr>
-              <w:t>-cli</w:t>
+              <w:t>commons-cli</w:t>
             </w:r>
           </w:p>
         </w:tc>
@@ -7347,7 +6395,6 @@
                 <w:szCs w:val="18"/>
               </w:rPr>
             </w:pPr>
-            <w:proofErr w:type="spellStart"/>
             <w:r>
               <w:rPr>
                 <w:rFonts w:ascii="Times New Roman" w:eastAsia="Google Sans Text" w:hAnsi="Times New Roman" w:cs="Times New Roman"/>
@@ -7355,37 +6402,7 @@
                 <w:sz w:val="18"/>
                 <w:szCs w:val="18"/>
               </w:rPr>
-              <w:t>src</w:t>
-            </w:r>
-            <w:proofErr w:type="spellEnd"/>
-            <w:r>
-              <w:rPr>
-                <w:rFonts w:ascii="Times New Roman" w:eastAsia="Google Sans Text" w:hAnsi="Times New Roman" w:cs="Times New Roman"/>
-                <w:color w:val="1B1C1D"/>
-                <w:sz w:val="18"/>
-                <w:szCs w:val="18"/>
-              </w:rPr>
-              <w:t>\main\java\org\</w:t>
-            </w:r>
-            <w:proofErr w:type="spellStart"/>
-            <w:r>
-              <w:rPr>
-                <w:rFonts w:ascii="Times New Roman" w:eastAsia="Google Sans Text" w:hAnsi="Times New Roman" w:cs="Times New Roman"/>
-                <w:color w:val="1B1C1D"/>
-                <w:sz w:val="18"/>
-                <w:szCs w:val="18"/>
-              </w:rPr>
-              <w:t>apache</w:t>
-            </w:r>
-            <w:proofErr w:type="spellEnd"/>
-            <w:r>
-              <w:rPr>
-                <w:rFonts w:ascii="Times New Roman" w:eastAsia="Google Sans Text" w:hAnsi="Times New Roman" w:cs="Times New Roman"/>
-                <w:color w:val="1B1C1D"/>
-                <w:sz w:val="18"/>
-                <w:szCs w:val="18"/>
-              </w:rPr>
-              <w:t>\commons\cli</w:t>
+              <w:t>src\main\java\org\apache\commons\cli</w:t>
             </w:r>
           </w:p>
         </w:tc>
@@ -7716,27 +6733,7 @@
                 <w:sz w:val="18"/>
                 <w:szCs w:val="18"/>
               </w:rPr>
-              <w:t>compiler\packages\babel-plugin-react-compiler\</w:t>
-            </w:r>
-            <w:proofErr w:type="spellStart"/>
-            <w:r>
-              <w:rPr>
-                <w:rFonts w:ascii="Times New Roman" w:eastAsia="Google Sans Text" w:hAnsi="Times New Roman" w:cs="Times New Roman"/>
-                <w:color w:val="1B1C1D"/>
-                <w:sz w:val="18"/>
-                <w:szCs w:val="18"/>
-              </w:rPr>
-              <w:t>src</w:t>
-            </w:r>
-            <w:proofErr w:type="spellEnd"/>
-            <w:r>
-              <w:rPr>
-                <w:rFonts w:ascii="Times New Roman" w:eastAsia="Google Sans Text" w:hAnsi="Times New Roman" w:cs="Times New Roman"/>
-                <w:color w:val="1B1C1D"/>
-                <w:sz w:val="18"/>
-                <w:szCs w:val="18"/>
-              </w:rPr>
-              <w:t>\Validation</w:t>
+              <w:t>compiler\packages\babel-plugin-react-compiler\src\Validation</w:t>
             </w:r>
           </w:p>
         </w:tc>
@@ -8093,23 +7090,7 @@
           <w:rFonts w:ascii="Times New Roman" w:eastAsia="Google Sans Text" w:hAnsi="Times New Roman" w:cs="Times New Roman"/>
           <w:color w:val="1B1C1D"/>
         </w:rPr>
-        <w:t xml:space="preserve">Finding 1: Why </w:t>
-      </w:r>
-      <w:proofErr w:type="gramStart"/>
-      <w:r>
-        <w:rPr>
-          <w:rFonts w:ascii="Times New Roman" w:eastAsia="Google Sans Text" w:hAnsi="Times New Roman" w:cs="Times New Roman"/>
-          <w:color w:val="1B1C1D"/>
-        </w:rPr>
-        <w:t>looking at Effort alone is</w:t>
-      </w:r>
-      <w:proofErr w:type="gramEnd"/>
-      <w:r>
-        <w:rPr>
-          <w:rFonts w:ascii="Times New Roman" w:eastAsia="Google Sans Text" w:hAnsi="Times New Roman" w:cs="Times New Roman"/>
-          <w:color w:val="1B1C1D"/>
-        </w:rPr>
-        <w:t xml:space="preserve"> wrong</w:t>
+        <w:t>Finding 1: Why looking at Effort alone is wrong</w:t>
       </w:r>
     </w:p>
     <w:p>
@@ -8157,71 +7138,7 @@
           <w:rFonts w:ascii="Times New Roman" w:eastAsia="Google Sans Text" w:hAnsi="Times New Roman" w:cs="Times New Roman"/>
           <w:color w:val="1B1C1D"/>
         </w:rPr>
-        <w:t>But the TDR analysis shows function (</w:t>
-      </w:r>
-      <w:proofErr w:type="spellStart"/>
-      <w:r>
-        <w:rPr>
-          <w:rFonts w:ascii="Times New Roman" w:eastAsia="Google Sans Text" w:hAnsi="Times New Roman" w:cs="Times New Roman"/>
-          <w:color w:val="1B1C1D"/>
-        </w:rPr>
-        <w:t>TDR_Score</w:t>
-      </w:r>
-      <w:proofErr w:type="spellEnd"/>
-      <w:r>
-        <w:rPr>
-          <w:rFonts w:ascii="Times New Roman" w:eastAsia="Google Sans Text" w:hAnsi="Times New Roman" w:cs="Times New Roman"/>
-          <w:color w:val="1B1C1D"/>
-        </w:rPr>
-        <w:t>: 45,780.5) is a big source of pain (</w:t>
-      </w:r>
-      <w:proofErr w:type="spellStart"/>
-      <w:r>
-        <w:rPr>
-          <w:rFonts w:ascii="Times New Roman" w:eastAsia="Google Sans Text" w:hAnsi="Times New Roman" w:cs="Times New Roman"/>
-          <w:color w:val="1B1C1D"/>
-        </w:rPr>
-        <w:t>Pain_Score</w:t>
-      </w:r>
-      <w:proofErr w:type="spellEnd"/>
-      <w:r>
-        <w:rPr>
-          <w:rFonts w:ascii="Times New Roman" w:eastAsia="Google Sans Text" w:hAnsi="Times New Roman" w:cs="Times New Roman"/>
-          <w:color w:val="1B1C1D"/>
-        </w:rPr>
-        <w:t>: 30.5 from 53 commits), while builder (</w:t>
-      </w:r>
-      <w:proofErr w:type="spellStart"/>
-      <w:r>
-        <w:rPr>
-          <w:rFonts w:ascii="Times New Roman" w:eastAsia="Google Sans Text" w:hAnsi="Times New Roman" w:cs="Times New Roman"/>
-          <w:color w:val="1B1C1D"/>
-        </w:rPr>
-        <w:t>TDR_Score</w:t>
-      </w:r>
-      <w:proofErr w:type="spellEnd"/>
-      <w:r>
-        <w:rPr>
-          <w:rFonts w:ascii="Times New Roman" w:eastAsia="Google Sans Text" w:hAnsi="Times New Roman" w:cs="Times New Roman"/>
-          <w:color w:val="1B1C1D"/>
-        </w:rPr>
-        <w:t>: 62,112.0) is very stable (</w:t>
-      </w:r>
-      <w:proofErr w:type="spellStart"/>
-      <w:r>
-        <w:rPr>
-          <w:rFonts w:ascii="Times New Roman" w:eastAsia="Google Sans Text" w:hAnsi="Times New Roman" w:cs="Times New Roman"/>
-          <w:color w:val="1B1C1D"/>
-        </w:rPr>
-        <w:t>Pain_Score</w:t>
-      </w:r>
-      <w:proofErr w:type="spellEnd"/>
-      <w:r>
-        <w:rPr>
-          <w:rFonts w:ascii="Times New Roman" w:eastAsia="Google Sans Text" w:hAnsi="Times New Roman" w:cs="Times New Roman"/>
-          <w:color w:val="1B1C1D"/>
-        </w:rPr>
-        <w:t>: 8.0). The TDR model correctly shows these are much closer in priority than their Effort scores would suggest.</w:t>
+        <w:t>But the TDR analysis shows function (TDR_Score: 45,780.5) is a big source of pain (Pain_Score: 30.5 from 53 commits), while builder (TDR_Score: 62,112.0) is very stable (Pain_Score: 8.0). The TDR model correctly shows these are much closer in priority than their Effort scores would suggest.</w:t>
       </w:r>
     </w:p>
     <w:p>
@@ -8306,39 +7223,7 @@
           <w:rFonts w:ascii="Times New Roman" w:eastAsia="Google Sans Text" w:hAnsi="Times New Roman" w:cs="Times New Roman"/>
           <w:color w:val="1B1C1D"/>
         </w:rPr>
-        <w:t xml:space="preserve"> This is the clear top priority, with a </w:t>
-      </w:r>
-      <w:proofErr w:type="spellStart"/>
-      <w:r>
-        <w:rPr>
-          <w:rFonts w:ascii="Times New Roman" w:eastAsia="Google Sans Text" w:hAnsi="Times New Roman" w:cs="Times New Roman"/>
-          <w:color w:val="1B1C1D"/>
-        </w:rPr>
-        <w:t>TDR_Score</w:t>
-      </w:r>
-      <w:proofErr w:type="spellEnd"/>
-      <w:r>
-        <w:rPr>
-          <w:rFonts w:ascii="Times New Roman" w:eastAsia="Google Sans Text" w:hAnsi="Times New Roman" w:cs="Times New Roman"/>
-          <w:color w:val="1B1C1D"/>
-        </w:rPr>
-        <w:t xml:space="preserve"> of over 6 million. It has both the highest Effort (59,354) and a very high </w:t>
-      </w:r>
-      <w:proofErr w:type="spellStart"/>
-      <w:r>
-        <w:rPr>
-          <w:rFonts w:ascii="Times New Roman" w:eastAsia="Google Sans Text" w:hAnsi="Times New Roman" w:cs="Times New Roman"/>
-          <w:color w:val="1B1C1D"/>
-        </w:rPr>
-        <w:t>Pain_Score</w:t>
-      </w:r>
-      <w:proofErr w:type="spellEnd"/>
-      <w:r>
-        <w:rPr>
-          <w:rFonts w:ascii="Times New Roman" w:eastAsia="Google Sans Text" w:hAnsi="Times New Roman" w:cs="Times New Roman"/>
-          <w:color w:val="1B1C1D"/>
-        </w:rPr>
-        <w:t xml:space="preserve"> (101.5).</w:t>
+        <w:t xml:space="preserve"> This is the clear top priority, with a TDR_Score of over 6 million. It has both the highest Effort (59,354) and a very high Pain_Score (101.5).</w:t>
       </w:r>
     </w:p>
     <w:p>
@@ -8375,23 +7260,7 @@
           <w:rFonts w:ascii="Times New Roman" w:eastAsia="Google Sans Text" w:hAnsi="Times New Roman" w:cs="Times New Roman"/>
           <w:color w:val="1B1C1D"/>
         </w:rPr>
-        <w:t xml:space="preserve"> This is a classic example of TDR-W's value. Its Effort score (22,639) is less than half that of Rank 1. However, its </w:t>
-      </w:r>
-      <w:proofErr w:type="spellStart"/>
-      <w:r>
-        <w:rPr>
-          <w:rFonts w:ascii="Times New Roman" w:eastAsia="Google Sans Text" w:hAnsi="Times New Roman" w:cs="Times New Roman"/>
-          <w:color w:val="1B1C1D"/>
-        </w:rPr>
-        <w:t>Pain_Score</w:t>
-      </w:r>
-      <w:proofErr w:type="spellEnd"/>
-      <w:r>
-        <w:rPr>
-          <w:rFonts w:ascii="Times New Roman" w:eastAsia="Google Sans Text" w:hAnsi="Times New Roman" w:cs="Times New Roman"/>
-          <w:color w:val="1B1C1D"/>
-        </w:rPr>
-        <w:t xml:space="preserve"> is a staggering 140.0, driven by 164 commits and </w:t>
+        <w:t xml:space="preserve"> This is a classic example of TDR-W's value. Its Effort score (22,639) is less than half that of Rank 1. However, its Pain_Score is a staggering 140.0, driven by 164 commits and </w:t>
       </w:r>
       <w:r>
         <w:rPr>
@@ -8735,7 +7604,6 @@
                 <w:szCs w:val="20"/>
               </w:rPr>
             </w:pPr>
-            <w:proofErr w:type="spellStart"/>
             <w:r>
               <w:rPr>
                 <w:rFonts w:ascii="Times New Roman" w:eastAsia="Google Sans Text" w:hAnsi="Times New Roman" w:cs="Times New Roman"/>
@@ -8747,7 +7615,6 @@
               </w:rPr>
               <w:t>TDR_Score</w:t>
             </w:r>
-            <w:proofErr w:type="spellEnd"/>
           </w:p>
         </w:tc>
       </w:tr>
@@ -8788,7 +7655,6 @@
                 <w:szCs w:val="20"/>
               </w:rPr>
             </w:pPr>
-            <w:proofErr w:type="spellStart"/>
             <w:r>
               <w:rPr>
                 <w:rFonts w:ascii="Times New Roman" w:eastAsia="Google Sans Text" w:hAnsi="Times New Roman" w:cs="Times New Roman"/>
@@ -8798,7 +7664,6 @@
               </w:rPr>
               <w:t>zxing</w:t>
             </w:r>
-            <w:proofErr w:type="spellEnd"/>
           </w:p>
         </w:tc>
         <w:tc>
@@ -8844,59 +7709,8 @@
                 <w:sz w:val="20"/>
                 <w:szCs w:val="20"/>
               </w:rPr>
-              <w:t>core\</w:t>
+              <w:t>core\src\main\java\com\google\zxing\oned</w:t>
             </w:r>
-            <w:proofErr w:type="spellStart"/>
-            <w:r>
-              <w:rPr>
-                <w:rFonts w:ascii="Times New Roman" w:eastAsia="Google Sans Text" w:hAnsi="Times New Roman" w:cs="Times New Roman"/>
-                <w:color w:val="1B1C1D"/>
-                <w:sz w:val="20"/>
-                <w:szCs w:val="20"/>
-              </w:rPr>
-              <w:t>src</w:t>
-            </w:r>
-            <w:proofErr w:type="spellEnd"/>
-            <w:r>
-              <w:rPr>
-                <w:rFonts w:ascii="Times New Roman" w:eastAsia="Google Sans Text" w:hAnsi="Times New Roman" w:cs="Times New Roman"/>
-                <w:color w:val="1B1C1D"/>
-                <w:sz w:val="20"/>
-                <w:szCs w:val="20"/>
-              </w:rPr>
-              <w:t>\main\java\com\google\</w:t>
-            </w:r>
-            <w:proofErr w:type="spellStart"/>
-            <w:r>
-              <w:rPr>
-                <w:rFonts w:ascii="Times New Roman" w:eastAsia="Google Sans Text" w:hAnsi="Times New Roman" w:cs="Times New Roman"/>
-                <w:color w:val="1B1C1D"/>
-                <w:sz w:val="20"/>
-                <w:szCs w:val="20"/>
-              </w:rPr>
-              <w:t>zxing</w:t>
-            </w:r>
-            <w:proofErr w:type="spellEnd"/>
-            <w:r>
-              <w:rPr>
-                <w:rFonts w:ascii="Times New Roman" w:eastAsia="Google Sans Text" w:hAnsi="Times New Roman" w:cs="Times New Roman"/>
-                <w:color w:val="1B1C1D"/>
-                <w:sz w:val="20"/>
-                <w:szCs w:val="20"/>
-              </w:rPr>
-              <w:t>\</w:t>
-            </w:r>
-            <w:proofErr w:type="spellStart"/>
-            <w:r>
-              <w:rPr>
-                <w:rFonts w:ascii="Times New Roman" w:eastAsia="Google Sans Text" w:hAnsi="Times New Roman" w:cs="Times New Roman"/>
-                <w:color w:val="1B1C1D"/>
-                <w:sz w:val="20"/>
-                <w:szCs w:val="20"/>
-              </w:rPr>
-              <w:t>oned</w:t>
-            </w:r>
-            <w:proofErr w:type="spellEnd"/>
           </w:p>
         </w:tc>
         <w:tc>
@@ -9125,7 +7939,6 @@
                 <w:szCs w:val="20"/>
               </w:rPr>
             </w:pPr>
-            <w:proofErr w:type="spellStart"/>
             <w:r>
               <w:rPr>
                 <w:rFonts w:ascii="Times New Roman" w:eastAsia="Google Sans Text" w:hAnsi="Times New Roman" w:cs="Times New Roman"/>
@@ -9133,29 +7946,8 @@
                 <w:sz w:val="20"/>
                 <w:szCs w:val="20"/>
               </w:rPr>
-              <w:t>src</w:t>
+              <w:t>src\plugins\plugin.filler</w:t>
             </w:r>
-            <w:proofErr w:type="spellEnd"/>
-            <w:r>
-              <w:rPr>
-                <w:rFonts w:ascii="Times New Roman" w:eastAsia="Google Sans Text" w:hAnsi="Times New Roman" w:cs="Times New Roman"/>
-                <w:color w:val="1B1C1D"/>
-                <w:sz w:val="20"/>
-                <w:szCs w:val="20"/>
-              </w:rPr>
-              <w:t>\plugins\</w:t>
-            </w:r>
-            <w:proofErr w:type="spellStart"/>
-            <w:r>
-              <w:rPr>
-                <w:rFonts w:ascii="Times New Roman" w:eastAsia="Google Sans Text" w:hAnsi="Times New Roman" w:cs="Times New Roman"/>
-                <w:color w:val="1B1C1D"/>
-                <w:sz w:val="20"/>
-                <w:szCs w:val="20"/>
-              </w:rPr>
-              <w:t>plugin.filler</w:t>
-            </w:r>
-            <w:proofErr w:type="spellEnd"/>
           </w:p>
         </w:tc>
         <w:tc>
@@ -9384,7 +8176,6 @@
                 <w:szCs w:val="20"/>
               </w:rPr>
             </w:pPr>
-            <w:proofErr w:type="spellStart"/>
             <w:r>
               <w:rPr>
                 <w:rFonts w:ascii="Times New Roman" w:eastAsia="Google Sans Text" w:hAnsi="Times New Roman" w:cs="Times New Roman"/>
@@ -9392,37 +8183,7 @@
                 <w:sz w:val="20"/>
                 <w:szCs w:val="20"/>
               </w:rPr>
-              <w:t>src</w:t>
-            </w:r>
-            <w:proofErr w:type="spellEnd"/>
-            <w:r>
-              <w:rPr>
-                <w:rFonts w:ascii="Times New Roman" w:eastAsia="Google Sans Text" w:hAnsi="Times New Roman" w:cs="Times New Roman"/>
-                <w:color w:val="1B1C1D"/>
-                <w:sz w:val="20"/>
-                <w:szCs w:val="20"/>
-              </w:rPr>
-              <w:t>\main\java\org\</w:t>
-            </w:r>
-            <w:proofErr w:type="spellStart"/>
-            <w:r>
-              <w:rPr>
-                <w:rFonts w:ascii="Times New Roman" w:eastAsia="Google Sans Text" w:hAnsi="Times New Roman" w:cs="Times New Roman"/>
-                <w:color w:val="1B1C1D"/>
-                <w:sz w:val="20"/>
-                <w:szCs w:val="20"/>
-              </w:rPr>
-              <w:t>apache</w:t>
-            </w:r>
-            <w:proofErr w:type="spellEnd"/>
-            <w:r>
-              <w:rPr>
-                <w:rFonts w:ascii="Times New Roman" w:eastAsia="Google Sans Text" w:hAnsi="Times New Roman" w:cs="Times New Roman"/>
-                <w:color w:val="1B1C1D"/>
-                <w:sz w:val="20"/>
-                <w:szCs w:val="20"/>
-              </w:rPr>
-              <w:t>\commons\lang3\exception</w:t>
+              <w:t>src\main\java\org\apache\commons\lang3\exception</w:t>
             </w:r>
           </w:p>
         </w:tc>
@@ -9590,39 +8351,7 @@
           <w:rFonts w:ascii="Times New Roman" w:eastAsia="Google Sans Text" w:hAnsi="Times New Roman" w:cs="Times New Roman"/>
           <w:color w:val="1B1C1D"/>
         </w:rPr>
-        <w:t xml:space="preserve">The </w:t>
-      </w:r>
-      <w:proofErr w:type="spellStart"/>
-      <w:r>
-        <w:rPr>
-          <w:rFonts w:ascii="Times New Roman" w:eastAsia="Google Sans Text" w:hAnsi="Times New Roman" w:cs="Times New Roman"/>
-          <w:color w:val="1B1C1D"/>
-        </w:rPr>
-        <w:t>zxing</w:t>
-      </w:r>
-      <w:proofErr w:type="spellEnd"/>
-      <w:r>
-        <w:rPr>
-          <w:rFonts w:ascii="Times New Roman" w:eastAsia="Google Sans Text" w:hAnsi="Times New Roman" w:cs="Times New Roman"/>
-          <w:color w:val="1B1C1D"/>
-        </w:rPr>
-        <w:t>/</w:t>
-      </w:r>
-      <w:proofErr w:type="spellStart"/>
-      <w:r>
-        <w:rPr>
-          <w:rFonts w:ascii="Times New Roman" w:eastAsia="Google Sans Text" w:hAnsi="Times New Roman" w:cs="Times New Roman"/>
-          <w:color w:val="1B1C1D"/>
-        </w:rPr>
-        <w:t>oned</w:t>
-      </w:r>
-      <w:proofErr w:type="spellEnd"/>
-      <w:r>
-        <w:rPr>
-          <w:rFonts w:ascii="Times New Roman" w:eastAsia="Google Sans Text" w:hAnsi="Times New Roman" w:cs="Times New Roman"/>
-          <w:color w:val="1B1C1D"/>
-        </w:rPr>
-        <w:t xml:space="preserve"> module is a perfect example. It has a huge Effort score (7,187), so old tools would flag it as a top priority.</w:t>
+        <w:t>The zxing/oned module is a perfect example. It has a huge Effort score (7,187), so old tools would flag it as a top priority.</w:t>
       </w:r>
     </w:p>
     <w:p>
@@ -9647,39 +8376,7 @@
           <w:color w:val="1B1C1D"/>
         </w:rPr>
         <w:lastRenderedPageBreak/>
-        <w:t xml:space="preserve">However, its </w:t>
-      </w:r>
-      <w:proofErr w:type="spellStart"/>
-      <w:r>
-        <w:rPr>
-          <w:rFonts w:ascii="Times New Roman" w:eastAsia="Google Sans Text" w:hAnsi="Times New Roman" w:cs="Times New Roman"/>
-          <w:color w:val="1B1C1D"/>
-        </w:rPr>
-        <w:t>Pain_Score</w:t>
-      </w:r>
-      <w:proofErr w:type="spellEnd"/>
-      <w:r>
-        <w:rPr>
-          <w:rFonts w:ascii="Times New Roman" w:eastAsia="Google Sans Text" w:hAnsi="Times New Roman" w:cs="Times New Roman"/>
-          <w:color w:val="1B1C1D"/>
-        </w:rPr>
-        <w:t xml:space="preserve"> is 0.5 (from a single commit and zero bugs). The TDR-W framework calculates its risk score as a tiny 3,593.5. This is the framework </w:t>
-      </w:r>
-      <w:proofErr w:type="gramStart"/>
-      <w:r>
-        <w:rPr>
-          <w:rFonts w:ascii="Times New Roman" w:eastAsia="Google Sans Text" w:hAnsi="Times New Roman" w:cs="Times New Roman"/>
-          <w:color w:val="1B1C1D"/>
-        </w:rPr>
-        <w:t>succeeding</w:t>
-      </w:r>
-      <w:proofErr w:type="gramEnd"/>
-      <w:r>
-        <w:rPr>
-          <w:rFonts w:ascii="Times New Roman" w:eastAsia="Google Sans Text" w:hAnsi="Times New Roman" w:cs="Times New Roman"/>
-          <w:color w:val="1B1C1D"/>
-        </w:rPr>
-        <w:t>. It has correctly identified this module as benign debt and gives the team a data-driven reason to ignore this debt, freeing up time to fix the actual hotspots.</w:t>
+        <w:t>However, its Pain_Score is 0.5 (from a single commit and zero bugs). The TDR-W framework calculates its risk score as a tiny 3,593.5. This is the framework succeeding. It has correctly identified this module as benign debt and gives the team a data-driven reason to ignore this debt, freeing up time to fix the actual hotspots.</w:t>
       </w:r>
     </w:p>
     <w:p>
@@ -9797,39 +8494,7 @@
           <w:rFonts w:ascii="Times New Roman" w:eastAsia="Google Sans Text" w:hAnsi="Times New Roman" w:cs="Times New Roman"/>
           <w:color w:val="1B1C1D"/>
         </w:rPr>
-        <w:t xml:space="preserve">Teams can plot the </w:t>
-      </w:r>
-      <w:proofErr w:type="spellStart"/>
-      <w:r>
-        <w:rPr>
-          <w:rFonts w:ascii="Times New Roman" w:eastAsia="Google Sans Text" w:hAnsi="Times New Roman" w:cs="Times New Roman"/>
-          <w:color w:val="1B1C1D"/>
-        </w:rPr>
-        <w:t>TDR_Score</w:t>
-      </w:r>
-      <w:proofErr w:type="spellEnd"/>
-      <w:r>
-        <w:rPr>
-          <w:rFonts w:ascii="Times New Roman" w:eastAsia="Google Sans Text" w:hAnsi="Times New Roman" w:cs="Times New Roman"/>
-          <w:color w:val="1B1C1D"/>
-        </w:rPr>
-        <w:t xml:space="preserve"> (Risk/Pain) on the Y-axis and the </w:t>
-      </w:r>
-      <w:proofErr w:type="spellStart"/>
-      <w:r>
-        <w:rPr>
-          <w:rFonts w:ascii="Times New Roman" w:eastAsia="Google Sans Text" w:hAnsi="Times New Roman" w:cs="Times New Roman"/>
-          <w:color w:val="1B1C1D"/>
-        </w:rPr>
-        <w:t>Business_Value</w:t>
-      </w:r>
-      <w:proofErr w:type="spellEnd"/>
-      <w:r>
-        <w:rPr>
-          <w:rFonts w:ascii="Times New Roman" w:eastAsia="Google Sans Text" w:hAnsi="Times New Roman" w:cs="Times New Roman"/>
-          <w:color w:val="1B1C1D"/>
-        </w:rPr>
-        <w:t xml:space="preserve"> (provided by a product owner) on the X-axis. This 2x2 grid allows developers and product owners to have an objective, data-informed conversation and finally solves the "debt vs features" problem identified by researchers. Any debt in the "High TDR, High Business Value" box becomes the team's top priority.</w:t>
+        <w:t>Teams can plot the TDR_Score (Risk/Pain) on the Y-axis and the Business_Value (provided by a product owner) on the X-axis. This 2x2 grid allows developers and product owners to have an objective, data-informed conversation and finally solves the "debt vs features" problem identified by researchers. Any debt in the "High TDR, High Business Value" box becomes the team's top priority.</w:t>
       </w:r>
     </w:p>
     <w:p>
@@ -9891,7 +8556,7 @@
           <w:rFonts w:ascii="Times New Roman" w:eastAsia="Google Sans Text" w:hAnsi="Times New Roman" w:cs="Times New Roman"/>
           <w:color w:val="1B1C1D"/>
         </w:rPr>
-        <w:t>This model is a framework based on good-enough guesses ("heuristics"), and it's important to be honest about its limits.</w:t>
+        <w:t>This model is a framework based on good-enough guesses (heuristics), and it's important to be honest about its limits.</w:t>
       </w:r>
     </w:p>
     <w:p>
@@ -10015,39 +8680,7 @@
           <w:rFonts w:ascii="Times New Roman" w:eastAsia="Google Sans Text" w:hAnsi="Times New Roman" w:cs="Times New Roman"/>
           <w:color w:val="1B1C1D"/>
         </w:rPr>
-        <w:t xml:space="preserve"> The weights (</w:t>
-      </w:r>
-      <w:proofErr w:type="spellStart"/>
-      <w:r>
-        <w:rPr>
-          <w:rFonts w:ascii="Times New Roman" w:eastAsia="Google Sans Text" w:hAnsi="Times New Roman" w:cs="Times New Roman"/>
-          <w:color w:val="1B1C1D"/>
-        </w:rPr>
-        <w:t>wc</w:t>
-      </w:r>
-      <w:proofErr w:type="spellEnd"/>
-      <w:r>
-        <w:rPr>
-          <w:rFonts w:ascii="Times New Roman" w:eastAsia="Google Sans Text" w:hAnsi="Times New Roman" w:cs="Times New Roman"/>
-          <w:color w:val="1B1C1D"/>
-        </w:rPr>
-        <w:t xml:space="preserve">, </w:t>
-      </w:r>
-      <w:proofErr w:type="spellStart"/>
-      <w:r>
-        <w:rPr>
-          <w:rFonts w:ascii="Times New Roman" w:eastAsia="Google Sans Text" w:hAnsi="Times New Roman" w:cs="Times New Roman"/>
-          <w:color w:val="1B1C1D"/>
-        </w:rPr>
-        <w:t>wb</w:t>
-      </w:r>
-      <w:proofErr w:type="spellEnd"/>
-      <w:r>
-        <w:rPr>
-          <w:rFonts w:ascii="Times New Roman" w:eastAsia="Google Sans Text" w:hAnsi="Times New Roman" w:cs="Times New Roman"/>
-          <w:color w:val="1B1C1D"/>
-        </w:rPr>
-        <w:t>) are powerful, but they are subjective. The framework doesn't specify what the "right" weights are. That's a strategic decision for the team.</w:t>
+        <w:t xml:space="preserve"> The weights (wc, wb) are powerful, but they are subjective. The framework doesn't specify what the "right" weights are. That's a strategic decision for the team.</w:t>
       </w:r>
     </w:p>
     <w:p>
@@ -10150,39 +8783,7 @@
           <w:color w:val="1B1C1D"/>
         </w:rPr>
         <w:lastRenderedPageBreak/>
-        <w:t xml:space="preserve">to the scores from our LEP formula. This would prove if the formula </w:t>
-      </w:r>
-      <w:proofErr w:type="gramStart"/>
-      <w:r>
-        <w:rPr>
-          <w:rFonts w:ascii="Times New Roman" w:eastAsia="Google Sans Text" w:hAnsi="Times New Roman" w:cs="Times New Roman"/>
-          <w:color w:val="1B1C1D"/>
-        </w:rPr>
-        <w:t>is</w:t>
-      </w:r>
-      <w:proofErr w:type="gramEnd"/>
-      <w:r>
-        <w:rPr>
-          <w:rFonts w:ascii="Times New Roman" w:eastAsia="Google Sans Text" w:hAnsi="Times New Roman" w:cs="Times New Roman"/>
-          <w:color w:val="1B1C1D"/>
-        </w:rPr>
-        <w:t xml:space="preserve"> accurate and </w:t>
-      </w:r>
-      <w:proofErr w:type="gramStart"/>
-      <w:r>
-        <w:rPr>
-          <w:rFonts w:ascii="Times New Roman" w:eastAsia="Google Sans Text" w:hAnsi="Times New Roman" w:cs="Times New Roman"/>
-          <w:color w:val="1B1C1D"/>
-        </w:rPr>
-        <w:t>help</w:t>
-      </w:r>
-      <w:proofErr w:type="gramEnd"/>
-      <w:r>
-        <w:rPr>
-          <w:rFonts w:ascii="Times New Roman" w:eastAsia="Google Sans Text" w:hAnsi="Times New Roman" w:cs="Times New Roman"/>
-          <w:color w:val="1B1C1D"/>
-        </w:rPr>
-        <w:t xml:space="preserve"> to tune the k-factor.</w:t>
+        <w:t>to the scores from our LEP formula. This would prove if the formula is accurate and help to tune the k-factor.</w:t>
       </w:r>
     </w:p>
     <w:p>
@@ -10218,23 +8819,7 @@
           <w:rFonts w:ascii="Times New Roman" w:eastAsia="Google Sans Text" w:hAnsi="Times New Roman" w:cs="Times New Roman"/>
           <w:color w:val="1B1C1D"/>
         </w:rPr>
-        <w:t xml:space="preserve"> The HBFM script (Section 3.3) is good, but it could be great. A better script would not just look for "Jira-like" keys. It would use the issue-tracker's API (ex: the Jira API) to confirm that the issue (ex: "AIRFLOW-123") is </w:t>
-      </w:r>
-      <w:proofErr w:type="gramStart"/>
-      <w:r>
-        <w:rPr>
-          <w:rFonts w:ascii="Times New Roman" w:eastAsia="Google Sans Text" w:hAnsi="Times New Roman" w:cs="Times New Roman"/>
-          <w:color w:val="1B1C1D"/>
-        </w:rPr>
-        <w:t>actually of</w:t>
-      </w:r>
-      <w:proofErr w:type="gramEnd"/>
-      <w:r>
-        <w:rPr>
-          <w:rFonts w:ascii="Times New Roman" w:eastAsia="Google Sans Text" w:hAnsi="Times New Roman" w:cs="Times New Roman"/>
-          <w:color w:val="1B1C1D"/>
-        </w:rPr>
-        <w:t xml:space="preserve"> type=Bug. This would eliminate almost all false positives. Same would be needed for GitHub issues. The current limitations for this method are:</w:t>
+        <w:t xml:space="preserve"> The HBFM script (Section 3.3) is good, but it could be great. A better script would not just look for "Jira-like" keys. It would use the issue-tracker's API (ex: the Jira API) to confirm that the issue (ex: "AIRFLOW-123") is actually of type=Bug. This would eliminate almost all false positives. Same would be needed for GitHub issues. The current limitations for this method are:</w:t>
       </w:r>
     </w:p>
     <w:p>
@@ -10313,21 +8898,7 @@
         <w:rPr>
           <w:rFonts w:ascii="Times New Roman" w:hAnsi="Times New Roman" w:cs="Times New Roman"/>
         </w:rPr>
-        <w:t xml:space="preserve">Just checking if Type=Bug could lead to false positives: an issue can be filed as a Bug but closed as "Won't Fix", "Works as Intended", or "Duplicate". </w:t>
-      </w:r>
-      <w:proofErr w:type="gramStart"/>
-      <w:r>
-        <w:rPr>
-          <w:rFonts w:ascii="Times New Roman" w:hAnsi="Times New Roman" w:cs="Times New Roman"/>
-        </w:rPr>
-        <w:t>So</w:t>
-      </w:r>
-      <w:proofErr w:type="gramEnd"/>
-      <w:r>
-        <w:rPr>
-          <w:rFonts w:ascii="Times New Roman" w:hAnsi="Times New Roman" w:cs="Times New Roman"/>
-        </w:rPr>
-        <w:t xml:space="preserve"> we'd need more complexity to solve this reliably.</w:t>
+        <w:t>Just checking if Type=Bug could lead to false positives: an issue can be filed as a Bug but closed as "Won't Fix", "Works as Intended", or "Duplicate". So we'd need more complexity to solve this reliably.</w:t>
       </w:r>
     </w:p>
     <w:p>
@@ -10363,23 +8934,7 @@
           <w:rFonts w:ascii="Times New Roman" w:eastAsia="Google Sans Text" w:hAnsi="Times New Roman" w:cs="Times New Roman"/>
           <w:color w:val="1B1C1D"/>
         </w:rPr>
-        <w:t xml:space="preserve"> The best way to prove this framework is valuable is to run the experiment described in the original research proposal. A company would assign two teams to the same project. Team A (Control) would keep prioritizing debt the way they always have. Team B (Experimental) would use the TDR-W framework. After 6-12 months, the teams would be compared. If Team B </w:t>
-      </w:r>
-      <w:proofErr w:type="gramStart"/>
-      <w:r>
-        <w:rPr>
-          <w:rFonts w:ascii="Times New Roman" w:eastAsia="Google Sans Text" w:hAnsi="Times New Roman" w:cs="Times New Roman"/>
-          <w:color w:val="1B1C1D"/>
-        </w:rPr>
-        <w:t>has</w:t>
-      </w:r>
-      <w:proofErr w:type="gramEnd"/>
-      <w:r>
-        <w:rPr>
-          <w:rFonts w:ascii="Times New Roman" w:eastAsia="Google Sans Text" w:hAnsi="Times New Roman" w:cs="Times New Roman"/>
-          <w:color w:val="1B1C1D"/>
-        </w:rPr>
-        <w:t xml:space="preserve"> a shorter lead time and fewer bugs, it would prove the TDR-W framework is a powerful, predictive, and practical tool. This test requires extensive resources and specific checks to avoid bias.</w:t>
+        <w:t xml:space="preserve"> The best way to prove this framework is valuable is to run the experiment described in the original research proposal. A company would assign two teams to the same project. Team A (Control) would keep prioritizing debt the way they always have. Team B (Experimental) would use the TDR-W framework. After 6-12 months, the teams would be compared. If Team B has a shorter lead time and fewer bugs, it would prove the TDR-W framework is a powerful, predictive, and practical tool. This test requires extensive resources and specific checks to avoid bias.</w:t>
       </w:r>
     </w:p>
     <w:p>
@@ -10441,39 +8996,7 @@
           <w:rFonts w:ascii="Times New Roman" w:eastAsia="Google Sans Text" w:hAnsi="Times New Roman" w:cs="Times New Roman"/>
           <w:color w:val="1B1C1D"/>
         </w:rPr>
-        <w:t xml:space="preserve">Alfayez, R., </w:t>
-      </w:r>
-      <w:proofErr w:type="spellStart"/>
-      <w:r>
-        <w:rPr>
-          <w:rFonts w:ascii="Times New Roman" w:eastAsia="Google Sans Text" w:hAnsi="Times New Roman" w:cs="Times New Roman"/>
-          <w:color w:val="1B1C1D"/>
-        </w:rPr>
-        <w:t>Alwehaibi</w:t>
-      </w:r>
-      <w:proofErr w:type="spellEnd"/>
-      <w:r>
-        <w:rPr>
-          <w:rFonts w:ascii="Times New Roman" w:eastAsia="Google Sans Text" w:hAnsi="Times New Roman" w:cs="Times New Roman"/>
-          <w:color w:val="1B1C1D"/>
-        </w:rPr>
-        <w:t>, W., Winn, R., Venson, E., &amp; Boehm, B. (2020). A Systematic Literature Review of Technical Debt Prioritization. In International Conference on Technical Debt (</w:t>
-      </w:r>
-      <w:proofErr w:type="spellStart"/>
-      <w:r>
-        <w:rPr>
-          <w:rFonts w:ascii="Times New Roman" w:eastAsia="Google Sans Text" w:hAnsi="Times New Roman" w:cs="Times New Roman"/>
-          <w:color w:val="1B1C1D"/>
-        </w:rPr>
-        <w:t>TechDebt</w:t>
-      </w:r>
-      <w:proofErr w:type="spellEnd"/>
-      <w:r>
-        <w:rPr>
-          <w:rFonts w:ascii="Times New Roman" w:eastAsia="Google Sans Text" w:hAnsi="Times New Roman" w:cs="Times New Roman"/>
-          <w:color w:val="1B1C1D"/>
-        </w:rPr>
-        <w:t xml:space="preserve"> '20) (pp. 1-10). ACM.</w:t>
+        <w:t>Alfayez, R., Alwehaibi, W., Winn, R., Venson, E., &amp; Boehm, B. (2020). A Systematic Literature Review of Technical Debt Prioritization. In International Conference on Technical Debt (TechDebt '20) (pp. 1-10). ACM.</w:t>
       </w:r>
     </w:p>
     <w:p>
@@ -10495,37 +9018,12 @@
           <w:rFonts w:ascii="Times New Roman" w:hAnsi="Times New Roman" w:cs="Times New Roman"/>
         </w:rPr>
       </w:pPr>
-      <w:proofErr w:type="spellStart"/>
-      <w:r>
-        <w:rPr>
-          <w:rFonts w:ascii="Times New Roman" w:eastAsia="Google Sans Text" w:hAnsi="Times New Roman" w:cs="Times New Roman"/>
-          <w:color w:val="1B1C1D"/>
-        </w:rPr>
-        <w:t>Besker</w:t>
-      </w:r>
-      <w:proofErr w:type="spellEnd"/>
-      <w:r>
-        <w:rPr>
-          <w:rFonts w:ascii="Times New Roman" w:eastAsia="Google Sans Text" w:hAnsi="Times New Roman" w:cs="Times New Roman"/>
-          <w:color w:val="1B1C1D"/>
-        </w:rPr>
-        <w:t xml:space="preserve">, T., Martini, A., &amp; Bosch, J. (2018). Technical debt </w:t>
-      </w:r>
-      <w:proofErr w:type="gramStart"/>
-      <w:r>
-        <w:rPr>
-          <w:rFonts w:ascii="Times New Roman" w:eastAsia="Google Sans Text" w:hAnsi="Times New Roman" w:cs="Times New Roman"/>
-          <w:color w:val="1B1C1D"/>
-        </w:rPr>
-        <w:t>cripples</w:t>
-      </w:r>
-      <w:proofErr w:type="gramEnd"/>
-      <w:r>
-        <w:rPr>
-          <w:rFonts w:ascii="Times New Roman" w:eastAsia="Google Sans Text" w:hAnsi="Times New Roman" w:cs="Times New Roman"/>
-          <w:color w:val="1B1C1D"/>
-        </w:rPr>
-        <w:t xml:space="preserve"> software developer productivity: A longitudinal study on developers’ daily software development work. In Proceedings of the 2018 International Conference on Technical Debt (pp. 105-114)</w:t>
+      <w:r>
+        <w:rPr>
+          <w:rFonts w:ascii="Times New Roman" w:eastAsia="Google Sans Text" w:hAnsi="Times New Roman" w:cs="Times New Roman"/>
+          <w:color w:val="1B1C1D"/>
+        </w:rPr>
+        <w:t>Besker, T., Martini, A., &amp; Bosch, J. (2018). Technical debt cripples software developer productivity: A longitudinal study on developers’ daily software development work. In Proceedings of the 2018 International Conference on Technical Debt (pp. 105-114)</w:t>
       </w:r>
     </w:p>
     <w:p>
@@ -10547,21 +9045,12 @@
           <w:rFonts w:ascii="Times New Roman" w:hAnsi="Times New Roman" w:cs="Times New Roman"/>
         </w:rPr>
       </w:pPr>
-      <w:proofErr w:type="spellStart"/>
-      <w:r>
-        <w:rPr>
-          <w:rFonts w:ascii="Times New Roman" w:eastAsia="Google Sans Text" w:hAnsi="Times New Roman" w:cs="Times New Roman"/>
-          <w:color w:val="1B1C1D"/>
-        </w:rPr>
-        <w:t>Besker</w:t>
-      </w:r>
-      <w:proofErr w:type="spellEnd"/>
-      <w:r>
-        <w:rPr>
-          <w:rFonts w:ascii="Times New Roman" w:eastAsia="Google Sans Text" w:hAnsi="Times New Roman" w:cs="Times New Roman"/>
-          <w:color w:val="1B1C1D"/>
-        </w:rPr>
-        <w:t>, T., Ghanbari, H., Martini, A., &amp; Bosch, J. (2020). The influence of Technical Debt on software developer morale. Journal of Systems and Software, 167, 110586.</w:t>
+      <w:r>
+        <w:rPr>
+          <w:rFonts w:ascii="Times New Roman" w:eastAsia="Google Sans Text" w:hAnsi="Times New Roman" w:cs="Times New Roman"/>
+          <w:color w:val="1B1C1D"/>
+        </w:rPr>
+        <w:t>Besker, T., Ghanbari, H., Martini, A., &amp; Bosch, J. (2020). The influence of Technical Debt on software developer morale. Journal of Systems and Software, 167, 110586.</w:t>
       </w:r>
     </w:p>
     <w:p>
@@ -10669,23 +9158,7 @@
           <w:rFonts w:ascii="Times New Roman" w:eastAsia="Google Sans Text" w:hAnsi="Times New Roman" w:cs="Times New Roman"/>
           <w:color w:val="1B1C1D"/>
         </w:rPr>
-        <w:t xml:space="preserve">Morgenthaler, J. D., Gridnev, M., </w:t>
-      </w:r>
-      <w:proofErr w:type="spellStart"/>
-      <w:r>
-        <w:rPr>
-          <w:rFonts w:ascii="Times New Roman" w:eastAsia="Google Sans Text" w:hAnsi="Times New Roman" w:cs="Times New Roman"/>
-          <w:color w:val="1B1C1D"/>
-        </w:rPr>
-        <w:t>Sauciuc</w:t>
-      </w:r>
-      <w:proofErr w:type="spellEnd"/>
-      <w:r>
-        <w:rPr>
-          <w:rFonts w:ascii="Times New Roman" w:eastAsia="Google Sans Text" w:hAnsi="Times New Roman" w:cs="Times New Roman"/>
-          <w:color w:val="1B1C1D"/>
-        </w:rPr>
-        <w:t xml:space="preserve">, R., &amp; Bhansali, S. (2012, June). Searching for build debt: Experiences managing technical debt at Google. In Proceedings of the 3rd International Workshop </w:t>
+        <w:t xml:space="preserve">Morgenthaler, J. D., Gridnev, M., Sauciuc, R., &amp; Bhansali, S. (2012, June). Searching for build debt: Experiences managing technical debt at Google. In Proceedings of the 3rd International Workshop </w:t>
       </w:r>
       <w:r>
         <w:rPr>
@@ -10720,39 +9193,7 @@
           <w:rFonts w:ascii="Times New Roman" w:eastAsia="Google Sans Text" w:hAnsi="Times New Roman" w:cs="Times New Roman"/>
           <w:color w:val="1B1C1D"/>
         </w:rPr>
-        <w:t xml:space="preserve">Paudel, B., Gonzalez-Huerta, J., Zabardast, E., &amp; </w:t>
-      </w:r>
-      <w:proofErr w:type="spellStart"/>
-      <w:r>
-        <w:rPr>
-          <w:rFonts w:ascii="Times New Roman" w:eastAsia="Google Sans Text" w:hAnsi="Times New Roman" w:cs="Times New Roman"/>
-          <w:color w:val="1B1C1D"/>
-        </w:rPr>
-        <w:t>Klotins</w:t>
-      </w:r>
-      <w:proofErr w:type="spellEnd"/>
-      <w:r>
-        <w:rPr>
-          <w:rFonts w:ascii="Times New Roman" w:eastAsia="Google Sans Text" w:hAnsi="Times New Roman" w:cs="Times New Roman"/>
-          <w:color w:val="1B1C1D"/>
-        </w:rPr>
-        <w:t xml:space="preserve">, E. (2024). Towards Measuring the Impact of Technical Debt on Lead Time: An Industrial Case Study. </w:t>
-      </w:r>
-      <w:proofErr w:type="spellStart"/>
-      <w:r>
-        <w:rPr>
-          <w:rFonts w:ascii="Times New Roman" w:eastAsia="Google Sans Text" w:hAnsi="Times New Roman" w:cs="Times New Roman"/>
-          <w:color w:val="1B1C1D"/>
-        </w:rPr>
-        <w:t>arXiv</w:t>
-      </w:r>
-      <w:proofErr w:type="spellEnd"/>
-      <w:r>
-        <w:rPr>
-          <w:rFonts w:ascii="Times New Roman" w:eastAsia="Google Sans Text" w:hAnsi="Times New Roman" w:cs="Times New Roman"/>
-          <w:color w:val="1B1C1D"/>
-        </w:rPr>
-        <w:t xml:space="preserve"> preprint arXiv:2406.01578.</w:t>
+        <w:t>Paudel, B., Gonzalez-Huerta, J., Zabardast, E., &amp; Klotins, E. (2024). Towards Measuring the Impact of Technical Debt on Lead Time: An Industrial Case Study. arXiv preprint arXiv:2406.01578.</w:t>
       </w:r>
     </w:p>
     <w:p>
